--- a/kit/UNDERCITY_FaultCards.docx
+++ b/kit/UNDERCITY_FaultCards.docx
@@ -4260,23 +4260,6 @@
           </w:p>
           <w:p>
             <w:pPr>
-              <w:shd w:fill="FFE8E8" w:color="auto" w:val="clear"/>
-              <w:spacing w:after="120"/>
-            </w:pPr>
-            <w:r>
-              <w:rPr>
-                <w:rFonts w:ascii="Arial" w:cs="Arial" w:eastAsia="Arial" w:hAnsi="Arial"/>
-                <w:b/>
-                <w:bCs/>
-                <w:color w:val="B00000"/>
-                <w:sz w:val="18"/>
-                <w:szCs w:val="18"/>
-              </w:rPr>
-              <w:t xml:space="preserve">  TIME LIMIT 08:00 FROM ISSUE  </w:t>
-            </w:r>
-          </w:p>
-          <w:p>
-            <w:pPr>
               <w:pBdr>
                 <w:top w:val="single" w:color="CCCCCC" w:sz="4"/>
               </w:pBdr>
@@ -4594,23 +4577,6 @@
           </w:p>
           <w:p>
             <w:pPr>
-              <w:shd w:fill="FFE8E8" w:color="auto" w:val="clear"/>
-              <w:spacing w:after="120"/>
-            </w:pPr>
-            <w:r>
-              <w:rPr>
-                <w:rFonts w:ascii="Arial" w:cs="Arial" w:eastAsia="Arial" w:hAnsi="Arial"/>
-                <w:b/>
-                <w:bCs/>
-                <w:color w:val="B00000"/>
-                <w:sz w:val="18"/>
-                <w:szCs w:val="18"/>
-              </w:rPr>
-              <w:t xml:space="preserve">  TIME LIMIT 06:00 FROM ISSUE  </w:t>
-            </w:r>
-          </w:p>
-          <w:p>
-            <w:pPr>
               <w:pBdr>
                 <w:top w:val="single" w:color="CCCCCC" w:sz="4"/>
               </w:pBdr>
@@ -5514,23 +5480,6 @@
                 <w:szCs w:val="18"/>
               </w:rPr>
               <w:t xml:space="preserve">Aftershock closes two galleries.</w:t>
-            </w:r>
-          </w:p>
-          <w:p>
-            <w:pPr>
-              <w:shd w:fill="FFE8E8" w:color="auto" w:val="clear"/>
-              <w:spacing w:after="120"/>
-            </w:pPr>
-            <w:r>
-              <w:rPr>
-                <w:rFonts w:ascii="Arial" w:cs="Arial" w:eastAsia="Arial" w:hAnsi="Arial"/>
-                <w:b/>
-                <w:bCs/>
-                <w:color w:val="B00000"/>
-                <w:sz w:val="18"/>
-                <w:szCs w:val="18"/>
-              </w:rPr>
-              <w:t xml:space="preserve">  TIME LIMIT 10:00 FROM ISSUE  </w:t>
             </w:r>
           </w:p>
           <w:p>

--- a/kit/UNDERCITY_FaultCards.docx
+++ b/kit/UNDERCITY_FaultCards.docx
@@ -1094,7 +1094,7 @@
           <w:p>
             <w:pPr>
               <w:pBdr>
-                <w:bottom w:val="single" w:color="E8B33A" w:sz="24"/>
+                <w:bottom w:val="single" w:color="3A8FE8" w:sz="24"/>
               </w:pBdr>
               <w:spacing w:after="0"/>
             </w:pPr>
@@ -1115,12 +1115,12 @@
                 <w:rFonts w:ascii="Arial" w:cs="Arial" w:eastAsia="Arial" w:hAnsi="Arial"/>
                 <w:b/>
                 <w:bCs/>
-                <w:color w:val="E8B33A"/>
+                <w:color w:val="3A8FE8"/>
                 <w:spacing w:val="40"/>
                 <w:sz w:val="20"/>
                 <w:szCs w:val="20"/>
               </w:rPr>
-              <w:t xml:space="preserve">POW  </w:t>
+              <w:t xml:space="preserve">WTR  </w:t>
             </w:r>
             <w:r>
               <w:rPr>
@@ -1130,7 +1130,7 @@
                 <w:sz w:val="14"/>
                 <w:szCs w:val="14"/>
               </w:rPr>
-              <w:t xml:space="preserve">POWER GRID</w:t>
+              <w:t xml:space="preserve">WATER &amp; FILTRATION</w:t>
             </w:r>
             <w:r>
               <w:rPr>
@@ -1172,7 +1172,7 @@
                 <w:sz w:val="24"/>
                 <w:szCs w:val="24"/>
               </w:rPr>
-              <w:t xml:space="preserve">Turbine bearing whine</w:t>
+              <w:t xml:space="preserve">Pump cavitation</w:t>
             </w:r>
             <w:r>
               <w:rPr>
@@ -1195,7 +1195,7 @@
                 <w:sz w:val="18"/>
                 <w:szCs w:val="18"/>
               </w:rPr>
-              <w:t xml:space="preserve">Turbine C runs hot.</w:t>
+              <w:t xml:space="preserve">Pump Station 2 cavitates.</w:t>
             </w:r>
           </w:p>
           <w:p>
@@ -1266,7 +1266,7 @@
           <w:p>
             <w:pPr>
               <w:pBdr>
-                <w:bottom w:val="single" w:color="3A8FE8" w:sz="24"/>
+                <w:bottom w:val="single" w:color="E85A5A" w:sz="24"/>
               </w:pBdr>
               <w:spacing w:after="0"/>
             </w:pPr>
@@ -1287,12 +1287,12 @@
                 <w:rFonts w:ascii="Arial" w:cs="Arial" w:eastAsia="Arial" w:hAnsi="Arial"/>
                 <w:b/>
                 <w:bCs/>
-                <w:color w:val="3A8FE8"/>
+                <w:color w:val="E85A5A"/>
                 <w:spacing w:val="40"/>
                 <w:sz w:val="20"/>
                 <w:szCs w:val="20"/>
               </w:rPr>
-              <w:t xml:space="preserve">WTR  </w:t>
+              <w:t xml:space="preserve">MED  </w:t>
             </w:r>
             <w:r>
               <w:rPr>
@@ -1302,7 +1302,7 @@
                 <w:sz w:val="14"/>
                 <w:szCs w:val="14"/>
               </w:rPr>
-              <w:t xml:space="preserve">WATER &amp; FILTRATION</w:t>
+              <w:t xml:space="preserve">MEDICAL BAY</w:t>
             </w:r>
             <w:r>
               <w:rPr>
@@ -1344,7 +1344,7 @@
                 <w:sz w:val="24"/>
                 <w:szCs w:val="24"/>
               </w:rPr>
-              <w:t xml:space="preserve">Pump cavitation</w:t>
+              <w:t xml:space="preserve">HVAC contamination alert</w:t>
             </w:r>
             <w:r>
               <w:rPr>
@@ -1367,7 +1367,7 @@
                 <w:sz w:val="18"/>
                 <w:szCs w:val="18"/>
               </w:rPr>
-              <w:t xml:space="preserve">Pump Station 2 cavitates.</w:t>
+              <w:t xml:space="preserve">Ward air sensors trip.</w:t>
             </w:r>
           </w:p>
           <w:p>
@@ -1411,7 +1411,7 @@
           <w:p>
             <w:pPr>
               <w:pBdr>
-                <w:bottom w:val="single" w:color="3A8FE8" w:sz="24"/>
+                <w:bottom w:val="single" w:color="7A7A7A" w:sz="24"/>
               </w:pBdr>
               <w:spacing w:after="0"/>
             </w:pPr>
@@ -1432,12 +1432,12 @@
                 <w:rFonts w:ascii="Arial" w:cs="Arial" w:eastAsia="Arial" w:hAnsi="Arial"/>
                 <w:b/>
                 <w:bCs/>
-                <w:color w:val="3A8FE8"/>
+                <w:color w:val="7A7A7A"/>
                 <w:spacing w:val="40"/>
                 <w:sz w:val="20"/>
                 <w:szCs w:val="20"/>
               </w:rPr>
-              <w:t xml:space="preserve">WTR  </w:t>
+              <w:t xml:space="preserve">TRN  </w:t>
             </w:r>
             <w:r>
               <w:rPr>
@@ -1447,7 +1447,7 @@
                 <w:sz w:val="14"/>
                 <w:szCs w:val="14"/>
               </w:rPr>
-              <w:t xml:space="preserve">WATER &amp; FILTRATION</w:t>
+              <w:t xml:space="preserve">TRANSPORT &amp; TUNNELS</w:t>
             </w:r>
             <w:r>
               <w:rPr>
@@ -1489,7 +1489,7 @@
                 <w:sz w:val="24"/>
                 <w:szCs w:val="24"/>
               </w:rPr>
-              <w:t xml:space="preserve">Filter membrane clog</w:t>
+              <w:t xml:space="preserve">Track sensor drift</w:t>
             </w:r>
             <w:r>
               <w:rPr>
@@ -1512,7 +1512,7 @@
                 <w:sz w:val="18"/>
                 <w:szCs w:val="18"/>
               </w:rPr>
-              <w:t xml:space="preserve">Backwash cycle needs the Station 4 flow rate to run safely.</w:t>
+              <w:t xml:space="preserve">Tunnel B occupancy sensors drift.</w:t>
             </w:r>
           </w:p>
           <w:p>
@@ -1561,7 +1561,7 @@
           <w:p>
             <w:pPr>
               <w:pBdr>
-                <w:bottom w:val="single" w:color="E85A5A" w:sz="24"/>
+                <w:bottom w:val="single" w:color="5AB86A" w:sz="24"/>
               </w:pBdr>
               <w:spacing w:after="0"/>
             </w:pPr>
@@ -1582,12 +1582,12 @@
                 <w:rFonts w:ascii="Arial" w:cs="Arial" w:eastAsia="Arial" w:hAnsi="Arial"/>
                 <w:b/>
                 <w:bCs/>
-                <w:color w:val="E85A5A"/>
+                <w:color w:val="5AB86A"/>
                 <w:spacing w:val="40"/>
                 <w:sz w:val="20"/>
                 <w:szCs w:val="20"/>
               </w:rPr>
-              <w:t xml:space="preserve">MED  </w:t>
+              <w:t xml:space="preserve">AGR  </w:t>
             </w:r>
             <w:r>
               <w:rPr>
@@ -1597,7 +1597,7 @@
                 <w:sz w:val="14"/>
                 <w:szCs w:val="14"/>
               </w:rPr>
-              <w:t xml:space="preserve">MEDICAL BAY</w:t>
+              <w:t xml:space="preserve">AGRICULTURE</w:t>
             </w:r>
             <w:r>
               <w:rPr>
@@ -1639,7 +1639,7 @@
                 <w:sz w:val="24"/>
                 <w:szCs w:val="24"/>
               </w:rPr>
-              <w:t xml:space="preserve">HVAC contamination alert</w:t>
+              <w:t xml:space="preserve">Nutrient pump airlock</w:t>
             </w:r>
             <w:r>
               <w:rPr>
@@ -1662,7 +1662,7 @@
                 <w:sz w:val="18"/>
                 <w:szCs w:val="18"/>
               </w:rPr>
-              <w:t xml:space="preserve">Ward air sensors trip.</w:t>
+              <w:t xml:space="preserve">Bay 2 dosing line airlocks.</w:t>
             </w:r>
           </w:p>
           <w:p>
@@ -1706,7 +1706,7 @@
           <w:p>
             <w:pPr>
               <w:pBdr>
-                <w:bottom w:val="single" w:color="7A7A7A" w:sz="24"/>
+                <w:bottom w:val="single" w:color="B07AD8" w:sz="24"/>
               </w:pBdr>
               <w:spacing w:after="0"/>
             </w:pPr>
@@ -1727,12 +1727,12 @@
                 <w:rFonts w:ascii="Arial" w:cs="Arial" w:eastAsia="Arial" w:hAnsi="Arial"/>
                 <w:b/>
                 <w:bCs/>
-                <w:color w:val="7A7A7A"/>
+                <w:color w:val="B07AD8"/>
                 <w:spacing w:val="40"/>
                 <w:sz w:val="20"/>
                 <w:szCs w:val="20"/>
               </w:rPr>
-              <w:t xml:space="preserve">TRN  </w:t>
+              <w:t xml:space="preserve">COM  </w:t>
             </w:r>
             <w:r>
               <w:rPr>
@@ -1742,7 +1742,7 @@
                 <w:sz w:val="14"/>
                 <w:szCs w:val="14"/>
               </w:rPr>
-              <w:t xml:space="preserve">TRANSPORT &amp; TUNNELS</w:t>
+              <w:t xml:space="preserve">COMMS &amp; SENSORS</w:t>
             </w:r>
             <w:r>
               <w:rPr>
@@ -1784,7 +1784,7 @@
                 <w:sz w:val="24"/>
                 <w:szCs w:val="24"/>
               </w:rPr>
-              <w:t xml:space="preserve">Track sensor drift</w:t>
+              <w:t xml:space="preserve">Antenna array desync</w:t>
             </w:r>
             <w:r>
               <w:rPr>
@@ -1807,7 +1807,7 @@
                 <w:sz w:val="18"/>
                 <w:szCs w:val="18"/>
               </w:rPr>
-              <w:t xml:space="preserve">Tunnel B occupancy sensors drift.</w:t>
+              <w:t xml:space="preserve">South mast drops sync.</w:t>
             </w:r>
           </w:p>
           <w:p>
@@ -1878,7 +1878,7 @@
           <w:p>
             <w:pPr>
               <w:pBdr>
-                <w:bottom w:val="single" w:color="5AB86A" w:sz="24"/>
+                <w:bottom w:val="single" w:color="E8B33A" w:sz="24"/>
               </w:pBdr>
               <w:spacing w:after="0"/>
             </w:pPr>
@@ -1899,12 +1899,12 @@
                 <w:rFonts w:ascii="Arial" w:cs="Arial" w:eastAsia="Arial" w:hAnsi="Arial"/>
                 <w:b/>
                 <w:bCs/>
-                <w:color w:val="5AB86A"/>
+                <w:color w:val="E8B33A"/>
                 <w:spacing w:val="40"/>
                 <w:sz w:val="20"/>
                 <w:szCs w:val="20"/>
               </w:rPr>
-              <w:t xml:space="preserve">AGR  </w:t>
+              <w:t xml:space="preserve">POW  </w:t>
             </w:r>
             <w:r>
               <w:rPr>
@@ -1914,7 +1914,7 @@
                 <w:sz w:val="14"/>
                 <w:szCs w:val="14"/>
               </w:rPr>
-              <w:t xml:space="preserve">AGRICULTURE</w:t>
+              <w:t xml:space="preserve">POWER GRID</w:t>
             </w:r>
             <w:r>
               <w:rPr>
@@ -1924,7 +1924,7 @@
                 <w:sz w:val="12"/>
                 <w:szCs w:val="12"/>
               </w:rPr>
-              <w:t xml:space="preserve">     SHIFT 1</w:t>
+              <w:t xml:space="preserve">     SHIFT 2</w:t>
             </w:r>
           </w:p>
           <w:p>
@@ -1940,7 +1940,7 @@
                 <w:sz w:val="56"/>
                 <w:szCs w:val="56"/>
               </w:rPr>
-              <w:t xml:space="preserve">F-107</w:t>
+              <w:t xml:space="preserve">F-201</w:t>
             </w:r>
           </w:p>
           <w:p>
@@ -1956,16 +1956,16 @@
                 <w:sz w:val="24"/>
                 <w:szCs w:val="24"/>
               </w:rPr>
-              <w:t xml:space="preserve">Nutrient pump airlock</w:t>
-            </w:r>
-            <w:r>
-              <w:rPr>
-                <w:rFonts w:ascii="Arial" w:cs="Arial" w:eastAsia="Arial" w:hAnsi="Arial"/>
-                <w:color w:val="6B6B6B"/>
-                <w:sz w:val="18"/>
-                <w:szCs w:val="18"/>
-              </w:rPr>
-              <w:t xml:space="preserve">   ▲</w:t>
+              <w:t xml:space="preserve">Coolant loop failure</w:t>
+            </w:r>
+            <w:r>
+              <w:rPr>
+                <w:rFonts w:ascii="Arial" w:cs="Arial" w:eastAsia="Arial" w:hAnsi="Arial"/>
+                <w:color w:val="6B6B6B"/>
+                <w:sz w:val="18"/>
+                <w:szCs w:val="18"/>
+              </w:rPr>
+              <w:t xml:space="preserve">   ▲▲</w:t>
             </w:r>
           </w:p>
           <w:p>
@@ -1979,7 +1979,7 @@
                 <w:sz w:val="18"/>
                 <w:szCs w:val="18"/>
               </w:rPr>
-              <w:t xml:space="preserve">Bay 2 dosing line airlocks.</w:t>
+              <w:t xml:space="preserve">Turbine coolant pressure collapsing.</w:t>
             </w:r>
           </w:p>
           <w:p>
@@ -2023,7 +2023,7 @@
           <w:p>
             <w:pPr>
               <w:pBdr>
-                <w:bottom w:val="single" w:color="B07AD8" w:sz="24"/>
+                <w:bottom w:val="single" w:color="E8B33A" w:sz="24"/>
               </w:pBdr>
               <w:spacing w:after="0"/>
             </w:pPr>
@@ -2044,12 +2044,12 @@
                 <w:rFonts w:ascii="Arial" w:cs="Arial" w:eastAsia="Arial" w:hAnsi="Arial"/>
                 <w:b/>
                 <w:bCs/>
-                <w:color w:val="B07AD8"/>
+                <w:color w:val="E8B33A"/>
                 <w:spacing w:val="40"/>
                 <w:sz w:val="20"/>
                 <w:szCs w:val="20"/>
               </w:rPr>
-              <w:t xml:space="preserve">COM  </w:t>
+              <w:t xml:space="preserve">POW  </w:t>
             </w:r>
             <w:r>
               <w:rPr>
@@ -2059,7 +2059,7 @@
                 <w:sz w:val="14"/>
                 <w:szCs w:val="14"/>
               </w:rPr>
-              <w:t xml:space="preserve">COMMS &amp; SENSORS</w:t>
+              <w:t xml:space="preserve">POWER GRID</w:t>
             </w:r>
             <w:r>
               <w:rPr>
@@ -2069,7 +2069,7 @@
                 <w:sz w:val="12"/>
                 <w:szCs w:val="12"/>
               </w:rPr>
-              <w:t xml:space="preserve">     SHIFT 1</w:t>
+              <w:t xml:space="preserve">     SHIFT 2</w:t>
             </w:r>
           </w:p>
           <w:p>
@@ -2085,7 +2085,7 @@
                 <w:sz w:val="56"/>
                 <w:szCs w:val="56"/>
               </w:rPr>
-              <w:t xml:space="preserve">F-108</w:t>
+              <w:t xml:space="preserve">F-202</w:t>
             </w:r>
           </w:p>
           <w:p>
@@ -2101,16 +2101,16 @@
                 <w:sz w:val="24"/>
                 <w:szCs w:val="24"/>
               </w:rPr>
-              <w:t xml:space="preserve">Antenna array desync</w:t>
-            </w:r>
-            <w:r>
-              <w:rPr>
-                <w:rFonts w:ascii="Arial" w:cs="Arial" w:eastAsia="Arial" w:hAnsi="Arial"/>
-                <w:color w:val="6B6B6B"/>
-                <w:sz w:val="18"/>
-                <w:szCs w:val="18"/>
-              </w:rPr>
-              <w:t xml:space="preserve">   ▲</w:t>
+              <w:t xml:space="preserve">Grid harmonic surge</w:t>
+            </w:r>
+            <w:r>
+              <w:rPr>
+                <w:rFonts w:ascii="Arial" w:cs="Arial" w:eastAsia="Arial" w:hAnsi="Arial"/>
+                <w:color w:val="6B6B6B"/>
+                <w:sz w:val="18"/>
+                <w:szCs w:val="18"/>
+              </w:rPr>
+              <w:t xml:space="preserve">   ▲▲</w:t>
             </w:r>
           </w:p>
           <w:p>
@@ -2124,7 +2124,7 @@
                 <w:sz w:val="18"/>
                 <w:szCs w:val="18"/>
               </w:rPr>
-              <w:t xml:space="preserve">South mast drops sync.</w:t>
+              <w:t xml:space="preserve">Backup pump switching floods the grid with harmonics.</w:t>
             </w:r>
           </w:p>
           <w:p>
@@ -2173,7 +2173,7 @@
           <w:p>
             <w:pPr>
               <w:pBdr>
-                <w:bottom w:val="single" w:color="E8B33A" w:sz="24"/>
+                <w:bottom w:val="single" w:color="3A8FE8" w:sz="24"/>
               </w:pBdr>
               <w:spacing w:after="0"/>
             </w:pPr>
@@ -2194,12 +2194,12 @@
                 <w:rFonts w:ascii="Arial" w:cs="Arial" w:eastAsia="Arial" w:hAnsi="Arial"/>
                 <w:b/>
                 <w:bCs/>
-                <w:color w:val="E8B33A"/>
+                <w:color w:val="3A8FE8"/>
                 <w:spacing w:val="40"/>
                 <w:sz w:val="20"/>
                 <w:szCs w:val="20"/>
               </w:rPr>
-              <w:t xml:space="preserve">POW  </w:t>
+              <w:t xml:space="preserve">WTR  </w:t>
             </w:r>
             <w:r>
               <w:rPr>
@@ -2209,7 +2209,7 @@
                 <w:sz w:val="14"/>
                 <w:szCs w:val="14"/>
               </w:rPr>
-              <w:t xml:space="preserve">POWER GRID</w:t>
+              <w:t xml:space="preserve">WATER &amp; FILTRATION</w:t>
             </w:r>
             <w:r>
               <w:rPr>
@@ -2235,7 +2235,7 @@
                 <w:sz w:val="56"/>
                 <w:szCs w:val="56"/>
               </w:rPr>
-              <w:t xml:space="preserve">F-201</w:t>
+              <w:t xml:space="preserve">F-203</w:t>
             </w:r>
           </w:p>
           <w:p>
@@ -2251,7 +2251,7 @@
                 <w:sz w:val="24"/>
                 <w:szCs w:val="24"/>
               </w:rPr>
-              <w:t xml:space="preserve">Coolant loop failure</w:t>
+              <w:t xml:space="preserve">Reclaim plant fault</w:t>
             </w:r>
             <w:r>
               <w:rPr>
@@ -2274,7 +2274,7 @@
                 <w:sz w:val="18"/>
                 <w:szCs w:val="18"/>
               </w:rPr>
-              <w:t xml:space="preserve">Turbine coolant pressure collapsing.</w:t>
+              <w:t xml:space="preserve">Grey-water reclaim breaches bio-limits.</w:t>
             </w:r>
           </w:p>
           <w:p>
@@ -2318,7 +2318,7 @@
           <w:p>
             <w:pPr>
               <w:pBdr>
-                <w:bottom w:val="single" w:color="E8B33A" w:sz="24"/>
+                <w:bottom w:val="single" w:color="3A8FE8" w:sz="24"/>
               </w:pBdr>
               <w:spacing w:after="0"/>
             </w:pPr>
@@ -2339,12 +2339,12 @@
                 <w:rFonts w:ascii="Arial" w:cs="Arial" w:eastAsia="Arial" w:hAnsi="Arial"/>
                 <w:b/>
                 <w:bCs/>
-                <w:color w:val="E8B33A"/>
+                <w:color w:val="3A8FE8"/>
                 <w:spacing w:val="40"/>
                 <w:sz w:val="20"/>
                 <w:szCs w:val="20"/>
               </w:rPr>
-              <w:t xml:space="preserve">POW  </w:t>
+              <w:t xml:space="preserve">WTR  </w:t>
             </w:r>
             <w:r>
               <w:rPr>
@@ -2354,7 +2354,7 @@
                 <w:sz w:val="14"/>
                 <w:szCs w:val="14"/>
               </w:rPr>
-              <w:t xml:space="preserve">POWER GRID</w:t>
+              <w:t xml:space="preserve">WATER &amp; FILTRATION</w:t>
             </w:r>
             <w:r>
               <w:rPr>
@@ -2380,7 +2380,7 @@
                 <w:sz w:val="56"/>
                 <w:szCs w:val="56"/>
               </w:rPr>
-              <w:t xml:space="preserve">F-202</w:t>
+              <w:t xml:space="preserve">F-204</w:t>
             </w:r>
           </w:p>
           <w:p>
@@ -2396,7 +2396,7 @@
                 <w:sz w:val="24"/>
                 <w:szCs w:val="24"/>
               </w:rPr>
-              <w:t xml:space="preserve">Grid harmonic surge</w:t>
+              <w:t xml:space="preserve">Sluice actuator jam</w:t>
             </w:r>
             <w:r>
               <w:rPr>
@@ -2419,7 +2419,7 @@
                 <w:sz w:val="18"/>
                 <w:szCs w:val="18"/>
               </w:rPr>
-              <w:t xml:space="preserve">Backup pump switching floods the grid with harmonics.</w:t>
+              <w:t xml:space="preserve">Sluice motor overloads its filter housing.</w:t>
             </w:r>
           </w:p>
           <w:p>
@@ -2490,7 +2490,7 @@
           <w:p>
             <w:pPr>
               <w:pBdr>
-                <w:bottom w:val="single" w:color="3A8FE8" w:sz="24"/>
+                <w:bottom w:val="single" w:color="E85A5A" w:sz="24"/>
               </w:pBdr>
               <w:spacing w:after="0"/>
             </w:pPr>
@@ -2511,12 +2511,12 @@
                 <w:rFonts w:ascii="Arial" w:cs="Arial" w:eastAsia="Arial" w:hAnsi="Arial"/>
                 <w:b/>
                 <w:bCs/>
-                <w:color w:val="3A8FE8"/>
+                <w:color w:val="E85A5A"/>
                 <w:spacing w:val="40"/>
                 <w:sz w:val="20"/>
                 <w:szCs w:val="20"/>
               </w:rPr>
-              <w:t xml:space="preserve">WTR  </w:t>
+              <w:t xml:space="preserve">MED  </w:t>
             </w:r>
             <w:r>
               <w:rPr>
@@ -2526,7 +2526,7 @@
                 <w:sz w:val="14"/>
                 <w:szCs w:val="14"/>
               </w:rPr>
-              <w:t xml:space="preserve">WATER &amp; FILTRATION</w:t>
+              <w:t xml:space="preserve">MEDICAL BAY</w:t>
             </w:r>
             <w:r>
               <w:rPr>
@@ -2552,7 +2552,7 @@
                 <w:sz w:val="56"/>
                 <w:szCs w:val="56"/>
               </w:rPr>
-              <w:t xml:space="preserve">F-203</w:t>
+              <w:t xml:space="preserve">F-205</w:t>
             </w:r>
           </w:p>
           <w:p>
@@ -2568,7 +2568,7 @@
                 <w:sz w:val="24"/>
                 <w:szCs w:val="24"/>
               </w:rPr>
-              <w:t xml:space="preserve">Reclaim plant fault</w:t>
+              <w:t xml:space="preserve">Cold-chain failure</w:t>
             </w:r>
             <w:r>
               <w:rPr>
@@ -2591,7 +2591,7 @@
                 <w:sz w:val="18"/>
                 <w:szCs w:val="18"/>
               </w:rPr>
-              <w:t xml:space="preserve">Grey-water reclaim breaches bio-limits.</w:t>
+              <w:t xml:space="preserve">Vaccine cold-store fails.</w:t>
             </w:r>
           </w:p>
           <w:p>
@@ -2635,7 +2635,7 @@
           <w:p>
             <w:pPr>
               <w:pBdr>
-                <w:bottom w:val="single" w:color="3A8FE8" w:sz="24"/>
+                <w:bottom w:val="single" w:color="E85A5A" w:sz="24"/>
               </w:pBdr>
               <w:spacing w:after="0"/>
             </w:pPr>
@@ -2656,12 +2656,12 @@
                 <w:rFonts w:ascii="Arial" w:cs="Arial" w:eastAsia="Arial" w:hAnsi="Arial"/>
                 <w:b/>
                 <w:bCs/>
-                <w:color w:val="3A8FE8"/>
+                <w:color w:val="E85A5A"/>
                 <w:spacing w:val="40"/>
                 <w:sz w:val="20"/>
                 <w:szCs w:val="20"/>
               </w:rPr>
-              <w:t xml:space="preserve">WTR  </w:t>
+              <w:t xml:space="preserve">MED  </w:t>
             </w:r>
             <w:r>
               <w:rPr>
@@ -2671,7 +2671,7 @@
                 <w:sz w:val="14"/>
                 <w:szCs w:val="14"/>
               </w:rPr>
-              <w:t xml:space="preserve">WATER &amp; FILTRATION</w:t>
+              <w:t xml:space="preserve">MEDICAL BAY</w:t>
             </w:r>
             <w:r>
               <w:rPr>
@@ -2697,7 +2697,7 @@
                 <w:sz w:val="56"/>
                 <w:szCs w:val="56"/>
               </w:rPr>
-              <w:t xml:space="preserve">F-204</w:t>
+              <w:t xml:space="preserve">F-206</w:t>
             </w:r>
           </w:p>
           <w:p>
@@ -2713,7 +2713,7 @@
                 <w:sz w:val="24"/>
                 <w:szCs w:val="24"/>
               </w:rPr>
-              <w:t xml:space="preserve">Sluice actuator jam</w:t>
+              <w:t xml:space="preserve">Oxygen scrubber overload</w:t>
             </w:r>
             <w:r>
               <w:rPr>
@@ -2736,7 +2736,7 @@
                 <w:sz w:val="18"/>
                 <w:szCs w:val="18"/>
               </w:rPr>
-              <w:t xml:space="preserve">Sluice motor overloads its filter housing.</w:t>
+              <w:t xml:space="preserve">Scrubbers brown out on rail feed.</w:t>
             </w:r>
           </w:p>
           <w:p>
@@ -2785,7 +2785,7 @@
           <w:p>
             <w:pPr>
               <w:pBdr>
-                <w:bottom w:val="single" w:color="E85A5A" w:sz="24"/>
+                <w:bottom w:val="single" w:color="7A7A7A" w:sz="24"/>
               </w:pBdr>
               <w:spacing w:after="0"/>
             </w:pPr>
@@ -2806,12 +2806,12 @@
                 <w:rFonts w:ascii="Arial" w:cs="Arial" w:eastAsia="Arial" w:hAnsi="Arial"/>
                 <w:b/>
                 <w:bCs/>
-                <w:color w:val="E85A5A"/>
+                <w:color w:val="7A7A7A"/>
                 <w:spacing w:val="40"/>
                 <w:sz w:val="20"/>
                 <w:szCs w:val="20"/>
               </w:rPr>
-              <w:t xml:space="preserve">MED  </w:t>
+              <w:t xml:space="preserve">TRN  </w:t>
             </w:r>
             <w:r>
               <w:rPr>
@@ -2821,7 +2821,7 @@
                 <w:sz w:val="14"/>
                 <w:szCs w:val="14"/>
               </w:rPr>
-              <w:t xml:space="preserve">MEDICAL BAY</w:t>
+              <w:t xml:space="preserve">TRANSPORT &amp; TUNNELS</w:t>
             </w:r>
             <w:r>
               <w:rPr>
@@ -2847,7 +2847,7 @@
                 <w:sz w:val="56"/>
                 <w:szCs w:val="56"/>
               </w:rPr>
-              <w:t xml:space="preserve">F-205</w:t>
+              <w:t xml:space="preserve">F-207</w:t>
             </w:r>
           </w:p>
           <w:p>
@@ -2863,7 +2863,7 @@
                 <w:sz w:val="24"/>
                 <w:szCs w:val="24"/>
               </w:rPr>
-              <w:t xml:space="preserve">Cold-chain failure</w:t>
+              <w:t xml:space="preserve">Tunnel B partial collapse</w:t>
             </w:r>
             <w:r>
               <w:rPr>
@@ -2886,7 +2886,7 @@
                 <w:sz w:val="18"/>
                 <w:szCs w:val="18"/>
               </w:rPr>
-              <w:t xml:space="preserve">Vaccine cold-store fails.</w:t>
+              <w:t xml:space="preserve">Roof fall in Tunnel B.</w:t>
             </w:r>
           </w:p>
           <w:p>
@@ -2930,7 +2930,7 @@
           <w:p>
             <w:pPr>
               <w:pBdr>
-                <w:bottom w:val="single" w:color="E85A5A" w:sz="24"/>
+                <w:bottom w:val="single" w:color="7A7A7A" w:sz="24"/>
               </w:pBdr>
               <w:spacing w:after="0"/>
             </w:pPr>
@@ -2951,12 +2951,12 @@
                 <w:rFonts w:ascii="Arial" w:cs="Arial" w:eastAsia="Arial" w:hAnsi="Arial"/>
                 <w:b/>
                 <w:bCs/>
-                <w:color w:val="E85A5A"/>
+                <w:color w:val="7A7A7A"/>
                 <w:spacing w:val="40"/>
                 <w:sz w:val="20"/>
                 <w:szCs w:val="20"/>
               </w:rPr>
-              <w:t xml:space="preserve">MED  </w:t>
+              <w:t xml:space="preserve">TRN  </w:t>
             </w:r>
             <w:r>
               <w:rPr>
@@ -2966,7 +2966,7 @@
                 <w:sz w:val="14"/>
                 <w:szCs w:val="14"/>
               </w:rPr>
-              <w:t xml:space="preserve">MEDICAL BAY</w:t>
+              <w:t xml:space="preserve">TRANSPORT &amp; TUNNELS</w:t>
             </w:r>
             <w:r>
               <w:rPr>
@@ -2992,7 +2992,7 @@
                 <w:sz w:val="56"/>
                 <w:szCs w:val="56"/>
               </w:rPr>
-              <w:t xml:space="preserve">F-206</w:t>
+              <w:t xml:space="preserve">F-208</w:t>
             </w:r>
           </w:p>
           <w:p>
@@ -3008,7 +3008,7 @@
                 <w:sz w:val="24"/>
                 <w:szCs w:val="24"/>
               </w:rPr>
-              <w:t xml:space="preserve">Oxygen scrubber overload</w:t>
+              <w:t xml:space="preserve">Rail power flicker</w:t>
             </w:r>
             <w:r>
               <w:rPr>
@@ -3031,7 +3031,7 @@
                 <w:sz w:val="18"/>
                 <w:szCs w:val="18"/>
               </w:rPr>
-              <w:t xml:space="preserve">Scrubbers brown out on rail feed.</w:t>
+              <w:t xml:space="preserve">Yard rail flickers on lamp-bank switching.</w:t>
             </w:r>
           </w:p>
           <w:p>
@@ -3102,7 +3102,7 @@
           <w:p>
             <w:pPr>
               <w:pBdr>
-                <w:bottom w:val="single" w:color="7A7A7A" w:sz="24"/>
+                <w:bottom w:val="single" w:color="5AB86A" w:sz="24"/>
               </w:pBdr>
               <w:spacing w:after="0"/>
             </w:pPr>
@@ -3123,12 +3123,12 @@
                 <w:rFonts w:ascii="Arial" w:cs="Arial" w:eastAsia="Arial" w:hAnsi="Arial"/>
                 <w:b/>
                 <w:bCs/>
-                <w:color w:val="7A7A7A"/>
+                <w:color w:val="5AB86A"/>
                 <w:spacing w:val="40"/>
                 <w:sz w:val="20"/>
                 <w:szCs w:val="20"/>
               </w:rPr>
-              <w:t xml:space="preserve">TRN  </w:t>
+              <w:t xml:space="preserve">AGR  </w:t>
             </w:r>
             <w:r>
               <w:rPr>
@@ -3138,7 +3138,7 @@
                 <w:sz w:val="14"/>
                 <w:szCs w:val="14"/>
               </w:rPr>
-              <w:t xml:space="preserve">TRANSPORT &amp; TUNNELS</w:t>
+              <w:t xml:space="preserve">AGRICULTURE</w:t>
             </w:r>
             <w:r>
               <w:rPr>
@@ -3164,7 +3164,7 @@
                 <w:sz w:val="56"/>
                 <w:szCs w:val="56"/>
               </w:rPr>
-              <w:t xml:space="preserve">F-207</w:t>
+              <w:t xml:space="preserve">F-209</w:t>
             </w:r>
           </w:p>
           <w:p>
@@ -3180,7 +3180,7 @@
                 <w:sz w:val="24"/>
                 <w:szCs w:val="24"/>
               </w:rPr>
-              <w:t xml:space="preserve">Tunnel B partial collapse</w:t>
+              <w:t xml:space="preserve">Grow-lamp bank failure</w:t>
             </w:r>
             <w:r>
               <w:rPr>
@@ -3203,7 +3203,7 @@
                 <w:sz w:val="18"/>
                 <w:szCs w:val="18"/>
               </w:rPr>
-              <w:t xml:space="preserve">Roof fall in Tunnel B.</w:t>
+              <w:t xml:space="preserve">North array dead.</w:t>
             </w:r>
           </w:p>
           <w:p>
@@ -3247,7 +3247,7 @@
           <w:p>
             <w:pPr>
               <w:pBdr>
-                <w:bottom w:val="single" w:color="7A7A7A" w:sz="24"/>
+                <w:bottom w:val="single" w:color="5AB86A" w:sz="24"/>
               </w:pBdr>
               <w:spacing w:after="0"/>
             </w:pPr>
@@ -3268,12 +3268,12 @@
                 <w:rFonts w:ascii="Arial" w:cs="Arial" w:eastAsia="Arial" w:hAnsi="Arial"/>
                 <w:b/>
                 <w:bCs/>
-                <w:color w:val="7A7A7A"/>
+                <w:color w:val="5AB86A"/>
                 <w:spacing w:val="40"/>
                 <w:sz w:val="20"/>
                 <w:szCs w:val="20"/>
               </w:rPr>
-              <w:t xml:space="preserve">TRN  </w:t>
+              <w:t xml:space="preserve">AGR  </w:t>
             </w:r>
             <w:r>
               <w:rPr>
@@ -3283,7 +3283,7 @@
                 <w:sz w:val="14"/>
                 <w:szCs w:val="14"/>
               </w:rPr>
-              <w:t xml:space="preserve">TRANSPORT &amp; TUNNELS</w:t>
+              <w:t xml:space="preserve">AGRICULTURE</w:t>
             </w:r>
             <w:r>
               <w:rPr>
@@ -3309,7 +3309,7 @@
                 <w:sz w:val="56"/>
                 <w:szCs w:val="56"/>
               </w:rPr>
-              <w:t xml:space="preserve">F-208</w:t>
+              <w:t xml:space="preserve">F-210</w:t>
             </w:r>
           </w:p>
           <w:p>
@@ -3325,7 +3325,7 @@
                 <w:sz w:val="24"/>
                 <w:szCs w:val="24"/>
               </w:rPr>
-              <w:t xml:space="preserve">Rail power flicker</w:t>
+              <w:t xml:space="preserve">Irrigation main breach</w:t>
             </w:r>
             <w:r>
               <w:rPr>
@@ -3348,7 +3348,7 @@
                 <w:sz w:val="18"/>
                 <w:szCs w:val="18"/>
               </w:rPr>
-              <w:t xml:space="preserve">Yard rail flickers on lamp-bank switching.</w:t>
+              <w:t xml:space="preserve">Bay 3 irrigation main ruptures.</w:t>
             </w:r>
           </w:p>
           <w:p>
@@ -3397,7 +3397,7 @@
           <w:p>
             <w:pPr>
               <w:pBdr>
-                <w:bottom w:val="single" w:color="5AB86A" w:sz="24"/>
+                <w:bottom w:val="single" w:color="B07AD8" w:sz="24"/>
               </w:pBdr>
               <w:spacing w:after="0"/>
             </w:pPr>
@@ -3418,12 +3418,12 @@
                 <w:rFonts w:ascii="Arial" w:cs="Arial" w:eastAsia="Arial" w:hAnsi="Arial"/>
                 <w:b/>
                 <w:bCs/>
-                <w:color w:val="5AB86A"/>
+                <w:color w:val="B07AD8"/>
                 <w:spacing w:val="40"/>
                 <w:sz w:val="20"/>
                 <w:szCs w:val="20"/>
               </w:rPr>
-              <w:t xml:space="preserve">AGR  </w:t>
+              <w:t xml:space="preserve">COM  </w:t>
             </w:r>
             <w:r>
               <w:rPr>
@@ -3433,7 +3433,7 @@
                 <w:sz w:val="14"/>
                 <w:szCs w:val="14"/>
               </w:rPr>
-              <w:t xml:space="preserve">AGRICULTURE</w:t>
+              <w:t xml:space="preserve">COMMS &amp; SENSORS</w:t>
             </w:r>
             <w:r>
               <w:rPr>
@@ -3459,7 +3459,7 @@
                 <w:sz w:val="56"/>
                 <w:szCs w:val="56"/>
               </w:rPr>
-              <w:t xml:space="preserve">F-209</w:t>
+              <w:t xml:space="preserve">F-211</w:t>
             </w:r>
           </w:p>
           <w:p>
@@ -3475,7 +3475,7 @@
                 <w:sz w:val="24"/>
                 <w:szCs w:val="24"/>
               </w:rPr>
-              <w:t xml:space="preserve">Grow-lamp bank failure</w:t>
+              <w:t xml:space="preserve">Uplink power sag</w:t>
             </w:r>
             <w:r>
               <w:rPr>
@@ -3498,7 +3498,7 @@
                 <w:sz w:val="18"/>
                 <w:szCs w:val="18"/>
               </w:rPr>
-              <w:t xml:space="preserve">North array dead.</w:t>
+              <w:t xml:space="preserve">Uplink browns out at dusk load.</w:t>
             </w:r>
           </w:p>
           <w:p>
@@ -3542,7 +3542,7 @@
           <w:p>
             <w:pPr>
               <w:pBdr>
-                <w:bottom w:val="single" w:color="5AB86A" w:sz="24"/>
+                <w:bottom w:val="single" w:color="B07AD8" w:sz="24"/>
               </w:pBdr>
               <w:spacing w:after="0"/>
             </w:pPr>
@@ -3563,12 +3563,12 @@
                 <w:rFonts w:ascii="Arial" w:cs="Arial" w:eastAsia="Arial" w:hAnsi="Arial"/>
                 <w:b/>
                 <w:bCs/>
-                <w:color w:val="5AB86A"/>
+                <w:color w:val="B07AD8"/>
                 <w:spacing w:val="40"/>
                 <w:sz w:val="20"/>
                 <w:szCs w:val="20"/>
               </w:rPr>
-              <w:t xml:space="preserve">AGR  </w:t>
+              <w:t xml:space="preserve">COM  </w:t>
             </w:r>
             <w:r>
               <w:rPr>
@@ -3578,7 +3578,7 @@
                 <w:sz w:val="14"/>
                 <w:szCs w:val="14"/>
               </w:rPr>
-              <w:t xml:space="preserve">AGRICULTURE</w:t>
+              <w:t xml:space="preserve">COMMS &amp; SENSORS</w:t>
             </w:r>
             <w:r>
               <w:rPr>
@@ -3604,7 +3604,7 @@
                 <w:sz w:val="56"/>
                 <w:szCs w:val="56"/>
               </w:rPr>
-              <w:t xml:space="preserve">F-210</w:t>
+              <w:t xml:space="preserve">F-212</w:t>
             </w:r>
           </w:p>
           <w:p>
@@ -3620,7 +3620,7 @@
                 <w:sz w:val="24"/>
                 <w:szCs w:val="24"/>
               </w:rPr>
-              <w:t xml:space="preserve">Sensor ghost: irrigation breach</w:t>
+              <w:t xml:space="preserve">Relay node blackout</w:t>
             </w:r>
             <w:r>
               <w:rPr>
@@ -3643,7 +3643,7 @@
                 <w:sz w:val="18"/>
                 <w:szCs w:val="18"/>
               </w:rPr>
-              <w:t xml:space="preserve">Dashboards show a Bay 3 flood. Fields report dry floors.</w:t>
+              <w:t xml:space="preserve">Deep relay dies.</w:t>
             </w:r>
           </w:p>
           <w:p>
@@ -3714,7 +3714,7 @@
           <w:p>
             <w:pPr>
               <w:pBdr>
-                <w:bottom w:val="single" w:color="B07AD8" w:sz="24"/>
+                <w:bottom w:val="single" w:color="E8B33A" w:sz="24"/>
               </w:pBdr>
               <w:spacing w:after="0"/>
             </w:pPr>
@@ -3735,12 +3735,12 @@
                 <w:rFonts w:ascii="Arial" w:cs="Arial" w:eastAsia="Arial" w:hAnsi="Arial"/>
                 <w:b/>
                 <w:bCs/>
-                <w:color w:val="B07AD8"/>
+                <w:color w:val="E8B33A"/>
                 <w:spacing w:val="40"/>
                 <w:sz w:val="20"/>
                 <w:szCs w:val="20"/>
               </w:rPr>
-              <w:t xml:space="preserve">COM  </w:t>
+              <w:t xml:space="preserve">POW  </w:t>
             </w:r>
             <w:r>
               <w:rPr>
@@ -3750,7 +3750,7 @@
                 <w:sz w:val="14"/>
                 <w:szCs w:val="14"/>
               </w:rPr>
-              <w:t xml:space="preserve">COMMS &amp; SENSORS</w:t>
+              <w:t xml:space="preserve">POWER GRID</w:t>
             </w:r>
             <w:r>
               <w:rPr>
@@ -3760,7 +3760,7 @@
                 <w:sz w:val="12"/>
                 <w:szCs w:val="12"/>
               </w:rPr>
-              <w:t xml:space="preserve">     SHIFT 2</w:t>
+              <w:t xml:space="preserve">     SHIFT 3</w:t>
             </w:r>
           </w:p>
           <w:p>
@@ -3776,7 +3776,7 @@
                 <w:sz w:val="56"/>
                 <w:szCs w:val="56"/>
               </w:rPr>
-              <w:t xml:space="preserve">F-211</w:t>
+              <w:t xml:space="preserve">F-301</w:t>
             </w:r>
           </w:p>
           <w:p>
@@ -3792,16 +3792,16 @@
                 <w:sz w:val="24"/>
                 <w:szCs w:val="24"/>
               </w:rPr>
-              <w:t xml:space="preserve">Uplink power sag</w:t>
-            </w:r>
-            <w:r>
-              <w:rPr>
-                <w:rFonts w:ascii="Arial" w:cs="Arial" w:eastAsia="Arial" w:hAnsi="Arial"/>
-                <w:color w:val="6B6B6B"/>
-                <w:sz w:val="18"/>
-                <w:szCs w:val="18"/>
-              </w:rPr>
-              <w:t xml:space="preserve">   ▲▲</w:t>
+              <w:t xml:space="preserve">Core coupling misalignment</w:t>
+            </w:r>
+            <w:r>
+              <w:rPr>
+                <w:rFonts w:ascii="Arial" w:cs="Arial" w:eastAsia="Arial" w:hAnsi="Arial"/>
+                <w:color w:val="B00000"/>
+                <w:sz w:val="18"/>
+                <w:szCs w:val="18"/>
+              </w:rPr>
+              <w:t xml:space="preserve">   ▲▲▲</w:t>
             </w:r>
           </w:p>
           <w:p>
@@ -3815,7 +3815,7 @@
                 <w:sz w:val="18"/>
                 <w:szCs w:val="18"/>
               </w:rPr>
-              <w:t xml:space="preserve">Uplink browns out at dusk load.</w:t>
+              <w:t xml:space="preserve">Core mount shears.</w:t>
             </w:r>
           </w:p>
           <w:p>
@@ -3859,7 +3859,7 @@
           <w:p>
             <w:pPr>
               <w:pBdr>
-                <w:bottom w:val="single" w:color="B07AD8" w:sz="24"/>
+                <w:bottom w:val="single" w:color="3A8FE8" w:sz="24"/>
               </w:pBdr>
               <w:spacing w:after="0"/>
             </w:pPr>
@@ -3880,12 +3880,12 @@
                 <w:rFonts w:ascii="Arial" w:cs="Arial" w:eastAsia="Arial" w:hAnsi="Arial"/>
                 <w:b/>
                 <w:bCs/>
-                <w:color w:val="B07AD8"/>
+                <w:color w:val="3A8FE8"/>
                 <w:spacing w:val="40"/>
                 <w:sz w:val="20"/>
                 <w:szCs w:val="20"/>
               </w:rPr>
-              <w:t xml:space="preserve">COM  </w:t>
+              <w:t xml:space="preserve">WTR  </w:t>
             </w:r>
             <w:r>
               <w:rPr>
@@ -3895,7 +3895,7 @@
                 <w:sz w:val="14"/>
                 <w:szCs w:val="14"/>
               </w:rPr>
-              <w:t xml:space="preserve">COMMS &amp; SENSORS</w:t>
+              <w:t xml:space="preserve">WATER &amp; FILTRATION</w:t>
             </w:r>
             <w:r>
               <w:rPr>
@@ -3905,7 +3905,7 @@
                 <w:sz w:val="12"/>
                 <w:szCs w:val="12"/>
               </w:rPr>
-              <w:t xml:space="preserve">     SHIFT 2</w:t>
+              <w:t xml:space="preserve">     SHIFT 3</w:t>
             </w:r>
           </w:p>
           <w:p>
@@ -3921,7 +3921,7 @@
                 <w:sz w:val="56"/>
                 <w:szCs w:val="56"/>
               </w:rPr>
-              <w:t xml:space="preserve">F-212</w:t>
+              <w:t xml:space="preserve">F-302</w:t>
             </w:r>
           </w:p>
           <w:p>
@@ -3937,16 +3937,16 @@
                 <w:sz w:val="24"/>
                 <w:szCs w:val="24"/>
               </w:rPr>
-              <w:t xml:space="preserve">Relay node blackout</w:t>
-            </w:r>
-            <w:r>
-              <w:rPr>
-                <w:rFonts w:ascii="Arial" w:cs="Arial" w:eastAsia="Arial" w:hAnsi="Arial"/>
-                <w:color w:val="6B6B6B"/>
-                <w:sz w:val="18"/>
-                <w:szCs w:val="18"/>
-              </w:rPr>
-              <w:t xml:space="preserve">   ▲▲</w:t>
+              <w:t xml:space="preserve">Reservoir breach imminent</w:t>
+            </w:r>
+            <w:r>
+              <w:rPr>
+                <w:rFonts w:ascii="Arial" w:cs="Arial" w:eastAsia="Arial" w:hAnsi="Arial"/>
+                <w:color w:val="B00000"/>
+                <w:sz w:val="18"/>
+                <w:szCs w:val="18"/>
+              </w:rPr>
+              <w:t xml:space="preserve">   ▲▲▲</w:t>
             </w:r>
           </w:p>
           <w:p>
@@ -3960,7 +3960,7 @@
                 <w:sz w:val="18"/>
                 <w:szCs w:val="18"/>
               </w:rPr>
-              <w:t xml:space="preserve">Deep relay dies.</w:t>
+              <w:t xml:space="preserve">Lower reservoir wall cracking.</w:t>
             </w:r>
           </w:p>
           <w:p>
@@ -4009,7 +4009,7 @@
           <w:p>
             <w:pPr>
               <w:pBdr>
-                <w:bottom w:val="single" w:color="E8B33A" w:sz="24"/>
+                <w:bottom w:val="single" w:color="E85A5A" w:sz="24"/>
               </w:pBdr>
               <w:spacing w:after="0"/>
             </w:pPr>
@@ -4030,12 +4030,12 @@
                 <w:rFonts w:ascii="Arial" w:cs="Arial" w:eastAsia="Arial" w:hAnsi="Arial"/>
                 <w:b/>
                 <w:bCs/>
-                <w:color w:val="E8B33A"/>
+                <w:color w:val="E85A5A"/>
                 <w:spacing w:val="40"/>
                 <w:sz w:val="20"/>
                 <w:szCs w:val="20"/>
               </w:rPr>
-              <w:t xml:space="preserve">POW  </w:t>
+              <w:t xml:space="preserve">MED  </w:t>
             </w:r>
             <w:r>
               <w:rPr>
@@ -4045,7 +4045,7 @@
                 <w:sz w:val="14"/>
                 <w:szCs w:val="14"/>
               </w:rPr>
-              <w:t xml:space="preserve">POWER GRID</w:t>
+              <w:t xml:space="preserve">MEDICAL BAY</w:t>
             </w:r>
             <w:r>
               <w:rPr>
@@ -4071,7 +4071,7 @@
                 <w:sz w:val="56"/>
                 <w:szCs w:val="56"/>
               </w:rPr>
-              <w:t xml:space="preserve">F-301</w:t>
+              <w:t xml:space="preserve">F-303</w:t>
             </w:r>
           </w:p>
           <w:p>
@@ -4087,7 +4087,7 @@
                 <w:sz w:val="24"/>
                 <w:szCs w:val="24"/>
               </w:rPr>
-              <w:t xml:space="preserve">Core coupling misalignment</w:t>
+              <w:t xml:space="preserve">Life-support brownout</w:t>
             </w:r>
             <w:r>
               <w:rPr>
@@ -4110,7 +4110,7 @@
                 <w:sz w:val="18"/>
                 <w:szCs w:val="18"/>
               </w:rPr>
-              <w:t xml:space="preserve">Core mount shears.</w:t>
+              <w:t xml:space="preserve">ICU load exceeds supply.</w:t>
             </w:r>
           </w:p>
           <w:p>
@@ -4154,7 +4154,7 @@
           <w:p>
             <w:pPr>
               <w:pBdr>
-                <w:bottom w:val="single" w:color="3A8FE8" w:sz="24"/>
+                <w:bottom w:val="single" w:color="7A7A7A" w:sz="24"/>
               </w:pBdr>
               <w:spacing w:after="0"/>
             </w:pPr>
@@ -4175,12 +4175,12 @@
                 <w:rFonts w:ascii="Arial" w:cs="Arial" w:eastAsia="Arial" w:hAnsi="Arial"/>
                 <w:b/>
                 <w:bCs/>
-                <w:color w:val="3A8FE8"/>
+                <w:color w:val="7A7A7A"/>
                 <w:spacing w:val="40"/>
                 <w:sz w:val="20"/>
                 <w:szCs w:val="20"/>
               </w:rPr>
-              <w:t xml:space="preserve">WTR  </w:t>
+              <w:t xml:space="preserve">TRN  </w:t>
             </w:r>
             <w:r>
               <w:rPr>
@@ -4190,7 +4190,7 @@
                 <w:sz w:val="14"/>
                 <w:szCs w:val="14"/>
               </w:rPr>
-              <w:t xml:space="preserve">WATER &amp; FILTRATION</w:t>
+              <w:t xml:space="preserve">TRANSPORT &amp; TUNNELS</w:t>
             </w:r>
             <w:r>
               <w:rPr>
@@ -4216,7 +4216,7 @@
                 <w:sz w:val="56"/>
                 <w:szCs w:val="56"/>
               </w:rPr>
-              <w:t xml:space="preserve">F-302</w:t>
+              <w:t xml:space="preserve">F-304</w:t>
             </w:r>
           </w:p>
           <w:p>
@@ -4232,7 +4232,7 @@
                 <w:sz w:val="24"/>
                 <w:szCs w:val="24"/>
               </w:rPr>
-              <w:t xml:space="preserve">Reservoir breach imminent</w:t>
+              <w:t xml:space="preserve">Blast door failure — Sector 4</w:t>
             </w:r>
             <w:r>
               <w:rPr>
@@ -4255,7 +4255,7 @@
                 <w:sz w:val="18"/>
                 <w:szCs w:val="18"/>
               </w:rPr>
-              <w:t xml:space="preserve">Lower reservoir wall cracking.</w:t>
+              <w:t xml:space="preserve">Door 4 stuck open to a flooded gallery.</w:t>
             </w:r>
           </w:p>
           <w:p>
@@ -4326,7 +4326,7 @@
           <w:p>
             <w:pPr>
               <w:pBdr>
-                <w:bottom w:val="single" w:color="E85A5A" w:sz="24"/>
+                <w:bottom w:val="single" w:color="5AB86A" w:sz="24"/>
               </w:pBdr>
               <w:spacing w:after="0"/>
             </w:pPr>
@@ -4347,12 +4347,12 @@
                 <w:rFonts w:ascii="Arial" w:cs="Arial" w:eastAsia="Arial" w:hAnsi="Arial"/>
                 <w:b/>
                 <w:bCs/>
-                <w:color w:val="E85A5A"/>
+                <w:color w:val="5AB86A"/>
                 <w:spacing w:val="40"/>
                 <w:sz w:val="20"/>
                 <w:szCs w:val="20"/>
               </w:rPr>
-              <w:t xml:space="preserve">MED  </w:t>
+              <w:t xml:space="preserve">AGR  </w:t>
             </w:r>
             <w:r>
               <w:rPr>
@@ -4362,7 +4362,7 @@
                 <w:sz w:val="14"/>
                 <w:szCs w:val="14"/>
               </w:rPr>
-              <w:t xml:space="preserve">MEDICAL BAY</w:t>
+              <w:t xml:space="preserve">AGRICULTURE</w:t>
             </w:r>
             <w:r>
               <w:rPr>
@@ -4388,7 +4388,7 @@
                 <w:sz w:val="56"/>
                 <w:szCs w:val="56"/>
               </w:rPr>
-              <w:t xml:space="preserve">F-303</w:t>
+              <w:t xml:space="preserve">F-305</w:t>
             </w:r>
           </w:p>
           <w:p>
@@ -4404,7 +4404,7 @@
                 <w:sz w:val="24"/>
                 <w:szCs w:val="24"/>
               </w:rPr>
-              <w:t xml:space="preserve">Life-support brownout</w:t>
+              <w:t xml:space="preserve">Hydroponic root-rot bloom</w:t>
             </w:r>
             <w:r>
               <w:rPr>
@@ -4427,7 +4427,7 @@
                 <w:sz w:val="18"/>
                 <w:szCs w:val="18"/>
               </w:rPr>
-              <w:t xml:space="preserve">ICU load exceeds supply.</w:t>
+              <w:t xml:space="preserve">Rot spreading bay to bay.</w:t>
             </w:r>
           </w:p>
           <w:p>
@@ -4471,7 +4471,7 @@
           <w:p>
             <w:pPr>
               <w:pBdr>
-                <w:bottom w:val="single" w:color="7A7A7A" w:sz="24"/>
+                <w:bottom w:val="single" w:color="B07AD8" w:sz="24"/>
               </w:pBdr>
               <w:spacing w:after="0"/>
             </w:pPr>
@@ -4492,12 +4492,12 @@
                 <w:rFonts w:ascii="Arial" w:cs="Arial" w:eastAsia="Arial" w:hAnsi="Arial"/>
                 <w:b/>
                 <w:bCs/>
-                <w:color w:val="7A7A7A"/>
+                <w:color w:val="B07AD8"/>
                 <w:spacing w:val="40"/>
                 <w:sz w:val="20"/>
                 <w:szCs w:val="20"/>
               </w:rPr>
-              <w:t xml:space="preserve">TRN  </w:t>
+              <w:t xml:space="preserve">COM  </w:t>
             </w:r>
             <w:r>
               <w:rPr>
@@ -4507,7 +4507,7 @@
                 <w:sz w:val="14"/>
                 <w:szCs w:val="14"/>
               </w:rPr>
-              <w:t xml:space="preserve">TRANSPORT &amp; TUNNELS</w:t>
+              <w:t xml:space="preserve">COMMS &amp; SENSORS</w:t>
             </w:r>
             <w:r>
               <w:rPr>
@@ -4533,7 +4533,7 @@
                 <w:sz w:val="56"/>
                 <w:szCs w:val="56"/>
               </w:rPr>
-              <w:t xml:space="preserve">F-304</w:t>
+              <w:t xml:space="preserve">F-306</w:t>
             </w:r>
           </w:p>
           <w:p>
@@ -4549,7 +4549,7 @@
                 <w:sz w:val="24"/>
                 <w:szCs w:val="24"/>
               </w:rPr>
-              <w:t xml:space="preserve">Blast door failure — Sector 4</w:t>
+              <w:t xml:space="preserve">Master sensor grid collapse</w:t>
             </w:r>
             <w:r>
               <w:rPr>
@@ -4572,7 +4572,7 @@
                 <w:sz w:val="18"/>
                 <w:szCs w:val="18"/>
               </w:rPr>
-              <w:t xml:space="preserve">Door 4 stuck open to a flooded gallery.</w:t>
+              <w:t xml:space="preserve">City goes blind.</w:t>
             </w:r>
           </w:p>
           <w:p>
@@ -4621,7 +4621,7 @@
           <w:p>
             <w:pPr>
               <w:pBdr>
-                <w:bottom w:val="single" w:color="5AB86A" w:sz="24"/>
+                <w:bottom w:val="single" w:color="E8B33A" w:sz="24"/>
               </w:pBdr>
               <w:spacing w:after="0"/>
             </w:pPr>
@@ -4642,12 +4642,12 @@
                 <w:rFonts w:ascii="Arial" w:cs="Arial" w:eastAsia="Arial" w:hAnsi="Arial"/>
                 <w:b/>
                 <w:bCs/>
-                <w:color w:val="5AB86A"/>
+                <w:color w:val="E8B33A"/>
                 <w:spacing w:val="40"/>
                 <w:sz w:val="20"/>
                 <w:szCs w:val="20"/>
               </w:rPr>
-              <w:t xml:space="preserve">AGR  </w:t>
+              <w:t xml:space="preserve">POW  </w:t>
             </w:r>
             <w:r>
               <w:rPr>
@@ -4657,7 +4657,7 @@
                 <w:sz w:val="14"/>
                 <w:szCs w:val="14"/>
               </w:rPr>
-              <w:t xml:space="preserve">AGRICULTURE</w:t>
+              <w:t xml:space="preserve">POWER GRID</w:t>
             </w:r>
             <w:r>
               <w:rPr>
@@ -4667,7 +4667,7 @@
                 <w:sz w:val="12"/>
                 <w:szCs w:val="12"/>
               </w:rPr>
-              <w:t xml:space="preserve">     SHIFT 3</w:t>
+              <w:t xml:space="preserve">     AFTERSHOCK</w:t>
             </w:r>
           </w:p>
           <w:p>
@@ -4683,7 +4683,7 @@
                 <w:sz w:val="56"/>
                 <w:szCs w:val="56"/>
               </w:rPr>
-              <w:t xml:space="preserve">F-305</w:t>
+              <w:t xml:space="preserve">F-401</w:t>
             </w:r>
           </w:p>
           <w:p>
@@ -4699,16 +4699,16 @@
                 <w:sz w:val="24"/>
                 <w:szCs w:val="24"/>
               </w:rPr>
-              <w:t xml:space="preserve">Hydroponic root-rot bloom</w:t>
-            </w:r>
-            <w:r>
-              <w:rPr>
-                <w:rFonts w:ascii="Arial" w:cs="Arial" w:eastAsia="Arial" w:hAnsi="Arial"/>
-                <w:color w:val="B00000"/>
-                <w:sz w:val="18"/>
-                <w:szCs w:val="18"/>
-              </w:rPr>
-              <w:t xml:space="preserve">   ▲▲▲</w:t>
+              <w:t xml:space="preserve">Core restart sequence fault</w:t>
+            </w:r>
+            <w:r>
+              <w:rPr>
+                <w:rFonts w:ascii="Arial" w:cs="Arial" w:eastAsia="Arial" w:hAnsi="Arial"/>
+                <w:color w:val="6B6B6B"/>
+                <w:sz w:val="18"/>
+                <w:szCs w:val="18"/>
+              </w:rPr>
+              <w:t xml:space="preserve">   ▲▲</w:t>
             </w:r>
           </w:p>
           <w:p>
@@ -4722,7 +4722,7 @@
                 <w:sz w:val="18"/>
                 <w:szCs w:val="18"/>
               </w:rPr>
-              <w:t xml:space="preserve">Rot spreading bay to bay.</w:t>
+              <w:t xml:space="preserve">Post-triage restart hangs at handshake.</w:t>
             </w:r>
           </w:p>
           <w:p>
@@ -4766,7 +4766,7 @@
           <w:p>
             <w:pPr>
               <w:pBdr>
-                <w:bottom w:val="single" w:color="B07AD8" w:sz="24"/>
+                <w:bottom w:val="single" w:color="E85A5A" w:sz="24"/>
               </w:pBdr>
               <w:spacing w:after="0"/>
             </w:pPr>
@@ -4787,12 +4787,12 @@
                 <w:rFonts w:ascii="Arial" w:cs="Arial" w:eastAsia="Arial" w:hAnsi="Arial"/>
                 <w:b/>
                 <w:bCs/>
-                <w:color w:val="B07AD8"/>
+                <w:color w:val="E85A5A"/>
                 <w:spacing w:val="40"/>
                 <w:sz w:val="20"/>
                 <w:szCs w:val="20"/>
               </w:rPr>
-              <w:t xml:space="preserve">COM  </w:t>
+              <w:t xml:space="preserve">MED  </w:t>
             </w:r>
             <w:r>
               <w:rPr>
@@ -4802,7 +4802,7 @@
                 <w:sz w:val="14"/>
                 <w:szCs w:val="14"/>
               </w:rPr>
-              <w:t xml:space="preserve">COMMS &amp; SENSORS</w:t>
+              <w:t xml:space="preserve">MEDICAL BAY</w:t>
             </w:r>
             <w:r>
               <w:rPr>
@@ -4812,7 +4812,7 @@
                 <w:sz w:val="12"/>
                 <w:szCs w:val="12"/>
               </w:rPr>
-              <w:t xml:space="preserve">     SHIFT 3</w:t>
+              <w:t xml:space="preserve">     AFTERSHOCK</w:t>
             </w:r>
           </w:p>
           <w:p>
@@ -4828,7 +4828,7 @@
                 <w:sz w:val="56"/>
                 <w:szCs w:val="56"/>
               </w:rPr>
-              <w:t xml:space="preserve">F-306</w:t>
+              <w:t xml:space="preserve">F-402</w:t>
             </w:r>
           </w:p>
           <w:p>
@@ -4844,16 +4844,16 @@
                 <w:sz w:val="24"/>
                 <w:szCs w:val="24"/>
               </w:rPr>
-              <w:t xml:space="preserve">Master sensor grid collapse</w:t>
-            </w:r>
-            <w:r>
-              <w:rPr>
-                <w:rFonts w:ascii="Arial" w:cs="Arial" w:eastAsia="Arial" w:hAnsi="Arial"/>
-                <w:color w:val="B00000"/>
-                <w:sz w:val="18"/>
-                <w:szCs w:val="18"/>
-              </w:rPr>
-              <w:t xml:space="preserve">   ▲▲▲</w:t>
+              <w:t xml:space="preserve">Cryo-store failover</w:t>
+            </w:r>
+            <w:r>
+              <w:rPr>
+                <w:rFonts w:ascii="Arial" w:cs="Arial" w:eastAsia="Arial" w:hAnsi="Arial"/>
+                <w:color w:val="6B6B6B"/>
+                <w:sz w:val="18"/>
+                <w:szCs w:val="18"/>
+              </w:rPr>
+              <w:t xml:space="preserve">   ▲▲</w:t>
             </w:r>
           </w:p>
           <w:p>
@@ -4867,7 +4867,7 @@
                 <w:sz w:val="18"/>
                 <w:szCs w:val="18"/>
               </w:rPr>
-              <w:t xml:space="preserve">City goes blind.</w:t>
+              <w:t xml:space="preserve">Cryo bank failing over.</w:t>
             </w:r>
           </w:p>
           <w:p>
@@ -4938,7 +4938,7 @@
           <w:p>
             <w:pPr>
               <w:pBdr>
-                <w:bottom w:val="single" w:color="E8B33A" w:sz="24"/>
+                <w:bottom w:val="single" w:color="3A8FE8" w:sz="24"/>
               </w:pBdr>
               <w:spacing w:after="0"/>
             </w:pPr>
@@ -4959,12 +4959,12 @@
                 <w:rFonts w:ascii="Arial" w:cs="Arial" w:eastAsia="Arial" w:hAnsi="Arial"/>
                 <w:b/>
                 <w:bCs/>
-                <w:color w:val="E8B33A"/>
+                <w:color w:val="3A8FE8"/>
                 <w:spacing w:val="40"/>
                 <w:sz w:val="20"/>
                 <w:szCs w:val="20"/>
               </w:rPr>
-              <w:t xml:space="preserve">POW  </w:t>
+              <w:t xml:space="preserve">WTR  </w:t>
             </w:r>
             <w:r>
               <w:rPr>
@@ -4974,7 +4974,7 @@
                 <w:sz w:val="14"/>
                 <w:szCs w:val="14"/>
               </w:rPr>
-              <w:t xml:space="preserve">POWER GRID</w:t>
+              <w:t xml:space="preserve">WATER &amp; FILTRATION</w:t>
             </w:r>
             <w:r>
               <w:rPr>
@@ -5000,7 +5000,7 @@
                 <w:sz w:val="56"/>
                 <w:szCs w:val="56"/>
               </w:rPr>
-              <w:t xml:space="preserve">F-401</w:t>
+              <w:t xml:space="preserve">F-403</w:t>
             </w:r>
           </w:p>
           <w:p>
@@ -5016,7 +5016,7 @@
                 <w:sz w:val="24"/>
                 <w:szCs w:val="24"/>
               </w:rPr>
-              <w:t xml:space="preserve">Core restart sequence fault</w:t>
+              <w:t xml:space="preserve">Aquifer pressure spike</w:t>
             </w:r>
             <w:r>
               <w:rPr>
@@ -5039,7 +5039,7 @@
                 <w:sz w:val="18"/>
                 <w:szCs w:val="18"/>
               </w:rPr>
-              <w:t xml:space="preserve">Post-triage restart hangs at handshake.</w:t>
+              <w:t xml:space="preserve">Deep aquifer surges.</w:t>
             </w:r>
           </w:p>
           <w:p>
@@ -5083,7 +5083,7 @@
           <w:p>
             <w:pPr>
               <w:pBdr>
-                <w:bottom w:val="single" w:color="E85A5A" w:sz="24"/>
+                <w:bottom w:val="single" w:color="7A7A7A" w:sz="24"/>
               </w:pBdr>
               <w:spacing w:after="0"/>
             </w:pPr>
@@ -5104,12 +5104,12 @@
                 <w:rFonts w:ascii="Arial" w:cs="Arial" w:eastAsia="Arial" w:hAnsi="Arial"/>
                 <w:b/>
                 <w:bCs/>
-                <w:color w:val="E85A5A"/>
+                <w:color w:val="7A7A7A"/>
                 <w:spacing w:val="40"/>
                 <w:sz w:val="20"/>
                 <w:szCs w:val="20"/>
               </w:rPr>
-              <w:t xml:space="preserve">MED  </w:t>
+              <w:t xml:space="preserve">TRN  </w:t>
             </w:r>
             <w:r>
               <w:rPr>
@@ -5119,7 +5119,7 @@
                 <w:sz w:val="14"/>
                 <w:szCs w:val="14"/>
               </w:rPr>
-              <w:t xml:space="preserve">MEDICAL BAY</w:t>
+              <w:t xml:space="preserve">TRANSPORT &amp; TUNNELS</w:t>
             </w:r>
             <w:r>
               <w:rPr>
@@ -5145,7 +5145,7 @@
                 <w:sz w:val="56"/>
                 <w:szCs w:val="56"/>
               </w:rPr>
-              <w:t xml:space="preserve">F-402</w:t>
+              <w:t xml:space="preserve">F-404</w:t>
             </w:r>
           </w:p>
           <w:p>
@@ -5161,7 +5161,7 @@
                 <w:sz w:val="24"/>
                 <w:szCs w:val="24"/>
               </w:rPr>
-              <w:t xml:space="preserve">Cryo-store failover</w:t>
+              <w:t xml:space="preserve">Evacuation route rerouting</w:t>
             </w:r>
             <w:r>
               <w:rPr>
@@ -5184,7 +5184,7 @@
                 <w:sz w:val="18"/>
                 <w:szCs w:val="18"/>
               </w:rPr>
-              <w:t xml:space="preserve">Cryo bank failing over.</w:t>
+              <w:t xml:space="preserve">Aftershock closes two galleries.</w:t>
             </w:r>
           </w:p>
           <w:p>
@@ -5233,7 +5233,7 @@
           <w:p>
             <w:pPr>
               <w:pBdr>
-                <w:bottom w:val="single" w:color="3A8FE8" w:sz="24"/>
+                <w:bottom w:val="single" w:color="5AB86A" w:sz="24"/>
               </w:pBdr>
               <w:spacing w:after="0"/>
             </w:pPr>
@@ -5254,12 +5254,12 @@
                 <w:rFonts w:ascii="Arial" w:cs="Arial" w:eastAsia="Arial" w:hAnsi="Arial"/>
                 <w:b/>
                 <w:bCs/>
-                <w:color w:val="3A8FE8"/>
+                <w:color w:val="5AB86A"/>
                 <w:spacing w:val="40"/>
                 <w:sz w:val="20"/>
                 <w:szCs w:val="20"/>
               </w:rPr>
-              <w:t xml:space="preserve">WTR  </w:t>
+              <w:t xml:space="preserve">AGR  </w:t>
             </w:r>
             <w:r>
               <w:rPr>
@@ -5269,7 +5269,7 @@
                 <w:sz w:val="14"/>
                 <w:szCs w:val="14"/>
               </w:rPr>
-              <w:t xml:space="preserve">WATER &amp; FILTRATION</w:t>
+              <w:t xml:space="preserve">AGRICULTURE</w:t>
             </w:r>
             <w:r>
               <w:rPr>
@@ -5295,7 +5295,7 @@
                 <w:sz w:val="56"/>
                 <w:szCs w:val="56"/>
               </w:rPr>
-              <w:t xml:space="preserve">F-403</w:t>
+              <w:t xml:space="preserve">F-405</w:t>
             </w:r>
           </w:p>
           <w:p>
@@ -5311,7 +5311,7 @@
                 <w:sz w:val="24"/>
                 <w:szCs w:val="24"/>
               </w:rPr>
-              <w:t xml:space="preserve">Aquifer pressure spike</w:t>
+              <w:t xml:space="preserve">Flood-gate lockout</w:t>
             </w:r>
             <w:r>
               <w:rPr>
@@ -5334,7 +5334,7 @@
                 <w:sz w:val="18"/>
                 <w:szCs w:val="18"/>
               </w:rPr>
-              <w:t xml:space="preserve">Deep aquifer surges.</w:t>
+              <w:t xml:space="preserve">Aftershock jams the Bay 3 flood gates open.</w:t>
             </w:r>
           </w:p>
           <w:p>
@@ -5378,7 +5378,7 @@
           <w:p>
             <w:pPr>
               <w:pBdr>
-                <w:bottom w:val="single" w:color="7A7A7A" w:sz="24"/>
+                <w:bottom w:val="single" w:color="B07AD8" w:sz="24"/>
               </w:pBdr>
               <w:spacing w:after="0"/>
             </w:pPr>
@@ -5399,12 +5399,12 @@
                 <w:rFonts w:ascii="Arial" w:cs="Arial" w:eastAsia="Arial" w:hAnsi="Arial"/>
                 <w:b/>
                 <w:bCs/>
-                <w:color w:val="7A7A7A"/>
+                <w:color w:val="B07AD8"/>
                 <w:spacing w:val="40"/>
                 <w:sz w:val="20"/>
                 <w:szCs w:val="20"/>
               </w:rPr>
-              <w:t xml:space="preserve">TRN  </w:t>
+              <w:t xml:space="preserve">COM  </w:t>
             </w:r>
             <w:r>
               <w:rPr>
@@ -5414,7 +5414,7 @@
                 <w:sz w:val="14"/>
                 <w:szCs w:val="14"/>
               </w:rPr>
-              <w:t xml:space="preserve">TRANSPORT &amp; TUNNELS</w:t>
+              <w:t xml:space="preserve">COMMS &amp; SENSORS</w:t>
             </w:r>
             <w:r>
               <w:rPr>
@@ -5440,7 +5440,7 @@
                 <w:sz w:val="56"/>
                 <w:szCs w:val="56"/>
               </w:rPr>
-              <w:t xml:space="preserve">F-404</w:t>
+              <w:t xml:space="preserve">F-406</w:t>
             </w:r>
           </w:p>
           <w:p>
@@ -5456,7 +5456,7 @@
                 <w:sz w:val="24"/>
                 <w:szCs w:val="24"/>
               </w:rPr>
-              <w:t xml:space="preserve">Evacuation route rerouting</w:t>
+              <w:t xml:space="preserve">Perimeter mesh cold restart</w:t>
             </w:r>
             <w:r>
               <w:rPr>
@@ -5479,7 +5479,7 @@
                 <w:sz w:val="18"/>
                 <w:szCs w:val="18"/>
               </w:rPr>
-              <w:t xml:space="preserve">Aftershock closes two galleries.</w:t>
+              <w:t xml:space="preserve">Aftershock drops the perimeter sensor mesh.</w:t>
             </w:r>
           </w:p>
           <w:p>

--- a/kit/UNDERCITY_FaultCards.docx
+++ b/kit/UNDERCITY_FaultCards.docx
@@ -5480,6 +5480,1842 @@
                 <w:szCs w:val="18"/>
               </w:rPr>
               <w:t xml:space="preserve">Aftershock drops the perimeter sensor mesh.</w:t>
+            </w:r>
+          </w:p>
+          <w:p>
+            <w:pPr>
+              <w:pBdr>
+                <w:top w:val="single" w:color="CCCCCC" w:sz="4"/>
+              </w:pBdr>
+              <w:spacing w:before="60"/>
+            </w:pPr>
+            <w:r>
+              <w:rPr>
+                <w:rFonts w:ascii="Arial" w:cs="Arial" w:eastAsia="Arial" w:hAnsi="Arial"/>
+                <w:b/>
+                <w:bCs/>
+                <w:color w:val="6B6B6B"/>
+                <w:spacing w:val="40"/>
+                <w:sz w:val="16"/>
+                <w:szCs w:val="16"/>
+              </w:rPr>
+              <w:t xml:space="preserve">LOOK UP THIS CODE IN YOUR FAULT INDEX</w:t>
+            </w:r>
+          </w:p>
+        </w:tc>
+      </w:tr>
+    </w:tbl>
+    <w:p>
+      <w:r>
+        <w:br w:type="page"/>
+      </w:r>
+    </w:p>
+    <w:tbl>
+      <w:tblPr>
+        <w:tblW w:type="dxa" w:w="15398"/>
+        <w:tblBorders>
+          <w:top w:val="single" w:color="auto" w:sz="4"/>
+          <w:left w:val="single" w:color="auto" w:sz="4"/>
+          <w:bottom w:val="single" w:color="auto" w:sz="4"/>
+          <w:right w:val="single" w:color="auto" w:sz="4"/>
+          <w:insideH w:val="single" w:color="auto" w:sz="4"/>
+          <w:insideV w:val="single" w:color="auto" w:sz="4"/>
+        </w:tblBorders>
+      </w:tblPr>
+      <w:tblGrid>
+        <w:gridCol w:w="7699"/>
+        <w:gridCol w:w="7699"/>
+      </w:tblGrid>
+      <w:tr>
+        <w:trPr>
+          <w:trHeight w:val="4900" w:hRule="atLeast"/>
+        </w:trPr>
+        <w:tc>
+          <w:tcPr>
+            <w:tcW w:type="dxa" w:w="7699"/>
+            <w:tcBorders>
+              <w:top w:val="dashed" w:color="AAAAAA" w:sz="4"/>
+              <w:left w:val="dashed" w:color="AAAAAA" w:sz="4"/>
+              <w:bottom w:val="dashed" w:color="AAAAAA" w:sz="4"/>
+              <w:right w:val="dashed" w:color="AAAAAA" w:sz="4"/>
+            </w:tcBorders>
+            <w:tcMar>
+              <w:top w:type="dxa" w:w="200"/>
+              <w:left w:type="dxa" w:w="320"/>
+              <w:bottom w:type="dxa" w:w="200"/>
+              <w:right w:type="dxa" w:w="320"/>
+            </w:tcMar>
+            <w:vAlign w:val="top"/>
+          </w:tcPr>
+          <w:p>
+            <w:pPr>
+              <w:pBdr>
+                <w:bottom w:val="single" w:color="E8B33A" w:sz="24"/>
+              </w:pBdr>
+              <w:spacing w:after="0"/>
+            </w:pPr>
+            <w:r>
+              <w:rPr>
+                <w:sz w:val="2"/>
+                <w:szCs w:val="2"/>
+              </w:rPr>
+              <w:t xml:space="preserve"/>
+            </w:r>
+          </w:p>
+          <w:p>
+            <w:pPr>
+              <w:spacing w:after="100" w:before="120"/>
+            </w:pPr>
+            <w:r>
+              <w:rPr>
+                <w:rFonts w:ascii="Arial" w:cs="Arial" w:eastAsia="Arial" w:hAnsi="Arial"/>
+                <w:b/>
+                <w:bCs/>
+                <w:color w:val="E8B33A"/>
+                <w:spacing w:val="40"/>
+                <w:sz w:val="20"/>
+                <w:szCs w:val="20"/>
+              </w:rPr>
+              <w:t xml:space="preserve">POW  </w:t>
+            </w:r>
+            <w:r>
+              <w:rPr>
+                <w:rFonts w:ascii="Arial" w:cs="Arial" w:eastAsia="Arial" w:hAnsi="Arial"/>
+                <w:color w:val="6B6B6B"/>
+                <w:spacing w:val="40"/>
+                <w:sz w:val="14"/>
+                <w:szCs w:val="14"/>
+              </w:rPr>
+              <w:t xml:space="preserve">POWER GRID</w:t>
+            </w:r>
+            <w:r>
+              <w:rPr>
+                <w:rFonts w:ascii="Arial" w:cs="Arial" w:eastAsia="Arial" w:hAnsi="Arial"/>
+                <w:color w:val="AAAAAA"/>
+                <w:spacing w:val="60"/>
+                <w:sz w:val="12"/>
+                <w:szCs w:val="12"/>
+              </w:rPr>
+              <w:t xml:space="preserve">     REFERENCE CHAIN</w:t>
+            </w:r>
+          </w:p>
+          <w:p>
+            <w:pPr>
+              <w:spacing w:after="40"/>
+            </w:pPr>
+            <w:r>
+              <w:rPr>
+                <w:rFonts w:ascii="Courier New" w:cs="Courier New" w:eastAsia="Courier New" w:hAnsi="Courier New"/>
+                <w:b/>
+                <w:bCs/>
+                <w:color w:val="1A1A1A"/>
+                <w:sz w:val="56"/>
+                <w:szCs w:val="56"/>
+              </w:rPr>
+              <w:t xml:space="preserve">F-501</w:t>
+            </w:r>
+          </w:p>
+          <w:p>
+            <w:pPr>
+              <w:spacing w:after="120"/>
+            </w:pPr>
+            <w:r>
+              <w:rPr>
+                <w:rFonts w:ascii="Arial" w:cs="Arial" w:eastAsia="Arial" w:hAnsi="Arial"/>
+                <w:b/>
+                <w:bCs/>
+                <w:color w:val="1A1A1A"/>
+                <w:sz w:val="24"/>
+                <w:szCs w:val="24"/>
+              </w:rPr>
+              <w:t xml:space="preserve">Turbine coolant interlock mismatch</w:t>
+            </w:r>
+            <w:r>
+              <w:rPr>
+                <w:rFonts w:ascii="Arial" w:cs="Arial" w:eastAsia="Arial" w:hAnsi="Arial"/>
+                <w:color w:val="6B6B6B"/>
+                <w:sz w:val="18"/>
+                <w:szCs w:val="18"/>
+              </w:rPr>
+              <w:t xml:space="preserve">   ▲▲</w:t>
+            </w:r>
+          </w:p>
+          <w:p>
+            <w:pPr>
+              <w:spacing w:after="160"/>
+            </w:pPr>
+            <w:r>
+              <w:rPr>
+                <w:rFonts w:ascii="Arial" w:cs="Arial" w:eastAsia="Arial" w:hAnsi="Arial"/>
+                <w:color w:val="3A3A3A"/>
+                <w:sz w:val="18"/>
+                <w:szCs w:val="18"/>
+              </w:rPr>
+              <w:t xml:space="preserve">The coolant interlock will not arm: the route class it expects is held outside this sector.</w:t>
+            </w:r>
+          </w:p>
+          <w:p>
+            <w:pPr>
+              <w:pBdr>
+                <w:top w:val="single" w:color="CCCCCC" w:sz="4"/>
+              </w:pBdr>
+              <w:spacing w:before="60"/>
+            </w:pPr>
+            <w:r>
+              <w:rPr>
+                <w:rFonts w:ascii="Arial" w:cs="Arial" w:eastAsia="Arial" w:hAnsi="Arial"/>
+                <w:b/>
+                <w:bCs/>
+                <w:color w:val="6B6B6B"/>
+                <w:spacing w:val="40"/>
+                <w:sz w:val="16"/>
+                <w:szCs w:val="16"/>
+              </w:rPr>
+              <w:t xml:space="preserve">LOOK UP THIS CODE IN YOUR FAULT INDEX</w:t>
+            </w:r>
+          </w:p>
+        </w:tc>
+        <w:tc>
+          <w:tcPr>
+            <w:tcW w:type="dxa" w:w="7699"/>
+            <w:tcBorders>
+              <w:top w:val="dashed" w:color="AAAAAA" w:sz="4"/>
+              <w:left w:val="dashed" w:color="AAAAAA" w:sz="4"/>
+              <w:bottom w:val="dashed" w:color="AAAAAA" w:sz="4"/>
+              <w:right w:val="dashed" w:color="AAAAAA" w:sz="4"/>
+            </w:tcBorders>
+            <w:tcMar>
+              <w:top w:type="dxa" w:w="200"/>
+              <w:left w:type="dxa" w:w="320"/>
+              <w:bottom w:type="dxa" w:w="200"/>
+              <w:right w:type="dxa" w:w="320"/>
+            </w:tcMar>
+            <w:vAlign w:val="top"/>
+          </w:tcPr>
+          <w:p>
+            <w:pPr>
+              <w:pBdr>
+                <w:bottom w:val="single" w:color="E8B33A" w:sz="24"/>
+              </w:pBdr>
+              <w:spacing w:after="0"/>
+            </w:pPr>
+            <w:r>
+              <w:rPr>
+                <w:sz w:val="2"/>
+                <w:szCs w:val="2"/>
+              </w:rPr>
+              <w:t xml:space="preserve"/>
+            </w:r>
+          </w:p>
+          <w:p>
+            <w:pPr>
+              <w:spacing w:after="100" w:before="120"/>
+            </w:pPr>
+            <w:r>
+              <w:rPr>
+                <w:rFonts w:ascii="Arial" w:cs="Arial" w:eastAsia="Arial" w:hAnsi="Arial"/>
+                <w:b/>
+                <w:bCs/>
+                <w:color w:val="E8B33A"/>
+                <w:spacing w:val="40"/>
+                <w:sz w:val="20"/>
+                <w:szCs w:val="20"/>
+              </w:rPr>
+              <w:t xml:space="preserve">POW  </w:t>
+            </w:r>
+            <w:r>
+              <w:rPr>
+                <w:rFonts w:ascii="Arial" w:cs="Arial" w:eastAsia="Arial" w:hAnsi="Arial"/>
+                <w:color w:val="6B6B6B"/>
+                <w:spacing w:val="40"/>
+                <w:sz w:val="14"/>
+                <w:szCs w:val="14"/>
+              </w:rPr>
+              <w:t xml:space="preserve">POWER GRID</w:t>
+            </w:r>
+            <w:r>
+              <w:rPr>
+                <w:rFonts w:ascii="Arial" w:cs="Arial" w:eastAsia="Arial" w:hAnsi="Arial"/>
+                <w:color w:val="AAAAAA"/>
+                <w:spacing w:val="60"/>
+                <w:sz w:val="12"/>
+                <w:szCs w:val="12"/>
+              </w:rPr>
+              <w:t xml:space="preserve">     REFERENCE CHAIN</w:t>
+            </w:r>
+          </w:p>
+          <w:p>
+            <w:pPr>
+              <w:spacing w:after="40"/>
+            </w:pPr>
+            <w:r>
+              <w:rPr>
+                <w:rFonts w:ascii="Courier New" w:cs="Courier New" w:eastAsia="Courier New" w:hAnsi="Courier New"/>
+                <w:b/>
+                <w:bCs/>
+                <w:color w:val="1A1A1A"/>
+                <w:sz w:val="56"/>
+                <w:szCs w:val="56"/>
+              </w:rPr>
+              <w:t xml:space="preserve">F-502</w:t>
+            </w:r>
+          </w:p>
+          <w:p>
+            <w:pPr>
+              <w:spacing w:after="120"/>
+            </w:pPr>
+            <w:r>
+              <w:rPr>
+                <w:rFonts w:ascii="Arial" w:cs="Arial" w:eastAsia="Arial" w:hAnsi="Arial"/>
+                <w:b/>
+                <w:bCs/>
+                <w:color w:val="1A1A1A"/>
+                <w:sz w:val="24"/>
+                <w:szCs w:val="24"/>
+              </w:rPr>
+              <w:t xml:space="preserve">Core auxiliary feed mismatch</w:t>
+            </w:r>
+            <w:r>
+              <w:rPr>
+                <w:rFonts w:ascii="Arial" w:cs="Arial" w:eastAsia="Arial" w:hAnsi="Arial"/>
+                <w:color w:val="B00000"/>
+                <w:sz w:val="18"/>
+                <w:szCs w:val="18"/>
+              </w:rPr>
+              <w:t xml:space="preserve">   ▲▲▲</w:t>
+            </w:r>
+          </w:p>
+          <w:p>
+            <w:pPr>
+              <w:spacing w:after="160"/>
+            </w:pPr>
+            <w:r>
+              <w:rPr>
+                <w:rFonts w:ascii="Arial" w:cs="Arial" w:eastAsia="Arial" w:hAnsi="Arial"/>
+                <w:color w:val="3A3A3A"/>
+                <w:sz w:val="18"/>
+                <w:szCs w:val="18"/>
+              </w:rPr>
+              <w:t xml:space="preserve">Two interlocks, two authorities. Neither figure is written anywhere in this binder.</w:t>
+            </w:r>
+          </w:p>
+          <w:p>
+            <w:pPr>
+              <w:pBdr>
+                <w:top w:val="single" w:color="CCCCCC" w:sz="4"/>
+              </w:pBdr>
+              <w:spacing w:before="60"/>
+            </w:pPr>
+            <w:r>
+              <w:rPr>
+                <w:rFonts w:ascii="Arial" w:cs="Arial" w:eastAsia="Arial" w:hAnsi="Arial"/>
+                <w:b/>
+                <w:bCs/>
+                <w:color w:val="6B6B6B"/>
+                <w:spacing w:val="40"/>
+                <w:sz w:val="16"/>
+                <w:szCs w:val="16"/>
+              </w:rPr>
+              <w:t xml:space="preserve">LOOK UP THIS CODE IN YOUR FAULT INDEX</w:t>
+            </w:r>
+          </w:p>
+        </w:tc>
+      </w:tr>
+      <w:tr>
+        <w:trPr>
+          <w:trHeight w:val="4900" w:hRule="atLeast"/>
+        </w:trPr>
+        <w:tc>
+          <w:tcPr>
+            <w:tcW w:type="dxa" w:w="7699"/>
+            <w:tcBorders>
+              <w:top w:val="dashed" w:color="AAAAAA" w:sz="4"/>
+              <w:left w:val="dashed" w:color="AAAAAA" w:sz="4"/>
+              <w:bottom w:val="dashed" w:color="AAAAAA" w:sz="4"/>
+              <w:right w:val="dashed" w:color="AAAAAA" w:sz="4"/>
+            </w:tcBorders>
+            <w:tcMar>
+              <w:top w:type="dxa" w:w="200"/>
+              <w:left w:type="dxa" w:w="320"/>
+              <w:bottom w:type="dxa" w:w="200"/>
+              <w:right w:type="dxa" w:w="320"/>
+            </w:tcMar>
+            <w:vAlign w:val="top"/>
+          </w:tcPr>
+          <w:p>
+            <w:pPr>
+              <w:pBdr>
+                <w:bottom w:val="single" w:color="3A8FE8" w:sz="24"/>
+              </w:pBdr>
+              <w:spacing w:after="0"/>
+            </w:pPr>
+            <w:r>
+              <w:rPr>
+                <w:sz w:val="2"/>
+                <w:szCs w:val="2"/>
+              </w:rPr>
+              <w:t xml:space="preserve"/>
+            </w:r>
+          </w:p>
+          <w:p>
+            <w:pPr>
+              <w:spacing w:after="100" w:before="120"/>
+            </w:pPr>
+            <w:r>
+              <w:rPr>
+                <w:rFonts w:ascii="Arial" w:cs="Arial" w:eastAsia="Arial" w:hAnsi="Arial"/>
+                <w:b/>
+                <w:bCs/>
+                <w:color w:val="3A8FE8"/>
+                <w:spacing w:val="40"/>
+                <w:sz w:val="20"/>
+                <w:szCs w:val="20"/>
+              </w:rPr>
+              <w:t xml:space="preserve">WTR  </w:t>
+            </w:r>
+            <w:r>
+              <w:rPr>
+                <w:rFonts w:ascii="Arial" w:cs="Arial" w:eastAsia="Arial" w:hAnsi="Arial"/>
+                <w:color w:val="6B6B6B"/>
+                <w:spacing w:val="40"/>
+                <w:sz w:val="14"/>
+                <w:szCs w:val="14"/>
+              </w:rPr>
+              <w:t xml:space="preserve">WATER &amp; FILTRATION</w:t>
+            </w:r>
+            <w:r>
+              <w:rPr>
+                <w:rFonts w:ascii="Arial" w:cs="Arial" w:eastAsia="Arial" w:hAnsi="Arial"/>
+                <w:color w:val="AAAAAA"/>
+                <w:spacing w:val="60"/>
+                <w:sz w:val="12"/>
+                <w:szCs w:val="12"/>
+              </w:rPr>
+              <w:t xml:space="preserve">     REFERENCE CHAIN</w:t>
+            </w:r>
+          </w:p>
+          <w:p>
+            <w:pPr>
+              <w:spacing w:after="40"/>
+            </w:pPr>
+            <w:r>
+              <w:rPr>
+                <w:rFonts w:ascii="Courier New" w:cs="Courier New" w:eastAsia="Courier New" w:hAnsi="Courier New"/>
+                <w:b/>
+                <w:bCs/>
+                <w:color w:val="1A1A1A"/>
+                <w:sz w:val="56"/>
+                <w:szCs w:val="56"/>
+              </w:rPr>
+              <w:t xml:space="preserve">F-503</w:t>
+            </w:r>
+          </w:p>
+          <w:p>
+            <w:pPr>
+              <w:spacing w:after="120"/>
+            </w:pPr>
+            <w:r>
+              <w:rPr>
+                <w:rFonts w:ascii="Arial" w:cs="Arial" w:eastAsia="Arial" w:hAnsi="Arial"/>
+                <w:b/>
+                <w:bCs/>
+                <w:color w:val="1A1A1A"/>
+                <w:sz w:val="24"/>
+                <w:szCs w:val="24"/>
+              </w:rPr>
+              <w:t xml:space="preserve">Intake pump control desync</w:t>
+            </w:r>
+            <w:r>
+              <w:rPr>
+                <w:rFonts w:ascii="Arial" w:cs="Arial" w:eastAsia="Arial" w:hAnsi="Arial"/>
+                <w:color w:val="6B6B6B"/>
+                <w:sz w:val="18"/>
+                <w:szCs w:val="18"/>
+              </w:rPr>
+              <w:t xml:space="preserve">   ▲▲</w:t>
+            </w:r>
+          </w:p>
+          <w:p>
+            <w:pPr>
+              <w:spacing w:after="160"/>
+            </w:pPr>
+            <w:r>
+              <w:rPr>
+                <w:rFonts w:ascii="Arial" w:cs="Arial" w:eastAsia="Arial" w:hAnsi="Arial"/>
+                <w:color w:val="3A3A3A"/>
+                <w:sz w:val="18"/>
+                <w:szCs w:val="18"/>
+              </w:rPr>
+              <w:t xml:space="preserve">The intake controller wants the environmental circuit rating. Agriculture logs which circuit that is.</w:t>
+            </w:r>
+          </w:p>
+          <w:p>
+            <w:pPr>
+              <w:pBdr>
+                <w:top w:val="single" w:color="CCCCCC" w:sz="4"/>
+              </w:pBdr>
+              <w:spacing w:before="60"/>
+            </w:pPr>
+            <w:r>
+              <w:rPr>
+                <w:rFonts w:ascii="Arial" w:cs="Arial" w:eastAsia="Arial" w:hAnsi="Arial"/>
+                <w:b/>
+                <w:bCs/>
+                <w:color w:val="6B6B6B"/>
+                <w:spacing w:val="40"/>
+                <w:sz w:val="16"/>
+                <w:szCs w:val="16"/>
+              </w:rPr>
+              <w:t xml:space="preserve">LOOK UP THIS CODE IN YOUR FAULT INDEX</w:t>
+            </w:r>
+          </w:p>
+        </w:tc>
+        <w:tc>
+          <w:tcPr>
+            <w:tcW w:type="dxa" w:w="7699"/>
+            <w:tcBorders>
+              <w:top w:val="dashed" w:color="AAAAAA" w:sz="4"/>
+              <w:left w:val="dashed" w:color="AAAAAA" w:sz="4"/>
+              <w:bottom w:val="dashed" w:color="AAAAAA" w:sz="4"/>
+              <w:right w:val="dashed" w:color="AAAAAA" w:sz="4"/>
+            </w:tcBorders>
+            <w:tcMar>
+              <w:top w:type="dxa" w:w="200"/>
+              <w:left w:type="dxa" w:w="320"/>
+              <w:bottom w:type="dxa" w:w="200"/>
+              <w:right w:type="dxa" w:w="320"/>
+            </w:tcMar>
+            <w:vAlign w:val="top"/>
+          </w:tcPr>
+          <w:p>
+            <w:pPr>
+              <w:pBdr>
+                <w:bottom w:val="single" w:color="3A8FE8" w:sz="24"/>
+              </w:pBdr>
+              <w:spacing w:after="0"/>
+            </w:pPr>
+            <w:r>
+              <w:rPr>
+                <w:sz w:val="2"/>
+                <w:szCs w:val="2"/>
+              </w:rPr>
+              <w:t xml:space="preserve"/>
+            </w:r>
+          </w:p>
+          <w:p>
+            <w:pPr>
+              <w:spacing w:after="100" w:before="120"/>
+            </w:pPr>
+            <w:r>
+              <w:rPr>
+                <w:rFonts w:ascii="Arial" w:cs="Arial" w:eastAsia="Arial" w:hAnsi="Arial"/>
+                <w:b/>
+                <w:bCs/>
+                <w:color w:val="3A8FE8"/>
+                <w:spacing w:val="40"/>
+                <w:sz w:val="20"/>
+                <w:szCs w:val="20"/>
+              </w:rPr>
+              <w:t xml:space="preserve">WTR  </w:t>
+            </w:r>
+            <w:r>
+              <w:rPr>
+                <w:rFonts w:ascii="Arial" w:cs="Arial" w:eastAsia="Arial" w:hAnsi="Arial"/>
+                <w:color w:val="6B6B6B"/>
+                <w:spacing w:val="40"/>
+                <w:sz w:val="14"/>
+                <w:szCs w:val="14"/>
+              </w:rPr>
+              <w:t xml:space="preserve">WATER &amp; FILTRATION</w:t>
+            </w:r>
+            <w:r>
+              <w:rPr>
+                <w:rFonts w:ascii="Arial" w:cs="Arial" w:eastAsia="Arial" w:hAnsi="Arial"/>
+                <w:color w:val="AAAAAA"/>
+                <w:spacing w:val="60"/>
+                <w:sz w:val="12"/>
+                <w:szCs w:val="12"/>
+              </w:rPr>
+              <w:t xml:space="preserve">     REFERENCE CHAIN</w:t>
+            </w:r>
+          </w:p>
+          <w:p>
+            <w:pPr>
+              <w:spacing w:after="40"/>
+            </w:pPr>
+            <w:r>
+              <w:rPr>
+                <w:rFonts w:ascii="Courier New" w:cs="Courier New" w:eastAsia="Courier New" w:hAnsi="Courier New"/>
+                <w:b/>
+                <w:bCs/>
+                <w:color w:val="1A1A1A"/>
+                <w:sz w:val="56"/>
+                <w:szCs w:val="56"/>
+              </w:rPr>
+              <w:t xml:space="preserve">F-504</w:t>
+            </w:r>
+          </w:p>
+          <w:p>
+            <w:pPr>
+              <w:spacing w:after="120"/>
+            </w:pPr>
+            <w:r>
+              <w:rPr>
+                <w:rFonts w:ascii="Arial" w:cs="Arial" w:eastAsia="Arial" w:hAnsi="Arial"/>
+                <w:b/>
+                <w:bCs/>
+                <w:color w:val="1A1A1A"/>
+                <w:sz w:val="24"/>
+                <w:szCs w:val="24"/>
+              </w:rPr>
+              <w:t xml:space="preserve">Reclaim sterilisation lock</w:t>
+            </w:r>
+            <w:r>
+              <w:rPr>
+                <w:rFonts w:ascii="Arial" w:cs="Arial" w:eastAsia="Arial" w:hAnsi="Arial"/>
+                <w:color w:val="B00000"/>
+                <w:sz w:val="18"/>
+                <w:szCs w:val="18"/>
+              </w:rPr>
+              <w:t xml:space="preserve">   ▲▲▲</w:t>
+            </w:r>
+          </w:p>
+          <w:p>
+            <w:pPr>
+              <w:spacing w:after="160"/>
+            </w:pPr>
+            <w:r>
+              <w:rPr>
+                <w:rFonts w:ascii="Arial" w:cs="Arial" w:eastAsia="Arial" w:hAnsi="Arial"/>
+                <w:color w:val="3A3A3A"/>
+                <w:sz w:val="18"/>
+                <w:szCs w:val="18"/>
+              </w:rPr>
+              <w:t xml:space="preserve">Sterilisation will not release without both a biological clearance and a bypass rating.</w:t>
+            </w:r>
+          </w:p>
+          <w:p>
+            <w:pPr>
+              <w:pBdr>
+                <w:top w:val="single" w:color="CCCCCC" w:sz="4"/>
+              </w:pBdr>
+              <w:spacing w:before="60"/>
+            </w:pPr>
+            <w:r>
+              <w:rPr>
+                <w:rFonts w:ascii="Arial" w:cs="Arial" w:eastAsia="Arial" w:hAnsi="Arial"/>
+                <w:b/>
+                <w:bCs/>
+                <w:color w:val="6B6B6B"/>
+                <w:spacing w:val="40"/>
+                <w:sz w:val="16"/>
+                <w:szCs w:val="16"/>
+              </w:rPr>
+              <w:t xml:space="preserve">LOOK UP THIS CODE IN YOUR FAULT INDEX</w:t>
+            </w:r>
+          </w:p>
+        </w:tc>
+      </w:tr>
+    </w:tbl>
+    <w:p>
+      <w:r>
+        <w:br w:type="page"/>
+      </w:r>
+    </w:p>
+    <w:tbl>
+      <w:tblPr>
+        <w:tblW w:type="dxa" w:w="15398"/>
+        <w:tblBorders>
+          <w:top w:val="single" w:color="auto" w:sz="4"/>
+          <w:left w:val="single" w:color="auto" w:sz="4"/>
+          <w:bottom w:val="single" w:color="auto" w:sz="4"/>
+          <w:right w:val="single" w:color="auto" w:sz="4"/>
+          <w:insideH w:val="single" w:color="auto" w:sz="4"/>
+          <w:insideV w:val="single" w:color="auto" w:sz="4"/>
+        </w:tblBorders>
+      </w:tblPr>
+      <w:tblGrid>
+        <w:gridCol w:w="7699"/>
+        <w:gridCol w:w="7699"/>
+      </w:tblGrid>
+      <w:tr>
+        <w:trPr>
+          <w:trHeight w:val="4900" w:hRule="atLeast"/>
+        </w:trPr>
+        <w:tc>
+          <w:tcPr>
+            <w:tcW w:type="dxa" w:w="7699"/>
+            <w:tcBorders>
+              <w:top w:val="dashed" w:color="AAAAAA" w:sz="4"/>
+              <w:left w:val="dashed" w:color="AAAAAA" w:sz="4"/>
+              <w:bottom w:val="dashed" w:color="AAAAAA" w:sz="4"/>
+              <w:right w:val="dashed" w:color="AAAAAA" w:sz="4"/>
+            </w:tcBorders>
+            <w:tcMar>
+              <w:top w:type="dxa" w:w="200"/>
+              <w:left w:type="dxa" w:w="320"/>
+              <w:bottom w:type="dxa" w:w="200"/>
+              <w:right w:type="dxa" w:w="320"/>
+            </w:tcMar>
+            <w:vAlign w:val="top"/>
+          </w:tcPr>
+          <w:p>
+            <w:pPr>
+              <w:pBdr>
+                <w:bottom w:val="single" w:color="E85A5A" w:sz="24"/>
+              </w:pBdr>
+              <w:spacing w:after="0"/>
+            </w:pPr>
+            <w:r>
+              <w:rPr>
+                <w:sz w:val="2"/>
+                <w:szCs w:val="2"/>
+              </w:rPr>
+              <w:t xml:space="preserve"/>
+            </w:r>
+          </w:p>
+          <w:p>
+            <w:pPr>
+              <w:spacing w:after="100" w:before="120"/>
+            </w:pPr>
+            <w:r>
+              <w:rPr>
+                <w:rFonts w:ascii="Arial" w:cs="Arial" w:eastAsia="Arial" w:hAnsi="Arial"/>
+                <w:b/>
+                <w:bCs/>
+                <w:color w:val="E85A5A"/>
+                <w:spacing w:val="40"/>
+                <w:sz w:val="20"/>
+                <w:szCs w:val="20"/>
+              </w:rPr>
+              <w:t xml:space="preserve">MED  </w:t>
+            </w:r>
+            <w:r>
+              <w:rPr>
+                <w:rFonts w:ascii="Arial" w:cs="Arial" w:eastAsia="Arial" w:hAnsi="Arial"/>
+                <w:color w:val="6B6B6B"/>
+                <w:spacing w:val="40"/>
+                <w:sz w:val="14"/>
+                <w:szCs w:val="14"/>
+              </w:rPr>
+              <w:t xml:space="preserve">MEDICAL BAY</w:t>
+            </w:r>
+            <w:r>
+              <w:rPr>
+                <w:rFonts w:ascii="Arial" w:cs="Arial" w:eastAsia="Arial" w:hAnsi="Arial"/>
+                <w:color w:val="AAAAAA"/>
+                <w:spacing w:val="60"/>
+                <w:sz w:val="12"/>
+                <w:szCs w:val="12"/>
+              </w:rPr>
+              <w:t xml:space="preserve">     REFERENCE CHAIN</w:t>
+            </w:r>
+          </w:p>
+          <w:p>
+            <w:pPr>
+              <w:spacing w:after="40"/>
+            </w:pPr>
+            <w:r>
+              <w:rPr>
+                <w:rFonts w:ascii="Courier New" w:cs="Courier New" w:eastAsia="Courier New" w:hAnsi="Courier New"/>
+                <w:b/>
+                <w:bCs/>
+                <w:color w:val="1A1A1A"/>
+                <w:sz w:val="56"/>
+                <w:szCs w:val="56"/>
+              </w:rPr>
+              <w:t xml:space="preserve">F-505</w:t>
+            </w:r>
+          </w:p>
+          <w:p>
+            <w:pPr>
+              <w:spacing w:after="120"/>
+            </w:pPr>
+            <w:r>
+              <w:rPr>
+                <w:rFonts w:ascii="Arial" w:cs="Arial" w:eastAsia="Arial" w:hAnsi="Arial"/>
+                <w:b/>
+                <w:bCs/>
+                <w:color w:val="1A1A1A"/>
+                <w:sz w:val="24"/>
+                <w:szCs w:val="24"/>
+              </w:rPr>
+              <w:t xml:space="preserve">Ward pressure isolation mismatch</w:t>
+            </w:r>
+            <w:r>
+              <w:rPr>
+                <w:rFonts w:ascii="Arial" w:cs="Arial" w:eastAsia="Arial" w:hAnsi="Arial"/>
+                <w:color w:val="6B6B6B"/>
+                <w:sz w:val="18"/>
+                <w:szCs w:val="18"/>
+              </w:rPr>
+              <w:t xml:space="preserve">   ▲▲</w:t>
+            </w:r>
+          </w:p>
+          <w:p>
+            <w:pPr>
+              <w:spacing w:after="160"/>
+            </w:pPr>
+            <w:r>
+              <w:rPr>
+                <w:rFonts w:ascii="Arial" w:cs="Arial" w:eastAsia="Arial" w:hAnsi="Arial"/>
+                <w:color w:val="3A3A3A"/>
+                <w:sz w:val="18"/>
+                <w:szCs w:val="18"/>
+              </w:rPr>
+              <w:t xml:space="preserve">Ward isolation is reading a supply pressure the ward does not own.</w:t>
+            </w:r>
+          </w:p>
+          <w:p>
+            <w:pPr>
+              <w:pBdr>
+                <w:top w:val="single" w:color="CCCCCC" w:sz="4"/>
+              </w:pBdr>
+              <w:spacing w:before="60"/>
+            </w:pPr>
+            <w:r>
+              <w:rPr>
+                <w:rFonts w:ascii="Arial" w:cs="Arial" w:eastAsia="Arial" w:hAnsi="Arial"/>
+                <w:b/>
+                <w:bCs/>
+                <w:color w:val="6B6B6B"/>
+                <w:spacing w:val="40"/>
+                <w:sz w:val="16"/>
+                <w:szCs w:val="16"/>
+              </w:rPr>
+              <w:t xml:space="preserve">LOOK UP THIS CODE IN YOUR FAULT INDEX</w:t>
+            </w:r>
+          </w:p>
+        </w:tc>
+        <w:tc>
+          <w:tcPr>
+            <w:tcW w:type="dxa" w:w="7699"/>
+            <w:tcBorders>
+              <w:top w:val="dashed" w:color="AAAAAA" w:sz="4"/>
+              <w:left w:val="dashed" w:color="AAAAAA" w:sz="4"/>
+              <w:bottom w:val="dashed" w:color="AAAAAA" w:sz="4"/>
+              <w:right w:val="dashed" w:color="AAAAAA" w:sz="4"/>
+            </w:tcBorders>
+            <w:tcMar>
+              <w:top w:type="dxa" w:w="200"/>
+              <w:left w:type="dxa" w:w="320"/>
+              <w:bottom w:type="dxa" w:w="200"/>
+              <w:right w:type="dxa" w:w="320"/>
+            </w:tcMar>
+            <w:vAlign w:val="top"/>
+          </w:tcPr>
+          <w:p>
+            <w:pPr>
+              <w:pBdr>
+                <w:bottom w:val="single" w:color="E85A5A" w:sz="24"/>
+              </w:pBdr>
+              <w:spacing w:after="0"/>
+            </w:pPr>
+            <w:r>
+              <w:rPr>
+                <w:sz w:val="2"/>
+                <w:szCs w:val="2"/>
+              </w:rPr>
+              <w:t xml:space="preserve"/>
+            </w:r>
+          </w:p>
+          <w:p>
+            <w:pPr>
+              <w:spacing w:after="100" w:before="120"/>
+            </w:pPr>
+            <w:r>
+              <w:rPr>
+                <w:rFonts w:ascii="Arial" w:cs="Arial" w:eastAsia="Arial" w:hAnsi="Arial"/>
+                <w:b/>
+                <w:bCs/>
+                <w:color w:val="E85A5A"/>
+                <w:spacing w:val="40"/>
+                <w:sz w:val="20"/>
+                <w:szCs w:val="20"/>
+              </w:rPr>
+              <w:t xml:space="preserve">MED  </w:t>
+            </w:r>
+            <w:r>
+              <w:rPr>
+                <w:rFonts w:ascii="Arial" w:cs="Arial" w:eastAsia="Arial" w:hAnsi="Arial"/>
+                <w:color w:val="6B6B6B"/>
+                <w:spacing w:val="40"/>
+                <w:sz w:val="14"/>
+                <w:szCs w:val="14"/>
+              </w:rPr>
+              <w:t xml:space="preserve">MEDICAL BAY</w:t>
+            </w:r>
+            <w:r>
+              <w:rPr>
+                <w:rFonts w:ascii="Arial" w:cs="Arial" w:eastAsia="Arial" w:hAnsi="Arial"/>
+                <w:color w:val="AAAAAA"/>
+                <w:spacing w:val="60"/>
+                <w:sz w:val="12"/>
+                <w:szCs w:val="12"/>
+              </w:rPr>
+              <w:t xml:space="preserve">     REFERENCE CHAIN</w:t>
+            </w:r>
+          </w:p>
+          <w:p>
+            <w:pPr>
+              <w:spacing w:after="40"/>
+            </w:pPr>
+            <w:r>
+              <w:rPr>
+                <w:rFonts w:ascii="Courier New" w:cs="Courier New" w:eastAsia="Courier New" w:hAnsi="Courier New"/>
+                <w:b/>
+                <w:bCs/>
+                <w:color w:val="1A1A1A"/>
+                <w:sz w:val="56"/>
+                <w:szCs w:val="56"/>
+              </w:rPr>
+              <w:t xml:space="preserve">F-506</w:t>
+            </w:r>
+          </w:p>
+          <w:p>
+            <w:pPr>
+              <w:spacing w:after="120"/>
+            </w:pPr>
+            <w:r>
+              <w:rPr>
+                <w:rFonts w:ascii="Arial" w:cs="Arial" w:eastAsia="Arial" w:hAnsi="Arial"/>
+                <w:b/>
+                <w:bCs/>
+                <w:color w:val="1A1A1A"/>
+                <w:sz w:val="24"/>
+                <w:szCs w:val="24"/>
+              </w:rPr>
+              <w:t xml:space="preserve">ICU failover routing conflict</w:t>
+            </w:r>
+            <w:r>
+              <w:rPr>
+                <w:rFonts w:ascii="Arial" w:cs="Arial" w:eastAsia="Arial" w:hAnsi="Arial"/>
+                <w:color w:val="B00000"/>
+                <w:sz w:val="18"/>
+                <w:szCs w:val="18"/>
+              </w:rPr>
+              <w:t xml:space="preserve">   ▲▲▲</w:t>
+            </w:r>
+          </w:p>
+          <w:p>
+            <w:pPr>
+              <w:spacing w:after="160"/>
+            </w:pPr>
+            <w:r>
+              <w:rPr>
+                <w:rFonts w:ascii="Arial" w:cs="Arial" w:eastAsia="Arial" w:hAnsi="Arial"/>
+                <w:color w:val="3A3A3A"/>
+                <w:sz w:val="18"/>
+                <w:szCs w:val="18"/>
+              </w:rPr>
+              <w:t xml:space="preserve">Failover needs a route rating and a telemetry rating before it will hand over.</w:t>
+            </w:r>
+          </w:p>
+          <w:p>
+            <w:pPr>
+              <w:pBdr>
+                <w:top w:val="single" w:color="CCCCCC" w:sz="4"/>
+              </w:pBdr>
+              <w:spacing w:before="60"/>
+            </w:pPr>
+            <w:r>
+              <w:rPr>
+                <w:rFonts w:ascii="Arial" w:cs="Arial" w:eastAsia="Arial" w:hAnsi="Arial"/>
+                <w:b/>
+                <w:bCs/>
+                <w:color w:val="6B6B6B"/>
+                <w:spacing w:val="40"/>
+                <w:sz w:val="16"/>
+                <w:szCs w:val="16"/>
+              </w:rPr>
+              <w:t xml:space="preserve">LOOK UP THIS CODE IN YOUR FAULT INDEX</w:t>
+            </w:r>
+          </w:p>
+        </w:tc>
+      </w:tr>
+      <w:tr>
+        <w:trPr>
+          <w:trHeight w:val="4900" w:hRule="atLeast"/>
+        </w:trPr>
+        <w:tc>
+          <w:tcPr>
+            <w:tcW w:type="dxa" w:w="7699"/>
+            <w:tcBorders>
+              <w:top w:val="dashed" w:color="AAAAAA" w:sz="4"/>
+              <w:left w:val="dashed" w:color="AAAAAA" w:sz="4"/>
+              <w:bottom w:val="dashed" w:color="AAAAAA" w:sz="4"/>
+              <w:right w:val="dashed" w:color="AAAAAA" w:sz="4"/>
+            </w:tcBorders>
+            <w:tcMar>
+              <w:top w:type="dxa" w:w="200"/>
+              <w:left w:type="dxa" w:w="320"/>
+              <w:bottom w:type="dxa" w:w="200"/>
+              <w:right w:type="dxa" w:w="320"/>
+            </w:tcMar>
+            <w:vAlign w:val="top"/>
+          </w:tcPr>
+          <w:p>
+            <w:pPr>
+              <w:pBdr>
+                <w:bottom w:val="single" w:color="7A7A7A" w:sz="24"/>
+              </w:pBdr>
+              <w:spacing w:after="0"/>
+            </w:pPr>
+            <w:r>
+              <w:rPr>
+                <w:sz w:val="2"/>
+                <w:szCs w:val="2"/>
+              </w:rPr>
+              <w:t xml:space="preserve"/>
+            </w:r>
+          </w:p>
+          <w:p>
+            <w:pPr>
+              <w:spacing w:after="100" w:before="120"/>
+            </w:pPr>
+            <w:r>
+              <w:rPr>
+                <w:rFonts w:ascii="Arial" w:cs="Arial" w:eastAsia="Arial" w:hAnsi="Arial"/>
+                <w:b/>
+                <w:bCs/>
+                <w:color w:val="7A7A7A"/>
+                <w:spacing w:val="40"/>
+                <w:sz w:val="20"/>
+                <w:szCs w:val="20"/>
+              </w:rPr>
+              <w:t xml:space="preserve">TRN  </w:t>
+            </w:r>
+            <w:r>
+              <w:rPr>
+                <w:rFonts w:ascii="Arial" w:cs="Arial" w:eastAsia="Arial" w:hAnsi="Arial"/>
+                <w:color w:val="6B6B6B"/>
+                <w:spacing w:val="40"/>
+                <w:sz w:val="14"/>
+                <w:szCs w:val="14"/>
+              </w:rPr>
+              <w:t xml:space="preserve">TRANSPORT &amp; TUNNELS</w:t>
+            </w:r>
+            <w:r>
+              <w:rPr>
+                <w:rFonts w:ascii="Arial" w:cs="Arial" w:eastAsia="Arial" w:hAnsi="Arial"/>
+                <w:color w:val="AAAAAA"/>
+                <w:spacing w:val="60"/>
+                <w:sz w:val="12"/>
+                <w:szCs w:val="12"/>
+              </w:rPr>
+              <w:t xml:space="preserve">     REFERENCE CHAIN</w:t>
+            </w:r>
+          </w:p>
+          <w:p>
+            <w:pPr>
+              <w:spacing w:after="40"/>
+            </w:pPr>
+            <w:r>
+              <w:rPr>
+                <w:rFonts w:ascii="Courier New" w:cs="Courier New" w:eastAsia="Courier New" w:hAnsi="Courier New"/>
+                <w:b/>
+                <w:bCs/>
+                <w:color w:val="1A1A1A"/>
+                <w:sz w:val="56"/>
+                <w:szCs w:val="56"/>
+              </w:rPr>
+              <w:t xml:space="preserve">F-507</w:t>
+            </w:r>
+          </w:p>
+          <w:p>
+            <w:pPr>
+              <w:spacing w:after="120"/>
+            </w:pPr>
+            <w:r>
+              <w:rPr>
+                <w:rFonts w:ascii="Arial" w:cs="Arial" w:eastAsia="Arial" w:hAnsi="Arial"/>
+                <w:b/>
+                <w:bCs/>
+                <w:color w:val="1A1A1A"/>
+                <w:sz w:val="24"/>
+                <w:szCs w:val="24"/>
+              </w:rPr>
+              <w:t xml:space="preserve">Freight spur cooling signal mismatch</w:t>
+            </w:r>
+            <w:r>
+              <w:rPr>
+                <w:rFonts w:ascii="Arial" w:cs="Arial" w:eastAsia="Arial" w:hAnsi="Arial"/>
+                <w:color w:val="6B6B6B"/>
+                <w:sz w:val="18"/>
+                <w:szCs w:val="18"/>
+              </w:rPr>
+              <w:t xml:space="preserve">   ▲▲</w:t>
+            </w:r>
+          </w:p>
+          <w:p>
+            <w:pPr>
+              <w:spacing w:after="160"/>
+            </w:pPr>
+            <w:r>
+              <w:rPr>
+                <w:rFonts w:ascii="Arial" w:cs="Arial" w:eastAsia="Arial" w:hAnsi="Arial"/>
+                <w:color w:val="3A3A3A"/>
+                <w:sz w:val="18"/>
+                <w:szCs w:val="18"/>
+              </w:rPr>
+              <w:t xml:space="preserve">The freight spur's cooling signal is calibrated to a turbine this sector cannot see.</w:t>
+            </w:r>
+          </w:p>
+          <w:p>
+            <w:pPr>
+              <w:pBdr>
+                <w:top w:val="single" w:color="CCCCCC" w:sz="4"/>
+              </w:pBdr>
+              <w:spacing w:before="60"/>
+            </w:pPr>
+            <w:r>
+              <w:rPr>
+                <w:rFonts w:ascii="Arial" w:cs="Arial" w:eastAsia="Arial" w:hAnsi="Arial"/>
+                <w:b/>
+                <w:bCs/>
+                <w:color w:val="6B6B6B"/>
+                <w:spacing w:val="40"/>
+                <w:sz w:val="16"/>
+                <w:szCs w:val="16"/>
+              </w:rPr>
+              <w:t xml:space="preserve">LOOK UP THIS CODE IN YOUR FAULT INDEX</w:t>
+            </w:r>
+          </w:p>
+        </w:tc>
+        <w:tc>
+          <w:tcPr>
+            <w:tcW w:type="dxa" w:w="7699"/>
+            <w:tcBorders>
+              <w:top w:val="dashed" w:color="AAAAAA" w:sz="4"/>
+              <w:left w:val="dashed" w:color="AAAAAA" w:sz="4"/>
+              <w:bottom w:val="dashed" w:color="AAAAAA" w:sz="4"/>
+              <w:right w:val="dashed" w:color="AAAAAA" w:sz="4"/>
+            </w:tcBorders>
+            <w:tcMar>
+              <w:top w:type="dxa" w:w="200"/>
+              <w:left w:type="dxa" w:w="320"/>
+              <w:bottom w:type="dxa" w:w="200"/>
+              <w:right w:type="dxa" w:w="320"/>
+            </w:tcMar>
+            <w:vAlign w:val="top"/>
+          </w:tcPr>
+          <w:p>
+            <w:pPr>
+              <w:pBdr>
+                <w:bottom w:val="single" w:color="7A7A7A" w:sz="24"/>
+              </w:pBdr>
+              <w:spacing w:after="0"/>
+            </w:pPr>
+            <w:r>
+              <w:rPr>
+                <w:sz w:val="2"/>
+                <w:szCs w:val="2"/>
+              </w:rPr>
+              <w:t xml:space="preserve"/>
+            </w:r>
+          </w:p>
+          <w:p>
+            <w:pPr>
+              <w:spacing w:after="100" w:before="120"/>
+            </w:pPr>
+            <w:r>
+              <w:rPr>
+                <w:rFonts w:ascii="Arial" w:cs="Arial" w:eastAsia="Arial" w:hAnsi="Arial"/>
+                <w:b/>
+                <w:bCs/>
+                <w:color w:val="7A7A7A"/>
+                <w:spacing w:val="40"/>
+                <w:sz w:val="20"/>
+                <w:szCs w:val="20"/>
+              </w:rPr>
+              <w:t xml:space="preserve">TRN  </w:t>
+            </w:r>
+            <w:r>
+              <w:rPr>
+                <w:rFonts w:ascii="Arial" w:cs="Arial" w:eastAsia="Arial" w:hAnsi="Arial"/>
+                <w:color w:val="6B6B6B"/>
+                <w:spacing w:val="40"/>
+                <w:sz w:val="14"/>
+                <w:szCs w:val="14"/>
+              </w:rPr>
+              <w:t xml:space="preserve">TRANSPORT &amp; TUNNELS</w:t>
+            </w:r>
+            <w:r>
+              <w:rPr>
+                <w:rFonts w:ascii="Arial" w:cs="Arial" w:eastAsia="Arial" w:hAnsi="Arial"/>
+                <w:color w:val="AAAAAA"/>
+                <w:spacing w:val="60"/>
+                <w:sz w:val="12"/>
+                <w:szCs w:val="12"/>
+              </w:rPr>
+              <w:t xml:space="preserve">     REFERENCE CHAIN</w:t>
+            </w:r>
+          </w:p>
+          <w:p>
+            <w:pPr>
+              <w:spacing w:after="40"/>
+            </w:pPr>
+            <w:r>
+              <w:rPr>
+                <w:rFonts w:ascii="Courier New" w:cs="Courier New" w:eastAsia="Courier New" w:hAnsi="Courier New"/>
+                <w:b/>
+                <w:bCs/>
+                <w:color w:val="1A1A1A"/>
+                <w:sz w:val="56"/>
+                <w:szCs w:val="56"/>
+              </w:rPr>
+              <w:t xml:space="preserve">F-508</w:t>
+            </w:r>
+          </w:p>
+          <w:p>
+            <w:pPr>
+              <w:spacing w:after="120"/>
+            </w:pPr>
+            <w:r>
+              <w:rPr>
+                <w:rFonts w:ascii="Arial" w:cs="Arial" w:eastAsia="Arial" w:hAnsi="Arial"/>
+                <w:b/>
+                <w:bCs/>
+                <w:color w:val="1A1A1A"/>
+                <w:sz w:val="24"/>
+                <w:szCs w:val="24"/>
+              </w:rPr>
+              <w:t xml:space="preserve">Emergency tunnel routing blackout</w:t>
+            </w:r>
+            <w:r>
+              <w:rPr>
+                <w:rFonts w:ascii="Arial" w:cs="Arial" w:eastAsia="Arial" w:hAnsi="Arial"/>
+                <w:color w:val="B00000"/>
+                <w:sz w:val="18"/>
+                <w:szCs w:val="18"/>
+              </w:rPr>
+              <w:t xml:space="preserve">   ▲▲▲</w:t>
+            </w:r>
+          </w:p>
+          <w:p>
+            <w:pPr>
+              <w:spacing w:after="160"/>
+            </w:pPr>
+            <w:r>
+              <w:rPr>
+                <w:rFonts w:ascii="Arial" w:cs="Arial" w:eastAsia="Arial" w:hAnsi="Arial"/>
+                <w:color w:val="3A3A3A"/>
+                <w:sz w:val="18"/>
+                <w:szCs w:val="18"/>
+              </w:rPr>
+              <w:t xml:space="preserve">The beacons and the diversion both want a figure, and neither is a transport figure.</w:t>
+            </w:r>
+          </w:p>
+          <w:p>
+            <w:pPr>
+              <w:pBdr>
+                <w:top w:val="single" w:color="CCCCCC" w:sz="4"/>
+              </w:pBdr>
+              <w:spacing w:before="60"/>
+            </w:pPr>
+            <w:r>
+              <w:rPr>
+                <w:rFonts w:ascii="Arial" w:cs="Arial" w:eastAsia="Arial" w:hAnsi="Arial"/>
+                <w:b/>
+                <w:bCs/>
+                <w:color w:val="6B6B6B"/>
+                <w:spacing w:val="40"/>
+                <w:sz w:val="16"/>
+                <w:szCs w:val="16"/>
+              </w:rPr>
+              <w:t xml:space="preserve">LOOK UP THIS CODE IN YOUR FAULT INDEX</w:t>
+            </w:r>
+          </w:p>
+        </w:tc>
+      </w:tr>
+    </w:tbl>
+    <w:p>
+      <w:r>
+        <w:br w:type="page"/>
+      </w:r>
+    </w:p>
+    <w:tbl>
+      <w:tblPr>
+        <w:tblW w:type="dxa" w:w="15398"/>
+        <w:tblBorders>
+          <w:top w:val="single" w:color="auto" w:sz="4"/>
+          <w:left w:val="single" w:color="auto" w:sz="4"/>
+          <w:bottom w:val="single" w:color="auto" w:sz="4"/>
+          <w:right w:val="single" w:color="auto" w:sz="4"/>
+          <w:insideH w:val="single" w:color="auto" w:sz="4"/>
+          <w:insideV w:val="single" w:color="auto" w:sz="4"/>
+        </w:tblBorders>
+      </w:tblPr>
+      <w:tblGrid>
+        <w:gridCol w:w="7699"/>
+        <w:gridCol w:w="7699"/>
+      </w:tblGrid>
+      <w:tr>
+        <w:trPr>
+          <w:trHeight w:val="4900" w:hRule="atLeast"/>
+        </w:trPr>
+        <w:tc>
+          <w:tcPr>
+            <w:tcW w:type="dxa" w:w="7699"/>
+            <w:tcBorders>
+              <w:top w:val="dashed" w:color="AAAAAA" w:sz="4"/>
+              <w:left w:val="dashed" w:color="AAAAAA" w:sz="4"/>
+              <w:bottom w:val="dashed" w:color="AAAAAA" w:sz="4"/>
+              <w:right w:val="dashed" w:color="AAAAAA" w:sz="4"/>
+            </w:tcBorders>
+            <w:tcMar>
+              <w:top w:type="dxa" w:w="200"/>
+              <w:left w:type="dxa" w:w="320"/>
+              <w:bottom w:type="dxa" w:w="200"/>
+              <w:right w:type="dxa" w:w="320"/>
+            </w:tcMar>
+            <w:vAlign w:val="top"/>
+          </w:tcPr>
+          <w:p>
+            <w:pPr>
+              <w:pBdr>
+                <w:bottom w:val="single" w:color="5AB86A" w:sz="24"/>
+              </w:pBdr>
+              <w:spacing w:after="0"/>
+            </w:pPr>
+            <w:r>
+              <w:rPr>
+                <w:sz w:val="2"/>
+                <w:szCs w:val="2"/>
+              </w:rPr>
+              <w:t xml:space="preserve"/>
+            </w:r>
+          </w:p>
+          <w:p>
+            <w:pPr>
+              <w:spacing w:after="100" w:before="120"/>
+            </w:pPr>
+            <w:r>
+              <w:rPr>
+                <w:rFonts w:ascii="Arial" w:cs="Arial" w:eastAsia="Arial" w:hAnsi="Arial"/>
+                <w:b/>
+                <w:bCs/>
+                <w:color w:val="5AB86A"/>
+                <w:spacing w:val="40"/>
+                <w:sz w:val="20"/>
+                <w:szCs w:val="20"/>
+              </w:rPr>
+              <w:t xml:space="preserve">AGR  </w:t>
+            </w:r>
+            <w:r>
+              <w:rPr>
+                <w:rFonts w:ascii="Arial" w:cs="Arial" w:eastAsia="Arial" w:hAnsi="Arial"/>
+                <w:color w:val="6B6B6B"/>
+                <w:spacing w:val="40"/>
+                <w:sz w:val="14"/>
+                <w:szCs w:val="14"/>
+              </w:rPr>
+              <w:t xml:space="preserve">AGRICULTURE</w:t>
+            </w:r>
+            <w:r>
+              <w:rPr>
+                <w:rFonts w:ascii="Arial" w:cs="Arial" w:eastAsia="Arial" w:hAnsi="Arial"/>
+                <w:color w:val="AAAAAA"/>
+                <w:spacing w:val="60"/>
+                <w:sz w:val="12"/>
+                <w:szCs w:val="12"/>
+              </w:rPr>
+              <w:t xml:space="preserve">     REFERENCE CHAIN</w:t>
+            </w:r>
+          </w:p>
+          <w:p>
+            <w:pPr>
+              <w:spacing w:after="40"/>
+            </w:pPr>
+            <w:r>
+              <w:rPr>
+                <w:rFonts w:ascii="Courier New" w:cs="Courier New" w:eastAsia="Courier New" w:hAnsi="Courier New"/>
+                <w:b/>
+                <w:bCs/>
+                <w:color w:val="1A1A1A"/>
+                <w:sz w:val="56"/>
+                <w:szCs w:val="56"/>
+              </w:rPr>
+              <w:t xml:space="preserve">F-509</w:t>
+            </w:r>
+          </w:p>
+          <w:p>
+            <w:pPr>
+              <w:spacing w:after="120"/>
+            </w:pPr>
+            <w:r>
+              <w:rPr>
+                <w:rFonts w:ascii="Arial" w:cs="Arial" w:eastAsia="Arial" w:hAnsi="Arial"/>
+                <w:b/>
+                <w:bCs/>
+                <w:color w:val="1A1A1A"/>
+                <w:sz w:val="24"/>
+                <w:szCs w:val="24"/>
+              </w:rPr>
+              <w:t xml:space="preserve">Nutrient loop sensor mismatch</w:t>
+            </w:r>
+            <w:r>
+              <w:rPr>
+                <w:rFonts w:ascii="Arial" w:cs="Arial" w:eastAsia="Arial" w:hAnsi="Arial"/>
+                <w:color w:val="6B6B6B"/>
+                <w:sz w:val="18"/>
+                <w:szCs w:val="18"/>
+              </w:rPr>
+              <w:t xml:space="preserve">   ▲▲</w:t>
+            </w:r>
+          </w:p>
+          <w:p>
+            <w:pPr>
+              <w:spacing w:after="160"/>
+            </w:pPr>
+            <w:r>
+              <w:rPr>
+                <w:rFonts w:ascii="Arial" w:cs="Arial" w:eastAsia="Arial" w:hAnsi="Arial"/>
+                <w:color w:val="3A3A3A"/>
+                <w:sz w:val="18"/>
+                <w:szCs w:val="18"/>
+              </w:rPr>
+              <w:t xml:space="preserve">The nutrient loop is reading a flow rate nobody in this bay can confirm.</w:t>
+            </w:r>
+          </w:p>
+          <w:p>
+            <w:pPr>
+              <w:pBdr>
+                <w:top w:val="single" w:color="CCCCCC" w:sz="4"/>
+              </w:pBdr>
+              <w:spacing w:before="60"/>
+            </w:pPr>
+            <w:r>
+              <w:rPr>
+                <w:rFonts w:ascii="Arial" w:cs="Arial" w:eastAsia="Arial" w:hAnsi="Arial"/>
+                <w:b/>
+                <w:bCs/>
+                <w:color w:val="6B6B6B"/>
+                <w:spacing w:val="40"/>
+                <w:sz w:val="16"/>
+                <w:szCs w:val="16"/>
+              </w:rPr>
+              <w:t xml:space="preserve">LOOK UP THIS CODE IN YOUR FAULT INDEX</w:t>
+            </w:r>
+          </w:p>
+        </w:tc>
+        <w:tc>
+          <w:tcPr>
+            <w:tcW w:type="dxa" w:w="7699"/>
+            <w:tcBorders>
+              <w:top w:val="dashed" w:color="AAAAAA" w:sz="4"/>
+              <w:left w:val="dashed" w:color="AAAAAA" w:sz="4"/>
+              <w:bottom w:val="dashed" w:color="AAAAAA" w:sz="4"/>
+              <w:right w:val="dashed" w:color="AAAAAA" w:sz="4"/>
+            </w:tcBorders>
+            <w:tcMar>
+              <w:top w:type="dxa" w:w="200"/>
+              <w:left w:type="dxa" w:w="320"/>
+              <w:bottom w:type="dxa" w:w="200"/>
+              <w:right w:type="dxa" w:w="320"/>
+            </w:tcMar>
+            <w:vAlign w:val="top"/>
+          </w:tcPr>
+          <w:p>
+            <w:pPr>
+              <w:pBdr>
+                <w:bottom w:val="single" w:color="5AB86A" w:sz="24"/>
+              </w:pBdr>
+              <w:spacing w:after="0"/>
+            </w:pPr>
+            <w:r>
+              <w:rPr>
+                <w:sz w:val="2"/>
+                <w:szCs w:val="2"/>
+              </w:rPr>
+              <w:t xml:space="preserve"/>
+            </w:r>
+          </w:p>
+          <w:p>
+            <w:pPr>
+              <w:spacing w:after="100" w:before="120"/>
+            </w:pPr>
+            <w:r>
+              <w:rPr>
+                <w:rFonts w:ascii="Arial" w:cs="Arial" w:eastAsia="Arial" w:hAnsi="Arial"/>
+                <w:b/>
+                <w:bCs/>
+                <w:color w:val="5AB86A"/>
+                <w:spacing w:val="40"/>
+                <w:sz w:val="20"/>
+                <w:szCs w:val="20"/>
+              </w:rPr>
+              <w:t xml:space="preserve">AGR  </w:t>
+            </w:r>
+            <w:r>
+              <w:rPr>
+                <w:rFonts w:ascii="Arial" w:cs="Arial" w:eastAsia="Arial" w:hAnsi="Arial"/>
+                <w:color w:val="6B6B6B"/>
+                <w:spacing w:val="40"/>
+                <w:sz w:val="14"/>
+                <w:szCs w:val="14"/>
+              </w:rPr>
+              <w:t xml:space="preserve">AGRICULTURE</w:t>
+            </w:r>
+            <w:r>
+              <w:rPr>
+                <w:rFonts w:ascii="Arial" w:cs="Arial" w:eastAsia="Arial" w:hAnsi="Arial"/>
+                <w:color w:val="AAAAAA"/>
+                <w:spacing w:val="60"/>
+                <w:sz w:val="12"/>
+                <w:szCs w:val="12"/>
+              </w:rPr>
+              <w:t xml:space="preserve">     REFERENCE CHAIN</w:t>
+            </w:r>
+          </w:p>
+          <w:p>
+            <w:pPr>
+              <w:spacing w:after="40"/>
+            </w:pPr>
+            <w:r>
+              <w:rPr>
+                <w:rFonts w:ascii="Courier New" w:cs="Courier New" w:eastAsia="Courier New" w:hAnsi="Courier New"/>
+                <w:b/>
+                <w:bCs/>
+                <w:color w:val="1A1A1A"/>
+                <w:sz w:val="56"/>
+                <w:szCs w:val="56"/>
+              </w:rPr>
+              <w:t xml:space="preserve">F-510</w:t>
+            </w:r>
+          </w:p>
+          <w:p>
+            <w:pPr>
+              <w:spacing w:after="120"/>
+            </w:pPr>
+            <w:r>
+              <w:rPr>
+                <w:rFonts w:ascii="Arial" w:cs="Arial" w:eastAsia="Arial" w:hAnsi="Arial"/>
+                <w:b/>
+                <w:bCs/>
+                <w:color w:val="1A1A1A"/>
+                <w:sz w:val="24"/>
+                <w:szCs w:val="24"/>
+              </w:rPr>
+              <w:t xml:space="preserve">Seed vault climate interlock</w:t>
+            </w:r>
+            <w:r>
+              <w:rPr>
+                <w:rFonts w:ascii="Arial" w:cs="Arial" w:eastAsia="Arial" w:hAnsi="Arial"/>
+                <w:color w:val="B00000"/>
+                <w:sz w:val="18"/>
+                <w:szCs w:val="18"/>
+              </w:rPr>
+              <w:t xml:space="preserve">   ▲▲▲</w:t>
+            </w:r>
+          </w:p>
+          <w:p>
+            <w:pPr>
+              <w:spacing w:after="160"/>
+            </w:pPr>
+            <w:r>
+              <w:rPr>
+                <w:rFonts w:ascii="Arial" w:cs="Arial" w:eastAsia="Arial" w:hAnsi="Arial"/>
+                <w:color w:val="3A3A3A"/>
+                <w:sz w:val="18"/>
+                <w:szCs w:val="18"/>
+              </w:rPr>
+              <w:t xml:space="preserve">The vault will not seal until both its broadcast clearance and its chiller feed are confirmed.</w:t>
+            </w:r>
+          </w:p>
+          <w:p>
+            <w:pPr>
+              <w:pBdr>
+                <w:top w:val="single" w:color="CCCCCC" w:sz="4"/>
+              </w:pBdr>
+              <w:spacing w:before="60"/>
+            </w:pPr>
+            <w:r>
+              <w:rPr>
+                <w:rFonts w:ascii="Arial" w:cs="Arial" w:eastAsia="Arial" w:hAnsi="Arial"/>
+                <w:b/>
+                <w:bCs/>
+                <w:color w:val="6B6B6B"/>
+                <w:spacing w:val="40"/>
+                <w:sz w:val="16"/>
+                <w:szCs w:val="16"/>
+              </w:rPr>
+              <w:t xml:space="preserve">LOOK UP THIS CODE IN YOUR FAULT INDEX</w:t>
+            </w:r>
+          </w:p>
+        </w:tc>
+      </w:tr>
+      <w:tr>
+        <w:trPr>
+          <w:trHeight w:val="4900" w:hRule="atLeast"/>
+        </w:trPr>
+        <w:tc>
+          <w:tcPr>
+            <w:tcW w:type="dxa" w:w="7699"/>
+            <w:tcBorders>
+              <w:top w:val="dashed" w:color="AAAAAA" w:sz="4"/>
+              <w:left w:val="dashed" w:color="AAAAAA" w:sz="4"/>
+              <w:bottom w:val="dashed" w:color="AAAAAA" w:sz="4"/>
+              <w:right w:val="dashed" w:color="AAAAAA" w:sz="4"/>
+            </w:tcBorders>
+            <w:tcMar>
+              <w:top w:type="dxa" w:w="200"/>
+              <w:left w:type="dxa" w:w="320"/>
+              <w:bottom w:type="dxa" w:w="200"/>
+              <w:right w:type="dxa" w:w="320"/>
+            </w:tcMar>
+            <w:vAlign w:val="top"/>
+          </w:tcPr>
+          <w:p>
+            <w:pPr>
+              <w:pBdr>
+                <w:bottom w:val="single" w:color="B07AD8" w:sz="24"/>
+              </w:pBdr>
+              <w:spacing w:after="0"/>
+            </w:pPr>
+            <w:r>
+              <w:rPr>
+                <w:sz w:val="2"/>
+                <w:szCs w:val="2"/>
+              </w:rPr>
+              <w:t xml:space="preserve"/>
+            </w:r>
+          </w:p>
+          <w:p>
+            <w:pPr>
+              <w:spacing w:after="100" w:before="120"/>
+            </w:pPr>
+            <w:r>
+              <w:rPr>
+                <w:rFonts w:ascii="Arial" w:cs="Arial" w:eastAsia="Arial" w:hAnsi="Arial"/>
+                <w:b/>
+                <w:bCs/>
+                <w:color w:val="B07AD8"/>
+                <w:spacing w:val="40"/>
+                <w:sz w:val="20"/>
+                <w:szCs w:val="20"/>
+              </w:rPr>
+              <w:t xml:space="preserve">COM  </w:t>
+            </w:r>
+            <w:r>
+              <w:rPr>
+                <w:rFonts w:ascii="Arial" w:cs="Arial" w:eastAsia="Arial" w:hAnsi="Arial"/>
+                <w:color w:val="6B6B6B"/>
+                <w:spacing w:val="40"/>
+                <w:sz w:val="14"/>
+                <w:szCs w:val="14"/>
+              </w:rPr>
+              <w:t xml:space="preserve">COMMS &amp; SENSORS</w:t>
+            </w:r>
+            <w:r>
+              <w:rPr>
+                <w:rFonts w:ascii="Arial" w:cs="Arial" w:eastAsia="Arial" w:hAnsi="Arial"/>
+                <w:color w:val="AAAAAA"/>
+                <w:spacing w:val="60"/>
+                <w:sz w:val="12"/>
+                <w:szCs w:val="12"/>
+              </w:rPr>
+              <w:t xml:space="preserve">     REFERENCE CHAIN</w:t>
+            </w:r>
+          </w:p>
+          <w:p>
+            <w:pPr>
+              <w:spacing w:after="40"/>
+            </w:pPr>
+            <w:r>
+              <w:rPr>
+                <w:rFonts w:ascii="Courier New" w:cs="Courier New" w:eastAsia="Courier New" w:hAnsi="Courier New"/>
+                <w:b/>
+                <w:bCs/>
+                <w:color w:val="1A1A1A"/>
+                <w:sz w:val="56"/>
+                <w:szCs w:val="56"/>
+              </w:rPr>
+              <w:t xml:space="preserve">F-511</w:t>
+            </w:r>
+          </w:p>
+          <w:p>
+            <w:pPr>
+              <w:spacing w:after="120"/>
+            </w:pPr>
+            <w:r>
+              <w:rPr>
+                <w:rFonts w:ascii="Arial" w:cs="Arial" w:eastAsia="Arial" w:hAnsi="Arial"/>
+                <w:b/>
+                <w:bCs/>
+                <w:color w:val="1A1A1A"/>
+                <w:sz w:val="24"/>
+                <w:szCs w:val="24"/>
+              </w:rPr>
+              <w:t xml:space="preserve">Relay cooling telemetry mismatch</w:t>
+            </w:r>
+            <w:r>
+              <w:rPr>
+                <w:rFonts w:ascii="Arial" w:cs="Arial" w:eastAsia="Arial" w:hAnsi="Arial"/>
+                <w:color w:val="6B6B6B"/>
+                <w:sz w:val="18"/>
+                <w:szCs w:val="18"/>
+              </w:rPr>
+              <w:t xml:space="preserve">   ▲▲</w:t>
+            </w:r>
+          </w:p>
+          <w:p>
+            <w:pPr>
+              <w:spacing w:after="160"/>
+            </w:pPr>
+            <w:r>
+              <w:rPr>
+                <w:rFonts w:ascii="Arial" w:cs="Arial" w:eastAsia="Arial" w:hAnsi="Arial"/>
+                <w:color w:val="3A3A3A"/>
+                <w:sz w:val="18"/>
+                <w:szCs w:val="18"/>
+              </w:rPr>
+              <w:t xml:space="preserve">The relay mast is cooled off somebody else's loop, and it wants that loop's rating.</w:t>
+            </w:r>
+          </w:p>
+          <w:p>
+            <w:pPr>
+              <w:pBdr>
+                <w:top w:val="single" w:color="CCCCCC" w:sz="4"/>
+              </w:pBdr>
+              <w:spacing w:before="60"/>
+            </w:pPr>
+            <w:r>
+              <w:rPr>
+                <w:rFonts w:ascii="Arial" w:cs="Arial" w:eastAsia="Arial" w:hAnsi="Arial"/>
+                <w:b/>
+                <w:bCs/>
+                <w:color w:val="6B6B6B"/>
+                <w:spacing w:val="40"/>
+                <w:sz w:val="16"/>
+                <w:szCs w:val="16"/>
+              </w:rPr>
+              <w:t xml:space="preserve">LOOK UP THIS CODE IN YOUR FAULT INDEX</w:t>
+            </w:r>
+          </w:p>
+        </w:tc>
+        <w:tc>
+          <w:tcPr>
+            <w:tcW w:type="dxa" w:w="7699"/>
+            <w:tcBorders>
+              <w:top w:val="dashed" w:color="AAAAAA" w:sz="4"/>
+              <w:left w:val="dashed" w:color="AAAAAA" w:sz="4"/>
+              <w:bottom w:val="dashed" w:color="AAAAAA" w:sz="4"/>
+              <w:right w:val="dashed" w:color="AAAAAA" w:sz="4"/>
+            </w:tcBorders>
+            <w:tcMar>
+              <w:top w:type="dxa" w:w="200"/>
+              <w:left w:type="dxa" w:w="320"/>
+              <w:bottom w:type="dxa" w:w="200"/>
+              <w:right w:type="dxa" w:w="320"/>
+            </w:tcMar>
+            <w:vAlign w:val="top"/>
+          </w:tcPr>
+          <w:p>
+            <w:pPr>
+              <w:pBdr>
+                <w:bottom w:val="single" w:color="B07AD8" w:sz="24"/>
+              </w:pBdr>
+              <w:spacing w:after="0"/>
+            </w:pPr>
+            <w:r>
+              <w:rPr>
+                <w:sz w:val="2"/>
+                <w:szCs w:val="2"/>
+              </w:rPr>
+              <w:t xml:space="preserve"/>
+            </w:r>
+          </w:p>
+          <w:p>
+            <w:pPr>
+              <w:spacing w:after="100" w:before="120"/>
+            </w:pPr>
+            <w:r>
+              <w:rPr>
+                <w:rFonts w:ascii="Arial" w:cs="Arial" w:eastAsia="Arial" w:hAnsi="Arial"/>
+                <w:b/>
+                <w:bCs/>
+                <w:color w:val="B07AD8"/>
+                <w:spacing w:val="40"/>
+                <w:sz w:val="20"/>
+                <w:szCs w:val="20"/>
+              </w:rPr>
+              <w:t xml:space="preserve">COM  </w:t>
+            </w:r>
+            <w:r>
+              <w:rPr>
+                <w:rFonts w:ascii="Arial" w:cs="Arial" w:eastAsia="Arial" w:hAnsi="Arial"/>
+                <w:color w:val="6B6B6B"/>
+                <w:spacing w:val="40"/>
+                <w:sz w:val="14"/>
+                <w:szCs w:val="14"/>
+              </w:rPr>
+              <w:t xml:space="preserve">COMMS &amp; SENSORS</w:t>
+            </w:r>
+            <w:r>
+              <w:rPr>
+                <w:rFonts w:ascii="Arial" w:cs="Arial" w:eastAsia="Arial" w:hAnsi="Arial"/>
+                <w:color w:val="AAAAAA"/>
+                <w:spacing w:val="60"/>
+                <w:sz w:val="12"/>
+                <w:szCs w:val="12"/>
+              </w:rPr>
+              <w:t xml:space="preserve">     REFERENCE CHAIN</w:t>
+            </w:r>
+          </w:p>
+          <w:p>
+            <w:pPr>
+              <w:spacing w:after="40"/>
+            </w:pPr>
+            <w:r>
+              <w:rPr>
+                <w:rFonts w:ascii="Courier New" w:cs="Courier New" w:eastAsia="Courier New" w:hAnsi="Courier New"/>
+                <w:b/>
+                <w:bCs/>
+                <w:color w:val="1A1A1A"/>
+                <w:sz w:val="56"/>
+                <w:szCs w:val="56"/>
+              </w:rPr>
+              <w:t xml:space="preserve">F-512</w:t>
+            </w:r>
+          </w:p>
+          <w:p>
+            <w:pPr>
+              <w:spacing w:after="120"/>
+            </w:pPr>
+            <w:r>
+              <w:rPr>
+                <w:rFonts w:ascii="Arial" w:cs="Arial" w:eastAsia="Arial" w:hAnsi="Arial"/>
+                <w:b/>
+                <w:bCs/>
+                <w:color w:val="1A1A1A"/>
+                <w:sz w:val="24"/>
+                <w:szCs w:val="24"/>
+              </w:rPr>
+              <w:t xml:space="preserve">Uplink emergency power-route conflict</w:t>
+            </w:r>
+            <w:r>
+              <w:rPr>
+                <w:rFonts w:ascii="Arial" w:cs="Arial" w:eastAsia="Arial" w:hAnsi="Arial"/>
+                <w:color w:val="B00000"/>
+                <w:sz w:val="18"/>
+                <w:szCs w:val="18"/>
+              </w:rPr>
+              <w:t xml:space="preserve">   ▲▲▲</w:t>
+            </w:r>
+          </w:p>
+          <w:p>
+            <w:pPr>
+              <w:spacing w:after="160"/>
+            </w:pPr>
+            <w:r>
+              <w:rPr>
+                <w:rFonts w:ascii="Arial" w:cs="Arial" w:eastAsia="Arial" w:hAnsi="Arial"/>
+                <w:color w:val="3A3A3A"/>
+                <w:sz w:val="18"/>
+                <w:szCs w:val="18"/>
+              </w:rPr>
+              <w:t xml:space="preserve">The uplink wants its feed rating and its cabinet filtration rating. It holds neither.</w:t>
             </w:r>
           </w:p>
           <w:p>

--- a/kit/UNDERCITY_FaultCards.docx
+++ b/kit/UNDERCITY_FaultCards.docx
@@ -7316,6 +7316,1944 @@
                 <w:szCs w:val="18"/>
               </w:rPr>
               <w:t xml:space="preserve">The uplink wants its feed rating and its cabinet filtration rating. It holds neither.</w:t>
+            </w:r>
+          </w:p>
+          <w:p>
+            <w:pPr>
+              <w:pBdr>
+                <w:top w:val="single" w:color="CCCCCC" w:sz="4"/>
+              </w:pBdr>
+              <w:spacing w:before="60"/>
+            </w:pPr>
+            <w:r>
+              <w:rPr>
+                <w:rFonts w:ascii="Arial" w:cs="Arial" w:eastAsia="Arial" w:hAnsi="Arial"/>
+                <w:b/>
+                <w:bCs/>
+                <w:color w:val="6B6B6B"/>
+                <w:spacing w:val="40"/>
+                <w:sz w:val="16"/>
+                <w:szCs w:val="16"/>
+              </w:rPr>
+              <w:t xml:space="preserve">LOOK UP THIS CODE IN YOUR FAULT INDEX</w:t>
+            </w:r>
+          </w:p>
+        </w:tc>
+      </w:tr>
+    </w:tbl>
+    <w:p>
+      <w:r>
+        <w:br w:type="page"/>
+      </w:r>
+    </w:p>
+    <w:tbl>
+      <w:tblPr>
+        <w:tblW w:type="dxa" w:w="15398"/>
+        <w:tblBorders>
+          <w:top w:val="single" w:color="auto" w:sz="4"/>
+          <w:left w:val="single" w:color="auto" w:sz="4"/>
+          <w:bottom w:val="single" w:color="auto" w:sz="4"/>
+          <w:right w:val="single" w:color="auto" w:sz="4"/>
+          <w:insideH w:val="single" w:color="auto" w:sz="4"/>
+          <w:insideV w:val="single" w:color="auto" w:sz="4"/>
+        </w:tblBorders>
+      </w:tblPr>
+      <w:tblGrid>
+        <w:gridCol w:w="7699"/>
+        <w:gridCol w:w="7699"/>
+      </w:tblGrid>
+      <w:tr>
+        <w:trPr>
+          <w:trHeight w:val="4900" w:hRule="atLeast"/>
+        </w:trPr>
+        <w:tc>
+          <w:tcPr>
+            <w:tcW w:type="dxa" w:w="7699"/>
+            <w:tcBorders>
+              <w:top w:val="dashed" w:color="AAAAAA" w:sz="4"/>
+              <w:left w:val="dashed" w:color="AAAAAA" w:sz="4"/>
+              <w:bottom w:val="dashed" w:color="AAAAAA" w:sz="4"/>
+              <w:right w:val="dashed" w:color="AAAAAA" w:sz="4"/>
+            </w:tcBorders>
+            <w:tcMar>
+              <w:top w:type="dxa" w:w="200"/>
+              <w:left w:type="dxa" w:w="320"/>
+              <w:bottom w:type="dxa" w:w="200"/>
+              <w:right w:type="dxa" w:w="320"/>
+            </w:tcMar>
+            <w:vAlign w:val="top"/>
+          </w:tcPr>
+          <w:p>
+            <w:pPr>
+              <w:pBdr>
+                <w:bottom w:val="single" w:color="E8B33A" w:sz="24"/>
+              </w:pBdr>
+              <w:spacing w:after="0"/>
+            </w:pPr>
+            <w:r>
+              <w:rPr>
+                <w:sz w:val="2"/>
+                <w:szCs w:val="2"/>
+              </w:rPr>
+              <w:t xml:space="preserve"/>
+            </w:r>
+          </w:p>
+          <w:p>
+            <w:pPr>
+              <w:spacing w:after="100" w:before="120"/>
+            </w:pPr>
+            <w:r>
+              <w:rPr>
+                <w:rFonts w:ascii="Arial" w:cs="Arial" w:eastAsia="Arial" w:hAnsi="Arial"/>
+                <w:b/>
+                <w:bCs/>
+                <w:color w:val="E8B33A"/>
+                <w:spacing w:val="40"/>
+                <w:sz w:val="20"/>
+                <w:szCs w:val="20"/>
+              </w:rPr>
+              <w:t xml:space="preserve">POW  </w:t>
+            </w:r>
+            <w:r>
+              <w:rPr>
+                <w:rFonts w:ascii="Arial" w:cs="Arial" w:eastAsia="Arial" w:hAnsi="Arial"/>
+                <w:color w:val="6B6B6B"/>
+                <w:spacing w:val="40"/>
+                <w:sz w:val="14"/>
+                <w:szCs w:val="14"/>
+              </w:rPr>
+              <w:t xml:space="preserve">POWER GRID</w:t>
+            </w:r>
+            <w:r>
+              <w:rPr>
+                <w:rFonts w:ascii="Arial" w:cs="Arial" w:eastAsia="Arial" w:hAnsi="Arial"/>
+                <w:color w:val="AAAAAA"/>
+                <w:spacing w:val="60"/>
+                <w:sz w:val="12"/>
+                <w:szCs w:val="12"/>
+              </w:rPr>
+              <w:t xml:space="preserve">     LATE SHIFT</w:t>
+            </w:r>
+          </w:p>
+          <w:p>
+            <w:pPr>
+              <w:spacing w:after="40"/>
+            </w:pPr>
+            <w:r>
+              <w:rPr>
+                <w:rFonts w:ascii="Courier New" w:cs="Courier New" w:eastAsia="Courier New" w:hAnsi="Courier New"/>
+                <w:b/>
+                <w:bCs/>
+                <w:color w:val="1A1A1A"/>
+                <w:sz w:val="56"/>
+                <w:szCs w:val="56"/>
+              </w:rPr>
+              <w:t xml:space="preserve">F-601</w:t>
+            </w:r>
+          </w:p>
+          <w:p>
+            <w:pPr>
+              <w:spacing w:after="120"/>
+            </w:pPr>
+            <w:r>
+              <w:rPr>
+                <w:rFonts w:ascii="Arial" w:cs="Arial" w:eastAsia="Arial" w:hAnsi="Arial"/>
+                <w:b/>
+                <w:bCs/>
+                <w:color w:val="1A1A1A"/>
+                <w:sz w:val="24"/>
+                <w:szCs w:val="24"/>
+              </w:rPr>
+              <w:t xml:space="preserve">Turbine manifold pressure imbalance</w:t>
+            </w:r>
+            <w:r>
+              <w:rPr>
+                <w:rFonts w:ascii="Arial" w:cs="Arial" w:eastAsia="Arial" w:hAnsi="Arial"/>
+                <w:color w:val="6B6B6B"/>
+                <w:sz w:val="18"/>
+                <w:szCs w:val="18"/>
+              </w:rPr>
+              <w:t xml:space="preserve">   ▲▲</w:t>
+            </w:r>
+          </w:p>
+          <w:p>
+            <w:pPr>
+              <w:spacing w:after="160"/>
+            </w:pPr>
+            <w:r>
+              <w:rPr>
+                <w:rFonts w:ascii="Arial" w:cs="Arial" w:eastAsia="Arial" w:hAnsi="Arial"/>
+                <w:color w:val="3A3A3A"/>
+                <w:sz w:val="18"/>
+                <w:szCs w:val="18"/>
+              </w:rPr>
+              <w:t xml:space="preserve">Cooling pressure across the turbine manifold is oscillating beyond control tolerance.</w:t>
+            </w:r>
+          </w:p>
+          <w:p>
+            <w:pPr>
+              <w:pBdr>
+                <w:top w:val="single" w:color="CCCCCC" w:sz="4"/>
+              </w:pBdr>
+              <w:spacing w:before="60"/>
+            </w:pPr>
+            <w:r>
+              <w:rPr>
+                <w:rFonts w:ascii="Arial" w:cs="Arial" w:eastAsia="Arial" w:hAnsi="Arial"/>
+                <w:b/>
+                <w:bCs/>
+                <w:color w:val="6B6B6B"/>
+                <w:spacing w:val="40"/>
+                <w:sz w:val="16"/>
+                <w:szCs w:val="16"/>
+              </w:rPr>
+              <w:t xml:space="preserve">LOOK UP THIS CODE IN YOUR FAULT INDEX</w:t>
+            </w:r>
+          </w:p>
+        </w:tc>
+        <w:tc>
+          <w:tcPr>
+            <w:tcW w:type="dxa" w:w="7699"/>
+            <w:tcBorders>
+              <w:top w:val="dashed" w:color="AAAAAA" w:sz="4"/>
+              <w:left w:val="dashed" w:color="AAAAAA" w:sz="4"/>
+              <w:bottom w:val="dashed" w:color="AAAAAA" w:sz="4"/>
+              <w:right w:val="dashed" w:color="AAAAAA" w:sz="4"/>
+            </w:tcBorders>
+            <w:tcMar>
+              <w:top w:type="dxa" w:w="200"/>
+              <w:left w:type="dxa" w:w="320"/>
+              <w:bottom w:type="dxa" w:w="200"/>
+              <w:right w:type="dxa" w:w="320"/>
+            </w:tcMar>
+            <w:vAlign w:val="top"/>
+          </w:tcPr>
+          <w:p>
+            <w:pPr>
+              <w:pBdr>
+                <w:bottom w:val="single" w:color="E8B33A" w:sz="24"/>
+              </w:pBdr>
+              <w:spacing w:after="0"/>
+            </w:pPr>
+            <w:r>
+              <w:rPr>
+                <w:sz w:val="2"/>
+                <w:szCs w:val="2"/>
+              </w:rPr>
+              <w:t xml:space="preserve"/>
+            </w:r>
+          </w:p>
+          <w:p>
+            <w:pPr>
+              <w:spacing w:after="100" w:before="120"/>
+            </w:pPr>
+            <w:r>
+              <w:rPr>
+                <w:rFonts w:ascii="Arial" w:cs="Arial" w:eastAsia="Arial" w:hAnsi="Arial"/>
+                <w:b/>
+                <w:bCs/>
+                <w:color w:val="E8B33A"/>
+                <w:spacing w:val="40"/>
+                <w:sz w:val="20"/>
+                <w:szCs w:val="20"/>
+              </w:rPr>
+              <w:t xml:space="preserve">POW  </w:t>
+            </w:r>
+            <w:r>
+              <w:rPr>
+                <w:rFonts w:ascii="Arial" w:cs="Arial" w:eastAsia="Arial" w:hAnsi="Arial"/>
+                <w:color w:val="6B6B6B"/>
+                <w:spacing w:val="40"/>
+                <w:sz w:val="14"/>
+                <w:szCs w:val="14"/>
+              </w:rPr>
+              <w:t xml:space="preserve">POWER GRID</w:t>
+            </w:r>
+            <w:r>
+              <w:rPr>
+                <w:rFonts w:ascii="Arial" w:cs="Arial" w:eastAsia="Arial" w:hAnsi="Arial"/>
+                <w:color w:val="AAAAAA"/>
+                <w:spacing w:val="60"/>
+                <w:sz w:val="12"/>
+                <w:szCs w:val="12"/>
+              </w:rPr>
+              <w:t xml:space="preserve">     LATE SHIFT</w:t>
+            </w:r>
+          </w:p>
+          <w:p>
+            <w:pPr>
+              <w:spacing w:after="40"/>
+            </w:pPr>
+            <w:r>
+              <w:rPr>
+                <w:rFonts w:ascii="Courier New" w:cs="Courier New" w:eastAsia="Courier New" w:hAnsi="Courier New"/>
+                <w:b/>
+                <w:bCs/>
+                <w:color w:val="1A1A1A"/>
+                <w:sz w:val="56"/>
+                <w:szCs w:val="56"/>
+              </w:rPr>
+              <w:t xml:space="preserve">F-602</w:t>
+            </w:r>
+          </w:p>
+          <w:p>
+            <w:pPr>
+              <w:spacing w:after="120"/>
+            </w:pPr>
+            <w:r>
+              <w:rPr>
+                <w:rFonts w:ascii="Arial" w:cs="Arial" w:eastAsia="Arial" w:hAnsi="Arial"/>
+                <w:b/>
+                <w:bCs/>
+                <w:color w:val="1A1A1A"/>
+                <w:sz w:val="24"/>
+                <w:szCs w:val="24"/>
+              </w:rPr>
+              <w:t xml:space="preserve">Ring-main emergency synchronisation fault</w:t>
+            </w:r>
+            <w:r>
+              <w:rPr>
+                <w:rFonts w:ascii="Arial" w:cs="Arial" w:eastAsia="Arial" w:hAnsi="Arial"/>
+                <w:color w:val="B00000"/>
+                <w:sz w:val="18"/>
+                <w:szCs w:val="18"/>
+              </w:rPr>
+              <w:t xml:space="preserve">   ▲▲▲</w:t>
+            </w:r>
+          </w:p>
+          <w:p>
+            <w:pPr>
+              <w:spacing w:after="100"/>
+            </w:pPr>
+            <w:r>
+              <w:rPr>
+                <w:rFonts w:ascii="Arial" w:cs="Arial" w:eastAsia="Arial" w:hAnsi="Arial"/>
+                <w:b/>
+                <w:bCs/>
+                <w:color w:val="B00000"/>
+                <w:spacing w:val="60"/>
+                <w:sz w:val="16"/>
+                <w:szCs w:val="16"/>
+              </w:rPr>
+              <w:t xml:space="preserve">TIME-CRITICAL</w:t>
+            </w:r>
+          </w:p>
+          <w:p>
+            <w:pPr>
+              <w:spacing w:after="160"/>
+            </w:pPr>
+            <w:r>
+              <w:rPr>
+                <w:rFonts w:ascii="Arial" w:cs="Arial" w:eastAsia="Arial" w:hAnsi="Arial"/>
+                <w:color w:val="3A3A3A"/>
+                <w:sz w:val="18"/>
+                <w:szCs w:val="18"/>
+              </w:rPr>
+              <w:t xml:space="preserve">The ring main has lost synchronisation with the emergency distribution network.</w:t>
+            </w:r>
+          </w:p>
+          <w:p>
+            <w:pPr>
+              <w:pBdr>
+                <w:top w:val="single" w:color="CCCCCC" w:sz="4"/>
+              </w:pBdr>
+              <w:spacing w:before="60"/>
+            </w:pPr>
+            <w:r>
+              <w:rPr>
+                <w:rFonts w:ascii="Arial" w:cs="Arial" w:eastAsia="Arial" w:hAnsi="Arial"/>
+                <w:b/>
+                <w:bCs/>
+                <w:color w:val="6B6B6B"/>
+                <w:spacing w:val="40"/>
+                <w:sz w:val="16"/>
+                <w:szCs w:val="16"/>
+              </w:rPr>
+              <w:t xml:space="preserve">LOOK UP THIS CODE IN YOUR FAULT INDEX</w:t>
+            </w:r>
+          </w:p>
+        </w:tc>
+      </w:tr>
+      <w:tr>
+        <w:trPr>
+          <w:trHeight w:val="4900" w:hRule="atLeast"/>
+        </w:trPr>
+        <w:tc>
+          <w:tcPr>
+            <w:tcW w:type="dxa" w:w="7699"/>
+            <w:tcBorders>
+              <w:top w:val="dashed" w:color="AAAAAA" w:sz="4"/>
+              <w:left w:val="dashed" w:color="AAAAAA" w:sz="4"/>
+              <w:bottom w:val="dashed" w:color="AAAAAA" w:sz="4"/>
+              <w:right w:val="dashed" w:color="AAAAAA" w:sz="4"/>
+            </w:tcBorders>
+            <w:tcMar>
+              <w:top w:type="dxa" w:w="200"/>
+              <w:left w:type="dxa" w:w="320"/>
+              <w:bottom w:type="dxa" w:w="200"/>
+              <w:right w:type="dxa" w:w="320"/>
+            </w:tcMar>
+            <w:vAlign w:val="top"/>
+          </w:tcPr>
+          <w:p>
+            <w:pPr>
+              <w:pBdr>
+                <w:bottom w:val="single" w:color="3A8FE8" w:sz="24"/>
+              </w:pBdr>
+              <w:spacing w:after="0"/>
+            </w:pPr>
+            <w:r>
+              <w:rPr>
+                <w:sz w:val="2"/>
+                <w:szCs w:val="2"/>
+              </w:rPr>
+              <w:t xml:space="preserve"/>
+            </w:r>
+          </w:p>
+          <w:p>
+            <w:pPr>
+              <w:spacing w:after="100" w:before="120"/>
+            </w:pPr>
+            <w:r>
+              <w:rPr>
+                <w:rFonts w:ascii="Arial" w:cs="Arial" w:eastAsia="Arial" w:hAnsi="Arial"/>
+                <w:b/>
+                <w:bCs/>
+                <w:color w:val="3A8FE8"/>
+                <w:spacing w:val="40"/>
+                <w:sz w:val="20"/>
+                <w:szCs w:val="20"/>
+              </w:rPr>
+              <w:t xml:space="preserve">WTR  </w:t>
+            </w:r>
+            <w:r>
+              <w:rPr>
+                <w:rFonts w:ascii="Arial" w:cs="Arial" w:eastAsia="Arial" w:hAnsi="Arial"/>
+                <w:color w:val="6B6B6B"/>
+                <w:spacing w:val="40"/>
+                <w:sz w:val="14"/>
+                <w:szCs w:val="14"/>
+              </w:rPr>
+              <w:t xml:space="preserve">WATER &amp; FILTRATION</w:t>
+            </w:r>
+            <w:r>
+              <w:rPr>
+                <w:rFonts w:ascii="Arial" w:cs="Arial" w:eastAsia="Arial" w:hAnsi="Arial"/>
+                <w:color w:val="AAAAAA"/>
+                <w:spacing w:val="60"/>
+                <w:sz w:val="12"/>
+                <w:szCs w:val="12"/>
+              </w:rPr>
+              <w:t xml:space="preserve">     LATE SHIFT</w:t>
+            </w:r>
+          </w:p>
+          <w:p>
+            <w:pPr>
+              <w:spacing w:after="40"/>
+            </w:pPr>
+            <w:r>
+              <w:rPr>
+                <w:rFonts w:ascii="Courier New" w:cs="Courier New" w:eastAsia="Courier New" w:hAnsi="Courier New"/>
+                <w:b/>
+                <w:bCs/>
+                <w:color w:val="1A1A1A"/>
+                <w:sz w:val="56"/>
+                <w:szCs w:val="56"/>
+              </w:rPr>
+              <w:t xml:space="preserve">F-603</w:t>
+            </w:r>
+          </w:p>
+          <w:p>
+            <w:pPr>
+              <w:spacing w:after="120"/>
+            </w:pPr>
+            <w:r>
+              <w:rPr>
+                <w:rFonts w:ascii="Arial" w:cs="Arial" w:eastAsia="Arial" w:hAnsi="Arial"/>
+                <w:b/>
+                <w:bCs/>
+                <w:color w:val="1A1A1A"/>
+                <w:sz w:val="24"/>
+                <w:szCs w:val="24"/>
+              </w:rPr>
+              <w:t xml:space="preserve">Reclaim sterilisation bypass failure</w:t>
+            </w:r>
+            <w:r>
+              <w:rPr>
+                <w:rFonts w:ascii="Arial" w:cs="Arial" w:eastAsia="Arial" w:hAnsi="Arial"/>
+                <w:color w:val="6B6B6B"/>
+                <w:sz w:val="18"/>
+                <w:szCs w:val="18"/>
+              </w:rPr>
+              <w:t xml:space="preserve">   ▲▲</w:t>
+            </w:r>
+          </w:p>
+          <w:p>
+            <w:pPr>
+              <w:spacing w:after="160"/>
+            </w:pPr>
+            <w:r>
+              <w:rPr>
+                <w:rFonts w:ascii="Arial" w:cs="Arial" w:eastAsia="Arial" w:hAnsi="Arial"/>
+                <w:color w:val="3A3A3A"/>
+                <w:sz w:val="18"/>
+                <w:szCs w:val="18"/>
+              </w:rPr>
+              <w:t xml:space="preserve">The reclaim plant has lost its sterilisation bypass and untreated flow is backing toward storage.</w:t>
+            </w:r>
+          </w:p>
+          <w:p>
+            <w:pPr>
+              <w:pBdr>
+                <w:top w:val="single" w:color="CCCCCC" w:sz="4"/>
+              </w:pBdr>
+              <w:spacing w:before="60"/>
+            </w:pPr>
+            <w:r>
+              <w:rPr>
+                <w:rFonts w:ascii="Arial" w:cs="Arial" w:eastAsia="Arial" w:hAnsi="Arial"/>
+                <w:b/>
+                <w:bCs/>
+                <w:color w:val="6B6B6B"/>
+                <w:spacing w:val="40"/>
+                <w:sz w:val="16"/>
+                <w:szCs w:val="16"/>
+              </w:rPr>
+              <w:t xml:space="preserve">LOOK UP THIS CODE IN YOUR FAULT INDEX</w:t>
+            </w:r>
+          </w:p>
+        </w:tc>
+        <w:tc>
+          <w:tcPr>
+            <w:tcW w:type="dxa" w:w="7699"/>
+            <w:tcBorders>
+              <w:top w:val="dashed" w:color="AAAAAA" w:sz="4"/>
+              <w:left w:val="dashed" w:color="AAAAAA" w:sz="4"/>
+              <w:bottom w:val="dashed" w:color="AAAAAA" w:sz="4"/>
+              <w:right w:val="dashed" w:color="AAAAAA" w:sz="4"/>
+            </w:tcBorders>
+            <w:tcMar>
+              <w:top w:type="dxa" w:w="200"/>
+              <w:left w:type="dxa" w:w="320"/>
+              <w:bottom w:type="dxa" w:w="200"/>
+              <w:right w:type="dxa" w:w="320"/>
+            </w:tcMar>
+            <w:vAlign w:val="top"/>
+          </w:tcPr>
+          <w:p>
+            <w:pPr>
+              <w:pBdr>
+                <w:bottom w:val="single" w:color="3A8FE8" w:sz="24"/>
+              </w:pBdr>
+              <w:spacing w:after="0"/>
+            </w:pPr>
+            <w:r>
+              <w:rPr>
+                <w:sz w:val="2"/>
+                <w:szCs w:val="2"/>
+              </w:rPr>
+              <w:t xml:space="preserve"/>
+            </w:r>
+          </w:p>
+          <w:p>
+            <w:pPr>
+              <w:spacing w:after="100" w:before="120"/>
+            </w:pPr>
+            <w:r>
+              <w:rPr>
+                <w:rFonts w:ascii="Arial" w:cs="Arial" w:eastAsia="Arial" w:hAnsi="Arial"/>
+                <w:b/>
+                <w:bCs/>
+                <w:color w:val="3A8FE8"/>
+                <w:spacing w:val="40"/>
+                <w:sz w:val="20"/>
+                <w:szCs w:val="20"/>
+              </w:rPr>
+              <w:t xml:space="preserve">WTR  </w:t>
+            </w:r>
+            <w:r>
+              <w:rPr>
+                <w:rFonts w:ascii="Arial" w:cs="Arial" w:eastAsia="Arial" w:hAnsi="Arial"/>
+                <w:color w:val="6B6B6B"/>
+                <w:spacing w:val="40"/>
+                <w:sz w:val="14"/>
+                <w:szCs w:val="14"/>
+              </w:rPr>
+              <w:t xml:space="preserve">WATER &amp; FILTRATION</w:t>
+            </w:r>
+            <w:r>
+              <w:rPr>
+                <w:rFonts w:ascii="Arial" w:cs="Arial" w:eastAsia="Arial" w:hAnsi="Arial"/>
+                <w:color w:val="AAAAAA"/>
+                <w:spacing w:val="60"/>
+                <w:sz w:val="12"/>
+                <w:szCs w:val="12"/>
+              </w:rPr>
+              <w:t xml:space="preserve">     LATE SHIFT</w:t>
+            </w:r>
+          </w:p>
+          <w:p>
+            <w:pPr>
+              <w:spacing w:after="40"/>
+            </w:pPr>
+            <w:r>
+              <w:rPr>
+                <w:rFonts w:ascii="Courier New" w:cs="Courier New" w:eastAsia="Courier New" w:hAnsi="Courier New"/>
+                <w:b/>
+                <w:bCs/>
+                <w:color w:val="1A1A1A"/>
+                <w:sz w:val="56"/>
+                <w:szCs w:val="56"/>
+              </w:rPr>
+              <w:t xml:space="preserve">F-604</w:t>
+            </w:r>
+          </w:p>
+          <w:p>
+            <w:pPr>
+              <w:spacing w:after="120"/>
+            </w:pPr>
+            <w:r>
+              <w:rPr>
+                <w:rFonts w:ascii="Arial" w:cs="Arial" w:eastAsia="Arial" w:hAnsi="Arial"/>
+                <w:b/>
+                <w:bCs/>
+                <w:color w:val="1A1A1A"/>
+                <w:sz w:val="24"/>
+                <w:szCs w:val="24"/>
+              </w:rPr>
+              <w:t xml:space="preserve">Emergency tank isolation failure</w:t>
+            </w:r>
+            <w:r>
+              <w:rPr>
+                <w:rFonts w:ascii="Arial" w:cs="Arial" w:eastAsia="Arial" w:hAnsi="Arial"/>
+                <w:color w:val="B00000"/>
+                <w:sz w:val="18"/>
+                <w:szCs w:val="18"/>
+              </w:rPr>
+              <w:t xml:space="preserve">   ▲▲▲</w:t>
+            </w:r>
+          </w:p>
+          <w:p>
+            <w:pPr>
+              <w:spacing w:after="100"/>
+            </w:pPr>
+            <w:r>
+              <w:rPr>
+                <w:rFonts w:ascii="Arial" w:cs="Arial" w:eastAsia="Arial" w:hAnsi="Arial"/>
+                <w:b/>
+                <w:bCs/>
+                <w:color w:val="B00000"/>
+                <w:spacing w:val="60"/>
+                <w:sz w:val="16"/>
+                <w:szCs w:val="16"/>
+              </w:rPr>
+              <w:t xml:space="preserve">TIME-CRITICAL</w:t>
+            </w:r>
+          </w:p>
+          <w:p>
+            <w:pPr>
+              <w:spacing w:after="160"/>
+            </w:pPr>
+            <w:r>
+              <w:rPr>
+                <w:rFonts w:ascii="Arial" w:cs="Arial" w:eastAsia="Arial" w:hAnsi="Arial"/>
+                <w:color w:val="3A3A3A"/>
+                <w:sz w:val="18"/>
+                <w:szCs w:val="18"/>
+              </w:rPr>
+              <w:t xml:space="preserve">The emergency tank isolation valves have failed during a pressure surge.</w:t>
+            </w:r>
+          </w:p>
+          <w:p>
+            <w:pPr>
+              <w:pBdr>
+                <w:top w:val="single" w:color="CCCCCC" w:sz="4"/>
+              </w:pBdr>
+              <w:spacing w:before="60"/>
+            </w:pPr>
+            <w:r>
+              <w:rPr>
+                <w:rFonts w:ascii="Arial" w:cs="Arial" w:eastAsia="Arial" w:hAnsi="Arial"/>
+                <w:b/>
+                <w:bCs/>
+                <w:color w:val="6B6B6B"/>
+                <w:spacing w:val="40"/>
+                <w:sz w:val="16"/>
+                <w:szCs w:val="16"/>
+              </w:rPr>
+              <w:t xml:space="preserve">LOOK UP THIS CODE IN YOUR FAULT INDEX</w:t>
+            </w:r>
+          </w:p>
+        </w:tc>
+      </w:tr>
+    </w:tbl>
+    <w:p>
+      <w:r>
+        <w:br w:type="page"/>
+      </w:r>
+    </w:p>
+    <w:tbl>
+      <w:tblPr>
+        <w:tblW w:type="dxa" w:w="15398"/>
+        <w:tblBorders>
+          <w:top w:val="single" w:color="auto" w:sz="4"/>
+          <w:left w:val="single" w:color="auto" w:sz="4"/>
+          <w:bottom w:val="single" w:color="auto" w:sz="4"/>
+          <w:right w:val="single" w:color="auto" w:sz="4"/>
+          <w:insideH w:val="single" w:color="auto" w:sz="4"/>
+          <w:insideV w:val="single" w:color="auto" w:sz="4"/>
+        </w:tblBorders>
+      </w:tblPr>
+      <w:tblGrid>
+        <w:gridCol w:w="7699"/>
+        <w:gridCol w:w="7699"/>
+      </w:tblGrid>
+      <w:tr>
+        <w:trPr>
+          <w:trHeight w:val="4900" w:hRule="atLeast"/>
+        </w:trPr>
+        <w:tc>
+          <w:tcPr>
+            <w:tcW w:type="dxa" w:w="7699"/>
+            <w:tcBorders>
+              <w:top w:val="dashed" w:color="AAAAAA" w:sz="4"/>
+              <w:left w:val="dashed" w:color="AAAAAA" w:sz="4"/>
+              <w:bottom w:val="dashed" w:color="AAAAAA" w:sz="4"/>
+              <w:right w:val="dashed" w:color="AAAAAA" w:sz="4"/>
+            </w:tcBorders>
+            <w:tcMar>
+              <w:top w:type="dxa" w:w="200"/>
+              <w:left w:type="dxa" w:w="320"/>
+              <w:bottom w:type="dxa" w:w="200"/>
+              <w:right w:type="dxa" w:w="320"/>
+            </w:tcMar>
+            <w:vAlign w:val="top"/>
+          </w:tcPr>
+          <w:p>
+            <w:pPr>
+              <w:pBdr>
+                <w:bottom w:val="single" w:color="E85A5A" w:sz="24"/>
+              </w:pBdr>
+              <w:spacing w:after="0"/>
+            </w:pPr>
+            <w:r>
+              <w:rPr>
+                <w:sz w:val="2"/>
+                <w:szCs w:val="2"/>
+              </w:rPr>
+              <w:t xml:space="preserve"/>
+            </w:r>
+          </w:p>
+          <w:p>
+            <w:pPr>
+              <w:spacing w:after="100" w:before="120"/>
+            </w:pPr>
+            <w:r>
+              <w:rPr>
+                <w:rFonts w:ascii="Arial" w:cs="Arial" w:eastAsia="Arial" w:hAnsi="Arial"/>
+                <w:b/>
+                <w:bCs/>
+                <w:color w:val="E85A5A"/>
+                <w:spacing w:val="40"/>
+                <w:sz w:val="20"/>
+                <w:szCs w:val="20"/>
+              </w:rPr>
+              <w:t xml:space="preserve">MED  </w:t>
+            </w:r>
+            <w:r>
+              <w:rPr>
+                <w:rFonts w:ascii="Arial" w:cs="Arial" w:eastAsia="Arial" w:hAnsi="Arial"/>
+                <w:color w:val="6B6B6B"/>
+                <w:spacing w:val="40"/>
+                <w:sz w:val="14"/>
+                <w:szCs w:val="14"/>
+              </w:rPr>
+              <w:t xml:space="preserve">MEDICAL BAY</w:t>
+            </w:r>
+            <w:r>
+              <w:rPr>
+                <w:rFonts w:ascii="Arial" w:cs="Arial" w:eastAsia="Arial" w:hAnsi="Arial"/>
+                <w:color w:val="AAAAAA"/>
+                <w:spacing w:val="60"/>
+                <w:sz w:val="12"/>
+                <w:szCs w:val="12"/>
+              </w:rPr>
+              <w:t xml:space="preserve">     LATE SHIFT</w:t>
+            </w:r>
+          </w:p>
+          <w:p>
+            <w:pPr>
+              <w:spacing w:after="40"/>
+            </w:pPr>
+            <w:r>
+              <w:rPr>
+                <w:rFonts w:ascii="Courier New" w:cs="Courier New" w:eastAsia="Courier New" w:hAnsi="Courier New"/>
+                <w:b/>
+                <w:bCs/>
+                <w:color w:val="1A1A1A"/>
+                <w:sz w:val="56"/>
+                <w:szCs w:val="56"/>
+              </w:rPr>
+              <w:t xml:space="preserve">F-605</w:t>
+            </w:r>
+          </w:p>
+          <w:p>
+            <w:pPr>
+              <w:spacing w:after="120"/>
+            </w:pPr>
+            <w:r>
+              <w:rPr>
+                <w:rFonts w:ascii="Arial" w:cs="Arial" w:eastAsia="Arial" w:hAnsi="Arial"/>
+                <w:b/>
+                <w:bCs/>
+                <w:color w:val="1A1A1A"/>
+                <w:sz w:val="24"/>
+                <w:szCs w:val="24"/>
+              </w:rPr>
+              <w:t xml:space="preserve">Surgical air-pressure collapse</w:t>
+            </w:r>
+            <w:r>
+              <w:rPr>
+                <w:rFonts w:ascii="Arial" w:cs="Arial" w:eastAsia="Arial" w:hAnsi="Arial"/>
+                <w:color w:val="6B6B6B"/>
+                <w:sz w:val="18"/>
+                <w:szCs w:val="18"/>
+              </w:rPr>
+              <w:t xml:space="preserve">   ▲▲</w:t>
+            </w:r>
+          </w:p>
+          <w:p>
+            <w:pPr>
+              <w:spacing w:after="160"/>
+            </w:pPr>
+            <w:r>
+              <w:rPr>
+                <w:rFonts w:ascii="Arial" w:cs="Arial" w:eastAsia="Arial" w:hAnsi="Arial"/>
+                <w:color w:val="3A3A3A"/>
+                <w:sz w:val="18"/>
+                <w:szCs w:val="18"/>
+              </w:rPr>
+              <w:t xml:space="preserve">The surgical suite cannot maintain positive pressure against the surrounding gallery.</w:t>
+            </w:r>
+          </w:p>
+          <w:p>
+            <w:pPr>
+              <w:pBdr>
+                <w:top w:val="single" w:color="CCCCCC" w:sz="4"/>
+              </w:pBdr>
+              <w:spacing w:before="60"/>
+            </w:pPr>
+            <w:r>
+              <w:rPr>
+                <w:rFonts w:ascii="Arial" w:cs="Arial" w:eastAsia="Arial" w:hAnsi="Arial"/>
+                <w:b/>
+                <w:bCs/>
+                <w:color w:val="6B6B6B"/>
+                <w:spacing w:val="40"/>
+                <w:sz w:val="16"/>
+                <w:szCs w:val="16"/>
+              </w:rPr>
+              <w:t xml:space="preserve">LOOK UP THIS CODE IN YOUR FAULT INDEX</w:t>
+            </w:r>
+          </w:p>
+        </w:tc>
+        <w:tc>
+          <w:tcPr>
+            <w:tcW w:type="dxa" w:w="7699"/>
+            <w:tcBorders>
+              <w:top w:val="dashed" w:color="AAAAAA" w:sz="4"/>
+              <w:left w:val="dashed" w:color="AAAAAA" w:sz="4"/>
+              <w:bottom w:val="dashed" w:color="AAAAAA" w:sz="4"/>
+              <w:right w:val="dashed" w:color="AAAAAA" w:sz="4"/>
+            </w:tcBorders>
+            <w:tcMar>
+              <w:top w:type="dxa" w:w="200"/>
+              <w:left w:type="dxa" w:w="320"/>
+              <w:bottom w:type="dxa" w:w="200"/>
+              <w:right w:type="dxa" w:w="320"/>
+            </w:tcMar>
+            <w:vAlign w:val="top"/>
+          </w:tcPr>
+          <w:p>
+            <w:pPr>
+              <w:pBdr>
+                <w:bottom w:val="single" w:color="E85A5A" w:sz="24"/>
+              </w:pBdr>
+              <w:spacing w:after="0"/>
+            </w:pPr>
+            <w:r>
+              <w:rPr>
+                <w:sz w:val="2"/>
+                <w:szCs w:val="2"/>
+              </w:rPr>
+              <w:t xml:space="preserve"/>
+            </w:r>
+          </w:p>
+          <w:p>
+            <w:pPr>
+              <w:spacing w:after="100" w:before="120"/>
+            </w:pPr>
+            <w:r>
+              <w:rPr>
+                <w:rFonts w:ascii="Arial" w:cs="Arial" w:eastAsia="Arial" w:hAnsi="Arial"/>
+                <w:b/>
+                <w:bCs/>
+                <w:color w:val="E85A5A"/>
+                <w:spacing w:val="40"/>
+                <w:sz w:val="20"/>
+                <w:szCs w:val="20"/>
+              </w:rPr>
+              <w:t xml:space="preserve">MED  </w:t>
+            </w:r>
+            <w:r>
+              <w:rPr>
+                <w:rFonts w:ascii="Arial" w:cs="Arial" w:eastAsia="Arial" w:hAnsi="Arial"/>
+                <w:color w:val="6B6B6B"/>
+                <w:spacing w:val="40"/>
+                <w:sz w:val="14"/>
+                <w:szCs w:val="14"/>
+              </w:rPr>
+              <w:t xml:space="preserve">MEDICAL BAY</w:t>
+            </w:r>
+            <w:r>
+              <w:rPr>
+                <w:rFonts w:ascii="Arial" w:cs="Arial" w:eastAsia="Arial" w:hAnsi="Arial"/>
+                <w:color w:val="AAAAAA"/>
+                <w:spacing w:val="60"/>
+                <w:sz w:val="12"/>
+                <w:szCs w:val="12"/>
+              </w:rPr>
+              <w:t xml:space="preserve">     LATE SHIFT</w:t>
+            </w:r>
+          </w:p>
+          <w:p>
+            <w:pPr>
+              <w:spacing w:after="40"/>
+            </w:pPr>
+            <w:r>
+              <w:rPr>
+                <w:rFonts w:ascii="Courier New" w:cs="Courier New" w:eastAsia="Courier New" w:hAnsi="Courier New"/>
+                <w:b/>
+                <w:bCs/>
+                <w:color w:val="1A1A1A"/>
+                <w:sz w:val="56"/>
+                <w:szCs w:val="56"/>
+              </w:rPr>
+              <w:t xml:space="preserve">F-606</w:t>
+            </w:r>
+          </w:p>
+          <w:p>
+            <w:pPr>
+              <w:spacing w:after="120"/>
+            </w:pPr>
+            <w:r>
+              <w:rPr>
+                <w:rFonts w:ascii="Arial" w:cs="Arial" w:eastAsia="Arial" w:hAnsi="Arial"/>
+                <w:b/>
+                <w:bCs/>
+                <w:color w:val="1A1A1A"/>
+                <w:sz w:val="24"/>
+                <w:szCs w:val="24"/>
+              </w:rPr>
+              <w:t xml:space="preserve">Triage backup-power failure</w:t>
+            </w:r>
+            <w:r>
+              <w:rPr>
+                <w:rFonts w:ascii="Arial" w:cs="Arial" w:eastAsia="Arial" w:hAnsi="Arial"/>
+                <w:color w:val="B00000"/>
+                <w:sz w:val="18"/>
+                <w:szCs w:val="18"/>
+              </w:rPr>
+              <w:t xml:space="preserve">   ▲▲▲</w:t>
+            </w:r>
+          </w:p>
+          <w:p>
+            <w:pPr>
+              <w:spacing w:after="100"/>
+            </w:pPr>
+            <w:r>
+              <w:rPr>
+                <w:rFonts w:ascii="Arial" w:cs="Arial" w:eastAsia="Arial" w:hAnsi="Arial"/>
+                <w:b/>
+                <w:bCs/>
+                <w:color w:val="B00000"/>
+                <w:spacing w:val="60"/>
+                <w:sz w:val="16"/>
+                <w:szCs w:val="16"/>
+              </w:rPr>
+              <w:t xml:space="preserve">TIME-CRITICAL</w:t>
+            </w:r>
+          </w:p>
+          <w:p>
+            <w:pPr>
+              <w:spacing w:after="160"/>
+            </w:pPr>
+            <w:r>
+              <w:rPr>
+                <w:rFonts w:ascii="Arial" w:cs="Arial" w:eastAsia="Arial" w:hAnsi="Arial"/>
+                <w:color w:val="3A3A3A"/>
+                <w:sz w:val="18"/>
+                <w:szCs w:val="18"/>
+              </w:rPr>
+              <w:t xml:space="preserve">Triage backup power has failed while critical treatment loads remain active.</w:t>
+            </w:r>
+          </w:p>
+          <w:p>
+            <w:pPr>
+              <w:pBdr>
+                <w:top w:val="single" w:color="CCCCCC" w:sz="4"/>
+              </w:pBdr>
+              <w:spacing w:before="60"/>
+            </w:pPr>
+            <w:r>
+              <w:rPr>
+                <w:rFonts w:ascii="Arial" w:cs="Arial" w:eastAsia="Arial" w:hAnsi="Arial"/>
+                <w:b/>
+                <w:bCs/>
+                <w:color w:val="6B6B6B"/>
+                <w:spacing w:val="40"/>
+                <w:sz w:val="16"/>
+                <w:szCs w:val="16"/>
+              </w:rPr>
+              <w:t xml:space="preserve">LOOK UP THIS CODE IN YOUR FAULT INDEX</w:t>
+            </w:r>
+          </w:p>
+        </w:tc>
+      </w:tr>
+      <w:tr>
+        <w:trPr>
+          <w:trHeight w:val="4900" w:hRule="atLeast"/>
+        </w:trPr>
+        <w:tc>
+          <w:tcPr>
+            <w:tcW w:type="dxa" w:w="7699"/>
+            <w:tcBorders>
+              <w:top w:val="dashed" w:color="AAAAAA" w:sz="4"/>
+              <w:left w:val="dashed" w:color="AAAAAA" w:sz="4"/>
+              <w:bottom w:val="dashed" w:color="AAAAAA" w:sz="4"/>
+              <w:right w:val="dashed" w:color="AAAAAA" w:sz="4"/>
+            </w:tcBorders>
+            <w:tcMar>
+              <w:top w:type="dxa" w:w="200"/>
+              <w:left w:type="dxa" w:w="320"/>
+              <w:bottom w:type="dxa" w:w="200"/>
+              <w:right w:type="dxa" w:w="320"/>
+            </w:tcMar>
+            <w:vAlign w:val="top"/>
+          </w:tcPr>
+          <w:p>
+            <w:pPr>
+              <w:pBdr>
+                <w:bottom w:val="single" w:color="7A7A7A" w:sz="24"/>
+              </w:pBdr>
+              <w:spacing w:after="0"/>
+            </w:pPr>
+            <w:r>
+              <w:rPr>
+                <w:sz w:val="2"/>
+                <w:szCs w:val="2"/>
+              </w:rPr>
+              <w:t xml:space="preserve"/>
+            </w:r>
+          </w:p>
+          <w:p>
+            <w:pPr>
+              <w:spacing w:after="100" w:before="120"/>
+            </w:pPr>
+            <w:r>
+              <w:rPr>
+                <w:rFonts w:ascii="Arial" w:cs="Arial" w:eastAsia="Arial" w:hAnsi="Arial"/>
+                <w:b/>
+                <w:bCs/>
+                <w:color w:val="7A7A7A"/>
+                <w:spacing w:val="40"/>
+                <w:sz w:val="20"/>
+                <w:szCs w:val="20"/>
+              </w:rPr>
+              <w:t xml:space="preserve">TRN  </w:t>
+            </w:r>
+            <w:r>
+              <w:rPr>
+                <w:rFonts w:ascii="Arial" w:cs="Arial" w:eastAsia="Arial" w:hAnsi="Arial"/>
+                <w:color w:val="6B6B6B"/>
+                <w:spacing w:val="40"/>
+                <w:sz w:val="14"/>
+                <w:szCs w:val="14"/>
+              </w:rPr>
+              <w:t xml:space="preserve">TRANSPORT &amp; TUNNELS</w:t>
+            </w:r>
+            <w:r>
+              <w:rPr>
+                <w:rFonts w:ascii="Arial" w:cs="Arial" w:eastAsia="Arial" w:hAnsi="Arial"/>
+                <w:color w:val="AAAAAA"/>
+                <w:spacing w:val="60"/>
+                <w:sz w:val="12"/>
+                <w:szCs w:val="12"/>
+              </w:rPr>
+              <w:t xml:space="preserve">     LATE SHIFT</w:t>
+            </w:r>
+          </w:p>
+          <w:p>
+            <w:pPr>
+              <w:spacing w:after="40"/>
+            </w:pPr>
+            <w:r>
+              <w:rPr>
+                <w:rFonts w:ascii="Courier New" w:cs="Courier New" w:eastAsia="Courier New" w:hAnsi="Courier New"/>
+                <w:b/>
+                <w:bCs/>
+                <w:color w:val="1A1A1A"/>
+                <w:sz w:val="56"/>
+                <w:szCs w:val="56"/>
+              </w:rPr>
+              <w:t xml:space="preserve">F-607</w:t>
+            </w:r>
+          </w:p>
+          <w:p>
+            <w:pPr>
+              <w:spacing w:after="120"/>
+            </w:pPr>
+            <w:r>
+              <w:rPr>
+                <w:rFonts w:ascii="Arial" w:cs="Arial" w:eastAsia="Arial" w:hAnsi="Arial"/>
+                <w:b/>
+                <w:bCs/>
+                <w:color w:val="1A1A1A"/>
+                <w:sz w:val="24"/>
+                <w:szCs w:val="24"/>
+              </w:rPr>
+              <w:t xml:space="preserve">Freight tunnel ventilation failure</w:t>
+            </w:r>
+            <w:r>
+              <w:rPr>
+                <w:rFonts w:ascii="Arial" w:cs="Arial" w:eastAsia="Arial" w:hAnsi="Arial"/>
+                <w:color w:val="6B6B6B"/>
+                <w:sz w:val="18"/>
+                <w:szCs w:val="18"/>
+              </w:rPr>
+              <w:t xml:space="preserve">   ▲▲</w:t>
+            </w:r>
+          </w:p>
+          <w:p>
+            <w:pPr>
+              <w:spacing w:after="160"/>
+            </w:pPr>
+            <w:r>
+              <w:rPr>
+                <w:rFonts w:ascii="Arial" w:cs="Arial" w:eastAsia="Arial" w:hAnsi="Arial"/>
+                <w:color w:val="3A3A3A"/>
+                <w:sz w:val="18"/>
+                <w:szCs w:val="18"/>
+              </w:rPr>
+              <w:t xml:space="preserve">Air quality in the freight spur is deteriorating after the ventilation controller drops offline.</w:t>
+            </w:r>
+          </w:p>
+          <w:p>
+            <w:pPr>
+              <w:pBdr>
+                <w:top w:val="single" w:color="CCCCCC" w:sz="4"/>
+              </w:pBdr>
+              <w:spacing w:before="60"/>
+            </w:pPr>
+            <w:r>
+              <w:rPr>
+                <w:rFonts w:ascii="Arial" w:cs="Arial" w:eastAsia="Arial" w:hAnsi="Arial"/>
+                <w:b/>
+                <w:bCs/>
+                <w:color w:val="6B6B6B"/>
+                <w:spacing w:val="40"/>
+                <w:sz w:val="16"/>
+                <w:szCs w:val="16"/>
+              </w:rPr>
+              <w:t xml:space="preserve">LOOK UP THIS CODE IN YOUR FAULT INDEX</w:t>
+            </w:r>
+          </w:p>
+        </w:tc>
+        <w:tc>
+          <w:tcPr>
+            <w:tcW w:type="dxa" w:w="7699"/>
+            <w:tcBorders>
+              <w:top w:val="dashed" w:color="AAAAAA" w:sz="4"/>
+              <w:left w:val="dashed" w:color="AAAAAA" w:sz="4"/>
+              <w:bottom w:val="dashed" w:color="AAAAAA" w:sz="4"/>
+              <w:right w:val="dashed" w:color="AAAAAA" w:sz="4"/>
+            </w:tcBorders>
+            <w:tcMar>
+              <w:top w:type="dxa" w:w="200"/>
+              <w:left w:type="dxa" w:w="320"/>
+              <w:bottom w:type="dxa" w:w="200"/>
+              <w:right w:type="dxa" w:w="320"/>
+            </w:tcMar>
+            <w:vAlign w:val="top"/>
+          </w:tcPr>
+          <w:p>
+            <w:pPr>
+              <w:pBdr>
+                <w:bottom w:val="single" w:color="7A7A7A" w:sz="24"/>
+              </w:pBdr>
+              <w:spacing w:after="0"/>
+            </w:pPr>
+            <w:r>
+              <w:rPr>
+                <w:sz w:val="2"/>
+                <w:szCs w:val="2"/>
+              </w:rPr>
+              <w:t xml:space="preserve"/>
+            </w:r>
+          </w:p>
+          <w:p>
+            <w:pPr>
+              <w:spacing w:after="100" w:before="120"/>
+            </w:pPr>
+            <w:r>
+              <w:rPr>
+                <w:rFonts w:ascii="Arial" w:cs="Arial" w:eastAsia="Arial" w:hAnsi="Arial"/>
+                <w:b/>
+                <w:bCs/>
+                <w:color w:val="7A7A7A"/>
+                <w:spacing w:val="40"/>
+                <w:sz w:val="20"/>
+                <w:szCs w:val="20"/>
+              </w:rPr>
+              <w:t xml:space="preserve">TRN  </w:t>
+            </w:r>
+            <w:r>
+              <w:rPr>
+                <w:rFonts w:ascii="Arial" w:cs="Arial" w:eastAsia="Arial" w:hAnsi="Arial"/>
+                <w:color w:val="6B6B6B"/>
+                <w:spacing w:val="40"/>
+                <w:sz w:val="14"/>
+                <w:szCs w:val="14"/>
+              </w:rPr>
+              <w:t xml:space="preserve">TRANSPORT &amp; TUNNELS</w:t>
+            </w:r>
+            <w:r>
+              <w:rPr>
+                <w:rFonts w:ascii="Arial" w:cs="Arial" w:eastAsia="Arial" w:hAnsi="Arial"/>
+                <w:color w:val="AAAAAA"/>
+                <w:spacing w:val="60"/>
+                <w:sz w:val="12"/>
+                <w:szCs w:val="12"/>
+              </w:rPr>
+              <w:t xml:space="preserve">     LATE SHIFT</w:t>
+            </w:r>
+          </w:p>
+          <w:p>
+            <w:pPr>
+              <w:spacing w:after="40"/>
+            </w:pPr>
+            <w:r>
+              <w:rPr>
+                <w:rFonts w:ascii="Courier New" w:cs="Courier New" w:eastAsia="Courier New" w:hAnsi="Courier New"/>
+                <w:b/>
+                <w:bCs/>
+                <w:color w:val="1A1A1A"/>
+                <w:sz w:val="56"/>
+                <w:szCs w:val="56"/>
+              </w:rPr>
+              <w:t xml:space="preserve">F-608</w:t>
+            </w:r>
+          </w:p>
+          <w:p>
+            <w:pPr>
+              <w:spacing w:after="120"/>
+            </w:pPr>
+            <w:r>
+              <w:rPr>
+                <w:rFonts w:ascii="Arial" w:cs="Arial" w:eastAsia="Arial" w:hAnsi="Arial"/>
+                <w:b/>
+                <w:bCs/>
+                <w:color w:val="1A1A1A"/>
+                <w:sz w:val="24"/>
+                <w:szCs w:val="24"/>
+              </w:rPr>
+              <w:t xml:space="preserve">Rail interlock cascade</w:t>
+            </w:r>
+            <w:r>
+              <w:rPr>
+                <w:rFonts w:ascii="Arial" w:cs="Arial" w:eastAsia="Arial" w:hAnsi="Arial"/>
+                <w:color w:val="B00000"/>
+                <w:sz w:val="18"/>
+                <w:szCs w:val="18"/>
+              </w:rPr>
+              <w:t xml:space="preserve">   ▲▲▲</w:t>
+            </w:r>
+          </w:p>
+          <w:p>
+            <w:pPr>
+              <w:spacing w:after="100"/>
+            </w:pPr>
+            <w:r>
+              <w:rPr>
+                <w:rFonts w:ascii="Arial" w:cs="Arial" w:eastAsia="Arial" w:hAnsi="Arial"/>
+                <w:b/>
+                <w:bCs/>
+                <w:color w:val="B00000"/>
+                <w:spacing w:val="60"/>
+                <w:sz w:val="16"/>
+                <w:szCs w:val="16"/>
+              </w:rPr>
+              <w:t xml:space="preserve">TIME-CRITICAL</w:t>
+            </w:r>
+          </w:p>
+          <w:p>
+            <w:pPr>
+              <w:spacing w:after="160"/>
+            </w:pPr>
+            <w:r>
+              <w:rPr>
+                <w:rFonts w:ascii="Arial" w:cs="Arial" w:eastAsia="Arial" w:hAnsi="Arial"/>
+                <w:color w:val="3A3A3A"/>
+                <w:sz w:val="18"/>
+                <w:szCs w:val="18"/>
+              </w:rPr>
+              <w:t xml:space="preserve">Multiple rail interlocks are dropping in sequence and blocking movement through the yard.</w:t>
+            </w:r>
+          </w:p>
+          <w:p>
+            <w:pPr>
+              <w:pBdr>
+                <w:top w:val="single" w:color="CCCCCC" w:sz="4"/>
+              </w:pBdr>
+              <w:spacing w:before="60"/>
+            </w:pPr>
+            <w:r>
+              <w:rPr>
+                <w:rFonts w:ascii="Arial" w:cs="Arial" w:eastAsia="Arial" w:hAnsi="Arial"/>
+                <w:b/>
+                <w:bCs/>
+                <w:color w:val="6B6B6B"/>
+                <w:spacing w:val="40"/>
+                <w:sz w:val="16"/>
+                <w:szCs w:val="16"/>
+              </w:rPr>
+              <w:t xml:space="preserve">LOOK UP THIS CODE IN YOUR FAULT INDEX</w:t>
+            </w:r>
+          </w:p>
+        </w:tc>
+      </w:tr>
+    </w:tbl>
+    <w:p>
+      <w:r>
+        <w:br w:type="page"/>
+      </w:r>
+    </w:p>
+    <w:tbl>
+      <w:tblPr>
+        <w:tblW w:type="dxa" w:w="15398"/>
+        <w:tblBorders>
+          <w:top w:val="single" w:color="auto" w:sz="4"/>
+          <w:left w:val="single" w:color="auto" w:sz="4"/>
+          <w:bottom w:val="single" w:color="auto" w:sz="4"/>
+          <w:right w:val="single" w:color="auto" w:sz="4"/>
+          <w:insideH w:val="single" w:color="auto" w:sz="4"/>
+          <w:insideV w:val="single" w:color="auto" w:sz="4"/>
+        </w:tblBorders>
+      </w:tblPr>
+      <w:tblGrid>
+        <w:gridCol w:w="7699"/>
+        <w:gridCol w:w="7699"/>
+      </w:tblGrid>
+      <w:tr>
+        <w:trPr>
+          <w:trHeight w:val="4900" w:hRule="atLeast"/>
+        </w:trPr>
+        <w:tc>
+          <w:tcPr>
+            <w:tcW w:type="dxa" w:w="7699"/>
+            <w:tcBorders>
+              <w:top w:val="dashed" w:color="AAAAAA" w:sz="4"/>
+              <w:left w:val="dashed" w:color="AAAAAA" w:sz="4"/>
+              <w:bottom w:val="dashed" w:color="AAAAAA" w:sz="4"/>
+              <w:right w:val="dashed" w:color="AAAAAA" w:sz="4"/>
+            </w:tcBorders>
+            <w:tcMar>
+              <w:top w:type="dxa" w:w="200"/>
+              <w:left w:type="dxa" w:w="320"/>
+              <w:bottom w:type="dxa" w:w="200"/>
+              <w:right w:type="dxa" w:w="320"/>
+            </w:tcMar>
+            <w:vAlign w:val="top"/>
+          </w:tcPr>
+          <w:p>
+            <w:pPr>
+              <w:pBdr>
+                <w:bottom w:val="single" w:color="5AB86A" w:sz="24"/>
+              </w:pBdr>
+              <w:spacing w:after="0"/>
+            </w:pPr>
+            <w:r>
+              <w:rPr>
+                <w:sz w:val="2"/>
+                <w:szCs w:val="2"/>
+              </w:rPr>
+              <w:t xml:space="preserve"/>
+            </w:r>
+          </w:p>
+          <w:p>
+            <w:pPr>
+              <w:spacing w:after="100" w:before="120"/>
+            </w:pPr>
+            <w:r>
+              <w:rPr>
+                <w:rFonts w:ascii="Arial" w:cs="Arial" w:eastAsia="Arial" w:hAnsi="Arial"/>
+                <w:b/>
+                <w:bCs/>
+                <w:color w:val="5AB86A"/>
+                <w:spacing w:val="40"/>
+                <w:sz w:val="20"/>
+                <w:szCs w:val="20"/>
+              </w:rPr>
+              <w:t xml:space="preserve">AGR  </w:t>
+            </w:r>
+            <w:r>
+              <w:rPr>
+                <w:rFonts w:ascii="Arial" w:cs="Arial" w:eastAsia="Arial" w:hAnsi="Arial"/>
+                <w:color w:val="6B6B6B"/>
+                <w:spacing w:val="40"/>
+                <w:sz w:val="14"/>
+                <w:szCs w:val="14"/>
+              </w:rPr>
+              <w:t xml:space="preserve">AGRICULTURE</w:t>
+            </w:r>
+            <w:r>
+              <w:rPr>
+                <w:rFonts w:ascii="Arial" w:cs="Arial" w:eastAsia="Arial" w:hAnsi="Arial"/>
+                <w:color w:val="AAAAAA"/>
+                <w:spacing w:val="60"/>
+                <w:sz w:val="12"/>
+                <w:szCs w:val="12"/>
+              </w:rPr>
+              <w:t xml:space="preserve">     LATE SHIFT</w:t>
+            </w:r>
+          </w:p>
+          <w:p>
+            <w:pPr>
+              <w:spacing w:after="40"/>
+            </w:pPr>
+            <w:r>
+              <w:rPr>
+                <w:rFonts w:ascii="Courier New" w:cs="Courier New" w:eastAsia="Courier New" w:hAnsi="Courier New"/>
+                <w:b/>
+                <w:bCs/>
+                <w:color w:val="1A1A1A"/>
+                <w:sz w:val="56"/>
+                <w:szCs w:val="56"/>
+              </w:rPr>
+              <w:t xml:space="preserve">F-609</w:t>
+            </w:r>
+          </w:p>
+          <w:p>
+            <w:pPr>
+              <w:spacing w:after="120"/>
+            </w:pPr>
+            <w:r>
+              <w:rPr>
+                <w:rFonts w:ascii="Arial" w:cs="Arial" w:eastAsia="Arial" w:hAnsi="Arial"/>
+                <w:b/>
+                <w:bCs/>
+                <w:color w:val="1A1A1A"/>
+                <w:sz w:val="24"/>
+                <w:szCs w:val="24"/>
+              </w:rPr>
+              <w:t xml:space="preserve">Seedling-bay dosing failure</w:t>
+            </w:r>
+            <w:r>
+              <w:rPr>
+                <w:rFonts w:ascii="Arial" w:cs="Arial" w:eastAsia="Arial" w:hAnsi="Arial"/>
+                <w:color w:val="6B6B6B"/>
+                <w:sz w:val="18"/>
+                <w:szCs w:val="18"/>
+              </w:rPr>
+              <w:t xml:space="preserve">   ▲▲</w:t>
+            </w:r>
+          </w:p>
+          <w:p>
+            <w:pPr>
+              <w:spacing w:after="160"/>
+            </w:pPr>
+            <w:r>
+              <w:rPr>
+                <w:rFonts w:ascii="Arial" w:cs="Arial" w:eastAsia="Arial" w:hAnsi="Arial"/>
+                <w:color w:val="3A3A3A"/>
+                <w:sz w:val="18"/>
+                <w:szCs w:val="18"/>
+              </w:rPr>
+              <w:t xml:space="preserve">The seedling bay dosing controller has stopped matching nutrient flow to irrigation demand.</w:t>
+            </w:r>
+          </w:p>
+          <w:p>
+            <w:pPr>
+              <w:pBdr>
+                <w:top w:val="single" w:color="CCCCCC" w:sz="4"/>
+              </w:pBdr>
+              <w:spacing w:before="60"/>
+            </w:pPr>
+            <w:r>
+              <w:rPr>
+                <w:rFonts w:ascii="Arial" w:cs="Arial" w:eastAsia="Arial" w:hAnsi="Arial"/>
+                <w:b/>
+                <w:bCs/>
+                <w:color w:val="6B6B6B"/>
+                <w:spacing w:val="40"/>
+                <w:sz w:val="16"/>
+                <w:szCs w:val="16"/>
+              </w:rPr>
+              <w:t xml:space="preserve">LOOK UP THIS CODE IN YOUR FAULT INDEX</w:t>
+            </w:r>
+          </w:p>
+        </w:tc>
+        <w:tc>
+          <w:tcPr>
+            <w:tcW w:type="dxa" w:w="7699"/>
+            <w:tcBorders>
+              <w:top w:val="dashed" w:color="AAAAAA" w:sz="4"/>
+              <w:left w:val="dashed" w:color="AAAAAA" w:sz="4"/>
+              <w:bottom w:val="dashed" w:color="AAAAAA" w:sz="4"/>
+              <w:right w:val="dashed" w:color="AAAAAA" w:sz="4"/>
+            </w:tcBorders>
+            <w:tcMar>
+              <w:top w:type="dxa" w:w="200"/>
+              <w:left w:type="dxa" w:w="320"/>
+              <w:bottom w:type="dxa" w:w="200"/>
+              <w:right w:type="dxa" w:w="320"/>
+            </w:tcMar>
+            <w:vAlign w:val="top"/>
+          </w:tcPr>
+          <w:p>
+            <w:pPr>
+              <w:pBdr>
+                <w:bottom w:val="single" w:color="5AB86A" w:sz="24"/>
+              </w:pBdr>
+              <w:spacing w:after="0"/>
+            </w:pPr>
+            <w:r>
+              <w:rPr>
+                <w:sz w:val="2"/>
+                <w:szCs w:val="2"/>
+              </w:rPr>
+              <w:t xml:space="preserve"/>
+            </w:r>
+          </w:p>
+          <w:p>
+            <w:pPr>
+              <w:spacing w:after="100" w:before="120"/>
+            </w:pPr>
+            <w:r>
+              <w:rPr>
+                <w:rFonts w:ascii="Arial" w:cs="Arial" w:eastAsia="Arial" w:hAnsi="Arial"/>
+                <w:b/>
+                <w:bCs/>
+                <w:color w:val="5AB86A"/>
+                <w:spacing w:val="40"/>
+                <w:sz w:val="20"/>
+                <w:szCs w:val="20"/>
+              </w:rPr>
+              <w:t xml:space="preserve">AGR  </w:t>
+            </w:r>
+            <w:r>
+              <w:rPr>
+                <w:rFonts w:ascii="Arial" w:cs="Arial" w:eastAsia="Arial" w:hAnsi="Arial"/>
+                <w:color w:val="6B6B6B"/>
+                <w:spacing w:val="40"/>
+                <w:sz w:val="14"/>
+                <w:szCs w:val="14"/>
+              </w:rPr>
+              <w:t xml:space="preserve">AGRICULTURE</w:t>
+            </w:r>
+            <w:r>
+              <w:rPr>
+                <w:rFonts w:ascii="Arial" w:cs="Arial" w:eastAsia="Arial" w:hAnsi="Arial"/>
+                <w:color w:val="AAAAAA"/>
+                <w:spacing w:val="60"/>
+                <w:sz w:val="12"/>
+                <w:szCs w:val="12"/>
+              </w:rPr>
+              <w:t xml:space="preserve">     LATE SHIFT</w:t>
+            </w:r>
+          </w:p>
+          <w:p>
+            <w:pPr>
+              <w:spacing w:after="40"/>
+            </w:pPr>
+            <w:r>
+              <w:rPr>
+                <w:rFonts w:ascii="Courier New" w:cs="Courier New" w:eastAsia="Courier New" w:hAnsi="Courier New"/>
+                <w:b/>
+                <w:bCs/>
+                <w:color w:val="1A1A1A"/>
+                <w:sz w:val="56"/>
+                <w:szCs w:val="56"/>
+              </w:rPr>
+              <w:t xml:space="preserve">F-610</w:t>
+            </w:r>
+          </w:p>
+          <w:p>
+            <w:pPr>
+              <w:spacing w:after="120"/>
+            </w:pPr>
+            <w:r>
+              <w:rPr>
+                <w:rFonts w:ascii="Arial" w:cs="Arial" w:eastAsia="Arial" w:hAnsi="Arial"/>
+                <w:b/>
+                <w:bCs/>
+                <w:color w:val="1A1A1A"/>
+                <w:sz w:val="24"/>
+                <w:szCs w:val="24"/>
+              </w:rPr>
+              <w:t xml:space="preserve">Seed Vault climate-control collapse</w:t>
+            </w:r>
+            <w:r>
+              <w:rPr>
+                <w:rFonts w:ascii="Arial" w:cs="Arial" w:eastAsia="Arial" w:hAnsi="Arial"/>
+                <w:color w:val="B00000"/>
+                <w:sz w:val="18"/>
+                <w:szCs w:val="18"/>
+              </w:rPr>
+              <w:t xml:space="preserve">   ▲▲▲</w:t>
+            </w:r>
+          </w:p>
+          <w:p>
+            <w:pPr>
+              <w:spacing w:after="100"/>
+            </w:pPr>
+            <w:r>
+              <w:rPr>
+                <w:rFonts w:ascii="Arial" w:cs="Arial" w:eastAsia="Arial" w:hAnsi="Arial"/>
+                <w:b/>
+                <w:bCs/>
+                <w:color w:val="B00000"/>
+                <w:spacing w:val="60"/>
+                <w:sz w:val="16"/>
+                <w:szCs w:val="16"/>
+              </w:rPr>
+              <w:t xml:space="preserve">TIME-CRITICAL</w:t>
+            </w:r>
+          </w:p>
+          <w:p>
+            <w:pPr>
+              <w:spacing w:after="160"/>
+            </w:pPr>
+            <w:r>
+              <w:rPr>
+                <w:rFonts w:ascii="Arial" w:cs="Arial" w:eastAsia="Arial" w:hAnsi="Arial"/>
+                <w:color w:val="3A3A3A"/>
+                <w:sz w:val="18"/>
+                <w:szCs w:val="18"/>
+              </w:rPr>
+              <w:t xml:space="preserve">Temperature and humidity control in the Seed Vault are failing simultaneously.</w:t>
+            </w:r>
+          </w:p>
+          <w:p>
+            <w:pPr>
+              <w:pBdr>
+                <w:top w:val="single" w:color="CCCCCC" w:sz="4"/>
+              </w:pBdr>
+              <w:spacing w:before="60"/>
+            </w:pPr>
+            <w:r>
+              <w:rPr>
+                <w:rFonts w:ascii="Arial" w:cs="Arial" w:eastAsia="Arial" w:hAnsi="Arial"/>
+                <w:b/>
+                <w:bCs/>
+                <w:color w:val="6B6B6B"/>
+                <w:spacing w:val="40"/>
+                <w:sz w:val="16"/>
+                <w:szCs w:val="16"/>
+              </w:rPr>
+              <w:t xml:space="preserve">LOOK UP THIS CODE IN YOUR FAULT INDEX</w:t>
+            </w:r>
+          </w:p>
+        </w:tc>
+      </w:tr>
+      <w:tr>
+        <w:trPr>
+          <w:trHeight w:val="4900" w:hRule="atLeast"/>
+        </w:trPr>
+        <w:tc>
+          <w:tcPr>
+            <w:tcW w:type="dxa" w:w="7699"/>
+            <w:tcBorders>
+              <w:top w:val="dashed" w:color="AAAAAA" w:sz="4"/>
+              <w:left w:val="dashed" w:color="AAAAAA" w:sz="4"/>
+              <w:bottom w:val="dashed" w:color="AAAAAA" w:sz="4"/>
+              <w:right w:val="dashed" w:color="AAAAAA" w:sz="4"/>
+            </w:tcBorders>
+            <w:tcMar>
+              <w:top w:type="dxa" w:w="200"/>
+              <w:left w:type="dxa" w:w="320"/>
+              <w:bottom w:type="dxa" w:w="200"/>
+              <w:right w:type="dxa" w:w="320"/>
+            </w:tcMar>
+            <w:vAlign w:val="top"/>
+          </w:tcPr>
+          <w:p>
+            <w:pPr>
+              <w:pBdr>
+                <w:bottom w:val="single" w:color="B07AD8" w:sz="24"/>
+              </w:pBdr>
+              <w:spacing w:after="0"/>
+            </w:pPr>
+            <w:r>
+              <w:rPr>
+                <w:sz w:val="2"/>
+                <w:szCs w:val="2"/>
+              </w:rPr>
+              <w:t xml:space="preserve"/>
+            </w:r>
+          </w:p>
+          <w:p>
+            <w:pPr>
+              <w:spacing w:after="100" w:before="120"/>
+            </w:pPr>
+            <w:r>
+              <w:rPr>
+                <w:rFonts w:ascii="Arial" w:cs="Arial" w:eastAsia="Arial" w:hAnsi="Arial"/>
+                <w:b/>
+                <w:bCs/>
+                <w:color w:val="B07AD8"/>
+                <w:spacing w:val="40"/>
+                <w:sz w:val="20"/>
+                <w:szCs w:val="20"/>
+              </w:rPr>
+              <w:t xml:space="preserve">COM  </w:t>
+            </w:r>
+            <w:r>
+              <w:rPr>
+                <w:rFonts w:ascii="Arial" w:cs="Arial" w:eastAsia="Arial" w:hAnsi="Arial"/>
+                <w:color w:val="6B6B6B"/>
+                <w:spacing w:val="40"/>
+                <w:sz w:val="14"/>
+                <w:szCs w:val="14"/>
+              </w:rPr>
+              <w:t xml:space="preserve">COMMS &amp; SENSORS</w:t>
+            </w:r>
+            <w:r>
+              <w:rPr>
+                <w:rFonts w:ascii="Arial" w:cs="Arial" w:eastAsia="Arial" w:hAnsi="Arial"/>
+                <w:color w:val="AAAAAA"/>
+                <w:spacing w:val="60"/>
+                <w:sz w:val="12"/>
+                <w:szCs w:val="12"/>
+              </w:rPr>
+              <w:t xml:space="preserve">     LATE SHIFT</w:t>
+            </w:r>
+          </w:p>
+          <w:p>
+            <w:pPr>
+              <w:spacing w:after="40"/>
+            </w:pPr>
+            <w:r>
+              <w:rPr>
+                <w:rFonts w:ascii="Courier New" w:cs="Courier New" w:eastAsia="Courier New" w:hAnsi="Courier New"/>
+                <w:b/>
+                <w:bCs/>
+                <w:color w:val="1A1A1A"/>
+                <w:sz w:val="56"/>
+                <w:szCs w:val="56"/>
+              </w:rPr>
+              <w:t xml:space="preserve">F-611</w:t>
+            </w:r>
+          </w:p>
+          <w:p>
+            <w:pPr>
+              <w:spacing w:after="120"/>
+            </w:pPr>
+            <w:r>
+              <w:rPr>
+                <w:rFonts w:ascii="Arial" w:cs="Arial" w:eastAsia="Arial" w:hAnsi="Arial"/>
+                <w:b/>
+                <w:bCs/>
+                <w:color w:val="1A1A1A"/>
+                <w:sz w:val="24"/>
+                <w:szCs w:val="24"/>
+              </w:rPr>
+              <w:t xml:space="preserve">Deep-sensor relay drift</w:t>
+            </w:r>
+            <w:r>
+              <w:rPr>
+                <w:rFonts w:ascii="Arial" w:cs="Arial" w:eastAsia="Arial" w:hAnsi="Arial"/>
+                <w:color w:val="6B6B6B"/>
+                <w:sz w:val="18"/>
+                <w:szCs w:val="18"/>
+              </w:rPr>
+              <w:t xml:space="preserve">   ▲▲</w:t>
+            </w:r>
+          </w:p>
+          <w:p>
+            <w:pPr>
+              <w:spacing w:after="160"/>
+            </w:pPr>
+            <w:r>
+              <w:rPr>
+                <w:rFonts w:ascii="Arial" w:cs="Arial" w:eastAsia="Arial" w:hAnsi="Arial"/>
+                <w:color w:val="3A3A3A"/>
+                <w:sz w:val="18"/>
+                <w:szCs w:val="18"/>
+              </w:rPr>
+              <w:t xml:space="preserve">Deep-sensor timing is drifting far enough to corrupt the city telemetry picture.</w:t>
+            </w:r>
+          </w:p>
+          <w:p>
+            <w:pPr>
+              <w:pBdr>
+                <w:top w:val="single" w:color="CCCCCC" w:sz="4"/>
+              </w:pBdr>
+              <w:spacing w:before="60"/>
+            </w:pPr>
+            <w:r>
+              <w:rPr>
+                <w:rFonts w:ascii="Arial" w:cs="Arial" w:eastAsia="Arial" w:hAnsi="Arial"/>
+                <w:b/>
+                <w:bCs/>
+                <w:color w:val="6B6B6B"/>
+                <w:spacing w:val="40"/>
+                <w:sz w:val="16"/>
+                <w:szCs w:val="16"/>
+              </w:rPr>
+              <w:t xml:space="preserve">LOOK UP THIS CODE IN YOUR FAULT INDEX</w:t>
+            </w:r>
+          </w:p>
+        </w:tc>
+        <w:tc>
+          <w:tcPr>
+            <w:tcW w:type="dxa" w:w="7699"/>
+            <w:tcBorders>
+              <w:top w:val="dashed" w:color="AAAAAA" w:sz="4"/>
+              <w:left w:val="dashed" w:color="AAAAAA" w:sz="4"/>
+              <w:bottom w:val="dashed" w:color="AAAAAA" w:sz="4"/>
+              <w:right w:val="dashed" w:color="AAAAAA" w:sz="4"/>
+            </w:tcBorders>
+            <w:tcMar>
+              <w:top w:type="dxa" w:w="200"/>
+              <w:left w:type="dxa" w:w="320"/>
+              <w:bottom w:type="dxa" w:w="200"/>
+              <w:right w:type="dxa" w:w="320"/>
+            </w:tcMar>
+            <w:vAlign w:val="top"/>
+          </w:tcPr>
+          <w:p>
+            <w:pPr>
+              <w:pBdr>
+                <w:bottom w:val="single" w:color="B07AD8" w:sz="24"/>
+              </w:pBdr>
+              <w:spacing w:after="0"/>
+            </w:pPr>
+            <w:r>
+              <w:rPr>
+                <w:sz w:val="2"/>
+                <w:szCs w:val="2"/>
+              </w:rPr>
+              <w:t xml:space="preserve"/>
+            </w:r>
+          </w:p>
+          <w:p>
+            <w:pPr>
+              <w:spacing w:after="100" w:before="120"/>
+            </w:pPr>
+            <w:r>
+              <w:rPr>
+                <w:rFonts w:ascii="Arial" w:cs="Arial" w:eastAsia="Arial" w:hAnsi="Arial"/>
+                <w:b/>
+                <w:bCs/>
+                <w:color w:val="B07AD8"/>
+                <w:spacing w:val="40"/>
+                <w:sz w:val="20"/>
+                <w:szCs w:val="20"/>
+              </w:rPr>
+              <w:t xml:space="preserve">COM  </w:t>
+            </w:r>
+            <w:r>
+              <w:rPr>
+                <w:rFonts w:ascii="Arial" w:cs="Arial" w:eastAsia="Arial" w:hAnsi="Arial"/>
+                <w:color w:val="6B6B6B"/>
+                <w:spacing w:val="40"/>
+                <w:sz w:val="14"/>
+                <w:szCs w:val="14"/>
+              </w:rPr>
+              <w:t xml:space="preserve">COMMS &amp; SENSORS</w:t>
+            </w:r>
+            <w:r>
+              <w:rPr>
+                <w:rFonts w:ascii="Arial" w:cs="Arial" w:eastAsia="Arial" w:hAnsi="Arial"/>
+                <w:color w:val="AAAAAA"/>
+                <w:spacing w:val="60"/>
+                <w:sz w:val="12"/>
+                <w:szCs w:val="12"/>
+              </w:rPr>
+              <w:t xml:space="preserve">     LATE SHIFT</w:t>
+            </w:r>
+          </w:p>
+          <w:p>
+            <w:pPr>
+              <w:spacing w:after="40"/>
+            </w:pPr>
+            <w:r>
+              <w:rPr>
+                <w:rFonts w:ascii="Courier New" w:cs="Courier New" w:eastAsia="Courier New" w:hAnsi="Courier New"/>
+                <w:b/>
+                <w:bCs/>
+                <w:color w:val="1A1A1A"/>
+                <w:sz w:val="56"/>
+                <w:szCs w:val="56"/>
+              </w:rPr>
+              <w:t xml:space="preserve">F-612</w:t>
+            </w:r>
+          </w:p>
+          <w:p>
+            <w:pPr>
+              <w:spacing w:after="120"/>
+            </w:pPr>
+            <w:r>
+              <w:rPr>
+                <w:rFonts w:ascii="Arial" w:cs="Arial" w:eastAsia="Arial" w:hAnsi="Arial"/>
+                <w:b/>
+                <w:bCs/>
+                <w:color w:val="1A1A1A"/>
+                <w:sz w:val="24"/>
+                <w:szCs w:val="24"/>
+              </w:rPr>
+              <w:t xml:space="preserve">Emergency uplink routing failure</w:t>
+            </w:r>
+            <w:r>
+              <w:rPr>
+                <w:rFonts w:ascii="Arial" w:cs="Arial" w:eastAsia="Arial" w:hAnsi="Arial"/>
+                <w:color w:val="B00000"/>
+                <w:sz w:val="18"/>
+                <w:szCs w:val="18"/>
+              </w:rPr>
+              <w:t xml:space="preserve">   ▲▲▲</w:t>
+            </w:r>
+          </w:p>
+          <w:p>
+            <w:pPr>
+              <w:spacing w:after="100"/>
+            </w:pPr>
+            <w:r>
+              <w:rPr>
+                <w:rFonts w:ascii="Arial" w:cs="Arial" w:eastAsia="Arial" w:hAnsi="Arial"/>
+                <w:b/>
+                <w:bCs/>
+                <w:color w:val="B00000"/>
+                <w:spacing w:val="60"/>
+                <w:sz w:val="16"/>
+                <w:szCs w:val="16"/>
+              </w:rPr>
+              <w:t xml:space="preserve">TIME-CRITICAL</w:t>
+            </w:r>
+          </w:p>
+          <w:p>
+            <w:pPr>
+              <w:spacing w:after="160"/>
+            </w:pPr>
+            <w:r>
+              <w:rPr>
+                <w:rFonts w:ascii="Arial" w:cs="Arial" w:eastAsia="Arial" w:hAnsi="Arial"/>
+                <w:color w:val="3A3A3A"/>
+                <w:sz w:val="18"/>
+                <w:szCs w:val="18"/>
+              </w:rPr>
+              <w:t xml:space="preserve">The emergency uplink cannot establish a stable route through the city relay mesh.</w:t>
             </w:r>
           </w:p>
           <w:p>

--- a/kit/UNDERCITY_FaultCards.docx
+++ b/kit/UNDERCITY_FaultCards.docx
@@ -88,7 +88,7 @@
                 <w:sz w:val="12"/>
                 <w:szCs w:val="12"/>
               </w:rPr>
-              <w:t xml:space="preserve">     ORIENTATION</w:t>
+              <w:t xml:space="preserve">     ROUND 0</w:t>
             </w:r>
           </w:p>
           <w:p>
@@ -233,7 +233,7 @@
                 <w:sz w:val="12"/>
                 <w:szCs w:val="12"/>
               </w:rPr>
-              <w:t xml:space="preserve">     ORIENTATION</w:t>
+              <w:t xml:space="preserve">     ROUND 0</w:t>
             </w:r>
           </w:p>
           <w:p>
@@ -383,7 +383,7 @@
                 <w:sz w:val="12"/>
                 <w:szCs w:val="12"/>
               </w:rPr>
-              <w:t xml:space="preserve">     ORIENTATION</w:t>
+              <w:t xml:space="preserve">     ROUND 0</w:t>
             </w:r>
           </w:p>
           <w:p>
@@ -528,7 +528,7 @@
                 <w:sz w:val="12"/>
                 <w:szCs w:val="12"/>
               </w:rPr>
-              <w:t xml:space="preserve">     ORIENTATION</w:t>
+              <w:t xml:space="preserve">     ROUND 0</w:t>
             </w:r>
           </w:p>
           <w:p>
@@ -700,7 +700,7 @@
                 <w:sz w:val="12"/>
                 <w:szCs w:val="12"/>
               </w:rPr>
-              <w:t xml:space="preserve">     ORIENTATION</w:t>
+              <w:t xml:space="preserve">     ROUND 0</w:t>
             </w:r>
           </w:p>
           <w:p>
@@ -845,7 +845,7 @@
                 <w:sz w:val="12"/>
                 <w:szCs w:val="12"/>
               </w:rPr>
-              <w:t xml:space="preserve">     ORIENTATION</w:t>
+              <w:t xml:space="preserve">     ROUND 0</w:t>
             </w:r>
           </w:p>
           <w:p>
@@ -995,7 +995,7 @@
                 <w:sz w:val="12"/>
                 <w:szCs w:val="12"/>
               </w:rPr>
-              <w:t xml:space="preserve">     SHIFT 1</w:t>
+              <w:t xml:space="preserve">     ROUND 1</w:t>
             </w:r>
           </w:p>
           <w:p>
@@ -1140,7 +1140,7 @@
                 <w:sz w:val="12"/>
                 <w:szCs w:val="12"/>
               </w:rPr>
-              <w:t xml:space="preserve">     SHIFT 1</w:t>
+              <w:t xml:space="preserve">     ROUND 1</w:t>
             </w:r>
           </w:p>
           <w:p>
@@ -1312,7 +1312,7 @@
                 <w:sz w:val="12"/>
                 <w:szCs w:val="12"/>
               </w:rPr>
-              <w:t xml:space="preserve">     SHIFT 1</w:t>
+              <w:t xml:space="preserve">     ROUND 1</w:t>
             </w:r>
           </w:p>
           <w:p>
@@ -1457,7 +1457,7 @@
                 <w:sz w:val="12"/>
                 <w:szCs w:val="12"/>
               </w:rPr>
-              <w:t xml:space="preserve">     SHIFT 1</w:t>
+              <w:t xml:space="preserve">     ROUND 1</w:t>
             </w:r>
           </w:p>
           <w:p>
@@ -1607,7 +1607,7 @@
                 <w:sz w:val="12"/>
                 <w:szCs w:val="12"/>
               </w:rPr>
-              <w:t xml:space="preserve">     SHIFT 1</w:t>
+              <w:t xml:space="preserve">     ROUND 1</w:t>
             </w:r>
           </w:p>
           <w:p>
@@ -1752,7 +1752,7 @@
                 <w:sz w:val="12"/>
                 <w:szCs w:val="12"/>
               </w:rPr>
-              <w:t xml:space="preserve">     SHIFT 1</w:t>
+              <w:t xml:space="preserve">     ROUND 1</w:t>
             </w:r>
           </w:p>
           <w:p>
@@ -1924,7 +1924,7 @@
                 <w:sz w:val="12"/>
                 <w:szCs w:val="12"/>
               </w:rPr>
-              <w:t xml:space="preserve">     SHIFT 2</w:t>
+              <w:t xml:space="preserve">     ROUND 2</w:t>
             </w:r>
           </w:p>
           <w:p>
@@ -2069,7 +2069,7 @@
                 <w:sz w:val="12"/>
                 <w:szCs w:val="12"/>
               </w:rPr>
-              <w:t xml:space="preserve">     SHIFT 2</w:t>
+              <w:t xml:space="preserve">     ROUND 2</w:t>
             </w:r>
           </w:p>
           <w:p>
@@ -2219,7 +2219,7 @@
                 <w:sz w:val="12"/>
                 <w:szCs w:val="12"/>
               </w:rPr>
-              <w:t xml:space="preserve">     SHIFT 2</w:t>
+              <w:t xml:space="preserve">     ROUND 2</w:t>
             </w:r>
           </w:p>
           <w:p>
@@ -2364,7 +2364,7 @@
                 <w:sz w:val="12"/>
                 <w:szCs w:val="12"/>
               </w:rPr>
-              <w:t xml:space="preserve">     SHIFT 2</w:t>
+              <w:t xml:space="preserve">     ROUND 2</w:t>
             </w:r>
           </w:p>
           <w:p>
@@ -2536,7 +2536,7 @@
                 <w:sz w:val="12"/>
                 <w:szCs w:val="12"/>
               </w:rPr>
-              <w:t xml:space="preserve">     SHIFT 2</w:t>
+              <w:t xml:space="preserve">     ROUND 2</w:t>
             </w:r>
           </w:p>
           <w:p>
@@ -2681,7 +2681,7 @@
                 <w:sz w:val="12"/>
                 <w:szCs w:val="12"/>
               </w:rPr>
-              <w:t xml:space="preserve">     SHIFT 2</w:t>
+              <w:t xml:space="preserve">     ROUND 2</w:t>
             </w:r>
           </w:p>
           <w:p>
@@ -2831,7 +2831,7 @@
                 <w:sz w:val="12"/>
                 <w:szCs w:val="12"/>
               </w:rPr>
-              <w:t xml:space="preserve">     SHIFT 2</w:t>
+              <w:t xml:space="preserve">     ROUND 2</w:t>
             </w:r>
           </w:p>
           <w:p>
@@ -2976,7 +2976,7 @@
                 <w:sz w:val="12"/>
                 <w:szCs w:val="12"/>
               </w:rPr>
-              <w:t xml:space="preserve">     SHIFT 2</w:t>
+              <w:t xml:space="preserve">     ROUND 2</w:t>
             </w:r>
           </w:p>
           <w:p>
@@ -3148,7 +3148,7 @@
                 <w:sz w:val="12"/>
                 <w:szCs w:val="12"/>
               </w:rPr>
-              <w:t xml:space="preserve">     SHIFT 2</w:t>
+              <w:t xml:space="preserve">     ROUND 2</w:t>
             </w:r>
           </w:p>
           <w:p>
@@ -3293,7 +3293,7 @@
                 <w:sz w:val="12"/>
                 <w:szCs w:val="12"/>
               </w:rPr>
-              <w:t xml:space="preserve">     SHIFT 2</w:t>
+              <w:t xml:space="preserve">     ROUND 2</w:t>
             </w:r>
           </w:p>
           <w:p>
@@ -3443,7 +3443,7 @@
                 <w:sz w:val="12"/>
                 <w:szCs w:val="12"/>
               </w:rPr>
-              <w:t xml:space="preserve">     SHIFT 2</w:t>
+              <w:t xml:space="preserve">     ROUND 2</w:t>
             </w:r>
           </w:p>
           <w:p>
@@ -3588,7 +3588,7 @@
                 <w:sz w:val="12"/>
                 <w:szCs w:val="12"/>
               </w:rPr>
-              <w:t xml:space="preserve">     SHIFT 2</w:t>
+              <w:t xml:space="preserve">     ROUND 2</w:t>
             </w:r>
           </w:p>
           <w:p>
@@ -3760,7 +3760,7 @@
                 <w:sz w:val="12"/>
                 <w:szCs w:val="12"/>
               </w:rPr>
-              <w:t xml:space="preserve">     SHIFT 3</w:t>
+              <w:t xml:space="preserve">     ROUND 3</w:t>
             </w:r>
           </w:p>
           <w:p>
@@ -3905,7 +3905,7 @@
                 <w:sz w:val="12"/>
                 <w:szCs w:val="12"/>
               </w:rPr>
-              <w:t xml:space="preserve">     SHIFT 3</w:t>
+              <w:t xml:space="preserve">     ROUND 3</w:t>
             </w:r>
           </w:p>
           <w:p>
@@ -4055,7 +4055,7 @@
                 <w:sz w:val="12"/>
                 <w:szCs w:val="12"/>
               </w:rPr>
-              <w:t xml:space="preserve">     SHIFT 3</w:t>
+              <w:t xml:space="preserve">     ROUND 3</w:t>
             </w:r>
           </w:p>
           <w:p>
@@ -4200,7 +4200,7 @@
                 <w:sz w:val="12"/>
                 <w:szCs w:val="12"/>
               </w:rPr>
-              <w:t xml:space="preserve">     SHIFT 3</w:t>
+              <w:t xml:space="preserve">     ROUND 3</w:t>
             </w:r>
           </w:p>
           <w:p>
@@ -4372,7 +4372,7 @@
                 <w:sz w:val="12"/>
                 <w:szCs w:val="12"/>
               </w:rPr>
-              <w:t xml:space="preserve">     SHIFT 3</w:t>
+              <w:t xml:space="preserve">     ROUND 3</w:t>
             </w:r>
           </w:p>
           <w:p>
@@ -4517,7 +4517,7 @@
                 <w:sz w:val="12"/>
                 <w:szCs w:val="12"/>
               </w:rPr>
-              <w:t xml:space="preserve">     SHIFT 3</w:t>
+              <w:t xml:space="preserve">     ROUND 3</w:t>
             </w:r>
           </w:p>
           <w:p>
@@ -4667,7 +4667,7 @@
                 <w:sz w:val="12"/>
                 <w:szCs w:val="12"/>
               </w:rPr>
-              <w:t xml:space="preserve">     AFTERSHOCK</w:t>
+              <w:t xml:space="preserve">     ROUND 4</w:t>
             </w:r>
           </w:p>
           <w:p>
@@ -4812,7 +4812,7 @@
                 <w:sz w:val="12"/>
                 <w:szCs w:val="12"/>
               </w:rPr>
-              <w:t xml:space="preserve">     AFTERSHOCK</w:t>
+              <w:t xml:space="preserve">     ROUND 4</w:t>
             </w:r>
           </w:p>
           <w:p>
@@ -4984,7 +4984,7 @@
                 <w:sz w:val="12"/>
                 <w:szCs w:val="12"/>
               </w:rPr>
-              <w:t xml:space="preserve">     AFTERSHOCK</w:t>
+              <w:t xml:space="preserve">     ROUND 4</w:t>
             </w:r>
           </w:p>
           <w:p>
@@ -5129,7 +5129,7 @@
                 <w:sz w:val="12"/>
                 <w:szCs w:val="12"/>
               </w:rPr>
-              <w:t xml:space="preserve">     AFTERSHOCK</w:t>
+              <w:t xml:space="preserve">     ROUND 4</w:t>
             </w:r>
           </w:p>
           <w:p>
@@ -5279,7 +5279,7 @@
                 <w:sz w:val="12"/>
                 <w:szCs w:val="12"/>
               </w:rPr>
-              <w:t xml:space="preserve">     AFTERSHOCK</w:t>
+              <w:t xml:space="preserve">     ROUND 4</w:t>
             </w:r>
           </w:p>
           <w:p>
@@ -5424,7 +5424,7 @@
                 <w:sz w:val="12"/>
                 <w:szCs w:val="12"/>
               </w:rPr>
-              <w:t xml:space="preserve">     AFTERSHOCK</w:t>
+              <w:t xml:space="preserve">     ROUND 4</w:t>
             </w:r>
           </w:p>
           <w:p>

--- a/kit/UNDERCITY_FaultCards.docx
+++ b/kit/UNDERCITY_FaultCards.docx
@@ -5796,7 +5796,7 @@
                 <w:sz w:val="18"/>
                 <w:szCs w:val="18"/>
               </w:rPr>
-              <w:t xml:space="preserve">Two interlocks, two authorities. Neither figure is written anywhere in this binder.</w:t>
+              <w:t xml:space="preserve">Two interlocks, two authorities, and a bus rating of your own. Only the last figure is written in this binder.</w:t>
             </w:r>
           </w:p>
           <w:p>
@@ -6091,7 +6091,7 @@
                 <w:sz w:val="18"/>
                 <w:szCs w:val="18"/>
               </w:rPr>
-              <w:t xml:space="preserve">Sterilisation will not release without both a biological clearance and a bypass rating.</w:t>
+              <w:t xml:space="preserve">Sterilisation will not release without a biological clearance, a bypass rating and an override authorisation.</w:t>
             </w:r>
           </w:p>
           <w:p>
@@ -6408,7 +6408,7 @@
                 <w:sz w:val="18"/>
                 <w:szCs w:val="18"/>
               </w:rPr>
-              <w:t xml:space="preserve">Failover needs a route rating and a telemetry rating before it will hand over.</w:t>
+              <w:t xml:space="preserve">Failover needs a route rating, a telemetry rating and a reservoir pressure figure before it will hand over.</w:t>
             </w:r>
           </w:p>
           <w:p>
@@ -6703,7 +6703,7 @@
                 <w:sz w:val="18"/>
                 <w:szCs w:val="18"/>
               </w:rPr>
-              <w:t xml:space="preserve">The beacons and the diversion both want a figure, and neither is a transport figure.</w:t>
+              <w:t xml:space="preserve">The beacons, the diversion and the emergency bus each want a figure, and none is a transport figure.</w:t>
             </w:r>
           </w:p>
           <w:p>
@@ -7020,7 +7020,7 @@
                 <w:sz w:val="18"/>
                 <w:szCs w:val="18"/>
               </w:rPr>
-              <w:t xml:space="preserve">The vault will not seal until both its broadcast clearance and its chiller feed are confirmed.</w:t>
+              <w:t xml:space="preserve">The vault will not seal until its broadcast clearance, its chiller feed and its own humidity setpoint are confirmed.</w:t>
             </w:r>
           </w:p>
           <w:p>
@@ -7315,7 +7315,7 @@
                 <w:sz w:val="18"/>
                 <w:szCs w:val="18"/>
               </w:rPr>
-              <w:t xml:space="preserve">The uplink wants its feed rating and its cabinet filtration rating. It holds neither.</w:t>
+              <w:t xml:space="preserve">The uplink wants its feed rating, its cabinet filtration rating and its reset key. It holds only the last.</w:t>
             </w:r>
           </w:p>
           <w:p>

--- a/kit/UNDERCITY_FaultCards.docx
+++ b/kit/UNDERCITY_FaultCards.docx
@@ -68,7 +68,7 @@
                 <w:sz w:val="15"/>
                 <w:szCs w:val="15"/>
               </w:rPr>
-              <w:t xml:space="preserve"> · POWER GRID · ROUND 0</w:t>
+              <w:t xml:space="preserve"> · POWER GRID</w:t>
             </w:r>
           </w:p>
           <w:p>
@@ -212,7 +212,7 @@
                 <w:sz w:val="15"/>
                 <w:szCs w:val="15"/>
               </w:rPr>
-              <w:t xml:space="preserve"> · WATER &amp; FILTRATION · ROUND 0</w:t>
+              <w:t xml:space="preserve"> · WATER &amp; FILTRATION</w:t>
             </w:r>
           </w:p>
           <w:p>
@@ -356,7 +356,7 @@
                 <w:sz w:val="15"/>
                 <w:szCs w:val="15"/>
               </w:rPr>
-              <w:t xml:space="preserve"> · MEDICAL BAY · ROUND 0</w:t>
+              <w:t xml:space="preserve"> · MEDICAL BAY</w:t>
             </w:r>
           </w:p>
           <w:p>
@@ -628,7 +628,7 @@
                 <w:sz w:val="15"/>
                 <w:szCs w:val="15"/>
               </w:rPr>
-              <w:t xml:space="preserve"> · TRANSPORT &amp; TUNNELS · ROUND 0</w:t>
+              <w:t xml:space="preserve"> · TRANSPORT &amp; TUNNELS</w:t>
             </w:r>
           </w:p>
           <w:p>
@@ -772,7 +772,7 @@
                 <w:sz w:val="15"/>
                 <w:szCs w:val="15"/>
               </w:rPr>
-              <w:t xml:space="preserve"> · AGRICULTURE · ROUND 0</w:t>
+              <w:t xml:space="preserve"> · AGRICULTURE</w:t>
             </w:r>
           </w:p>
           <w:p>
@@ -916,7 +916,7 @@
                 <w:sz w:val="15"/>
                 <w:szCs w:val="15"/>
               </w:rPr>
-              <w:t xml:space="preserve"> · COMMS &amp; SENSORS · ROUND 0</w:t>
+              <w:t xml:space="preserve"> · COMMS &amp; SENSORS</w:t>
             </w:r>
           </w:p>
           <w:p>
@@ -1188,7 +1188,7 @@
                 <w:sz w:val="15"/>
                 <w:szCs w:val="15"/>
               </w:rPr>
-              <w:t xml:space="preserve"> · POWER GRID · ROUND 1</w:t>
+              <w:t xml:space="preserve"> · POWER GRID</w:t>
             </w:r>
           </w:p>
           <w:p>
@@ -1332,7 +1332,7 @@
                 <w:sz w:val="15"/>
                 <w:szCs w:val="15"/>
               </w:rPr>
-              <w:t xml:space="preserve"> · WATER &amp; FILTRATION · ROUND 1</w:t>
+              <w:t xml:space="preserve"> · WATER &amp; FILTRATION</w:t>
             </w:r>
           </w:p>
           <w:p>
@@ -1476,7 +1476,7 @@
                 <w:sz w:val="15"/>
                 <w:szCs w:val="15"/>
               </w:rPr>
-              <w:t xml:space="preserve"> · MEDICAL BAY · ROUND 1</w:t>
+              <w:t xml:space="preserve"> · MEDICAL BAY</w:t>
             </w:r>
           </w:p>
           <w:p>
@@ -1748,7 +1748,7 @@
                 <w:sz w:val="15"/>
                 <w:szCs w:val="15"/>
               </w:rPr>
-              <w:t xml:space="preserve"> · TRANSPORT &amp; TUNNELS · ROUND 1</w:t>
+              <w:t xml:space="preserve"> · TRANSPORT &amp; TUNNELS</w:t>
             </w:r>
           </w:p>
           <w:p>
@@ -1892,7 +1892,7 @@
                 <w:sz w:val="15"/>
                 <w:szCs w:val="15"/>
               </w:rPr>
-              <w:t xml:space="preserve"> · AGRICULTURE · ROUND 1</w:t>
+              <w:t xml:space="preserve"> · AGRICULTURE</w:t>
             </w:r>
           </w:p>
           <w:p>
@@ -2036,7 +2036,7 @@
                 <w:sz w:val="15"/>
                 <w:szCs w:val="15"/>
               </w:rPr>
-              <w:t xml:space="preserve"> · COMMS &amp; SENSORS · ROUND 1</w:t>
+              <w:t xml:space="preserve"> · COMMS &amp; SENSORS</w:t>
             </w:r>
           </w:p>
           <w:p>
@@ -2308,7 +2308,7 @@
                 <w:sz w:val="15"/>
                 <w:szCs w:val="15"/>
               </w:rPr>
-              <w:t xml:space="preserve"> · POWER GRID · ROUND 2</w:t>
+              <w:t xml:space="preserve"> · POWER GRID</w:t>
             </w:r>
           </w:p>
           <w:p>
@@ -2452,7 +2452,7 @@
                 <w:sz w:val="15"/>
                 <w:szCs w:val="15"/>
               </w:rPr>
-              <w:t xml:space="preserve"> · POWER GRID · ROUND 2</w:t>
+              <w:t xml:space="preserve"> · POWER GRID</w:t>
             </w:r>
           </w:p>
           <w:p>
@@ -2596,7 +2596,7 @@
                 <w:sz w:val="15"/>
                 <w:szCs w:val="15"/>
               </w:rPr>
-              <w:t xml:space="preserve"> · WATER &amp; FILTRATION · ROUND 2</w:t>
+              <w:t xml:space="preserve"> · WATER &amp; FILTRATION</w:t>
             </w:r>
           </w:p>
           <w:p>
@@ -2750,7 +2750,7 @@
                 <w:sz w:val="15"/>
                 <w:szCs w:val="15"/>
               </w:rPr>
-              <w:t xml:space="preserve"> · WATER &amp; FILTRATION · ROUND 2</w:t>
+              <w:t xml:space="preserve"> · WATER &amp; FILTRATION</w:t>
             </w:r>
           </w:p>
           <w:p>
@@ -2894,7 +2894,7 @@
                 <w:sz w:val="15"/>
                 <w:szCs w:val="15"/>
               </w:rPr>
-              <w:t xml:space="preserve"> · MEDICAL BAY · ROUND 2</w:t>
+              <w:t xml:space="preserve"> · MEDICAL BAY</w:t>
             </w:r>
           </w:p>
           <w:p>
@@ -3038,7 +3038,7 @@
                 <w:sz w:val="15"/>
                 <w:szCs w:val="15"/>
               </w:rPr>
-              <w:t xml:space="preserve"> · MEDICAL BAY · ROUND 2</w:t>
+              <w:t xml:space="preserve"> · MEDICAL BAY</w:t>
             </w:r>
           </w:p>
           <w:p>
@@ -3310,7 +3310,7 @@
                 <w:sz w:val="15"/>
                 <w:szCs w:val="15"/>
               </w:rPr>
-              <w:t xml:space="preserve"> · TRANSPORT &amp; TUNNELS · ROUND 2</w:t>
+              <w:t xml:space="preserve"> · TRANSPORT &amp; TUNNELS</w:t>
             </w:r>
           </w:p>
           <w:p>
@@ -3454,7 +3454,7 @@
                 <w:sz w:val="15"/>
                 <w:szCs w:val="15"/>
               </w:rPr>
-              <w:t xml:space="preserve"> · TRANSPORT &amp; TUNNELS · ROUND 2</w:t>
+              <w:t xml:space="preserve"> · TRANSPORT &amp; TUNNELS</w:t>
             </w:r>
           </w:p>
           <w:p>
@@ -3598,7 +3598,7 @@
                 <w:sz w:val="15"/>
                 <w:szCs w:val="15"/>
               </w:rPr>
-              <w:t xml:space="preserve"> · AGRICULTURE · ROUND 2</w:t>
+              <w:t xml:space="preserve"> · AGRICULTURE</w:t>
             </w:r>
           </w:p>
           <w:p>
@@ -3870,7 +3870,7 @@
                 <w:sz w:val="15"/>
                 <w:szCs w:val="15"/>
               </w:rPr>
-              <w:t xml:space="preserve"> · AGRICULTURE · ROUND 2</w:t>
+              <w:t xml:space="preserve"> · AGRICULTURE</w:t>
             </w:r>
           </w:p>
           <w:p>
@@ -4014,7 +4014,7 @@
                 <w:sz w:val="15"/>
                 <w:szCs w:val="15"/>
               </w:rPr>
-              <w:t xml:space="preserve"> · COMMS &amp; SENSORS · ROUND 2</w:t>
+              <w:t xml:space="preserve"> · COMMS &amp; SENSORS</w:t>
             </w:r>
           </w:p>
           <w:p>
@@ -4158,7 +4158,7 @@
                 <w:sz w:val="15"/>
                 <w:szCs w:val="15"/>
               </w:rPr>
-              <w:t xml:space="preserve"> · COMMS &amp; SENSORS · ROUND 2</w:t>
+              <w:t xml:space="preserve"> · COMMS &amp; SENSORS</w:t>
             </w:r>
           </w:p>
           <w:p>
@@ -4430,7 +4430,7 @@
                 <w:sz w:val="15"/>
                 <w:szCs w:val="15"/>
               </w:rPr>
-              <w:t xml:space="preserve"> · POWER GRID · ROUND 3</w:t>
+              <w:t xml:space="preserve"> · POWER GRID</w:t>
             </w:r>
           </w:p>
           <w:p>
@@ -4574,7 +4574,7 @@
                 <w:sz w:val="15"/>
                 <w:szCs w:val="15"/>
               </w:rPr>
-              <w:t xml:space="preserve"> · WATER &amp; FILTRATION · ROUND 3</w:t>
+              <w:t xml:space="preserve"> · WATER &amp; FILTRATION</w:t>
             </w:r>
           </w:p>
           <w:p>
@@ -4718,7 +4718,7 @@
                 <w:sz w:val="15"/>
                 <w:szCs w:val="15"/>
               </w:rPr>
-              <w:t xml:space="preserve"> · MEDICAL BAY · ROUND 3</w:t>
+              <w:t xml:space="preserve"> · MEDICAL BAY</w:t>
             </w:r>
           </w:p>
           <w:p>
@@ -4990,7 +4990,7 @@
                 <w:sz w:val="15"/>
                 <w:szCs w:val="15"/>
               </w:rPr>
-              <w:t xml:space="preserve"> · TRANSPORT &amp; TUNNELS · ROUND 3</w:t>
+              <w:t xml:space="preserve"> · TRANSPORT &amp; TUNNELS</w:t>
             </w:r>
           </w:p>
           <w:p>
@@ -5134,7 +5134,7 @@
                 <w:sz w:val="15"/>
                 <w:szCs w:val="15"/>
               </w:rPr>
-              <w:t xml:space="preserve"> · AGRICULTURE · ROUND 3</w:t>
+              <w:t xml:space="preserve"> · AGRICULTURE</w:t>
             </w:r>
           </w:p>
           <w:p>
@@ -5278,7 +5278,7 @@
                 <w:sz w:val="15"/>
                 <w:szCs w:val="15"/>
               </w:rPr>
-              <w:t xml:space="preserve"> · COMMS &amp; SENSORS · ROUND 3</w:t>
+              <w:t xml:space="preserve"> · COMMS &amp; SENSORS</w:t>
             </w:r>
           </w:p>
           <w:p>
@@ -5432,7 +5432,7 @@
                 <w:sz w:val="15"/>
                 <w:szCs w:val="15"/>
               </w:rPr>
-              <w:t xml:space="preserve"> · POWER GRID · ROUND 4</w:t>
+              <w:t xml:space="preserve"> · POWER GRID</w:t>
             </w:r>
           </w:p>
           <w:p>
@@ -5576,7 +5576,7 @@
                 <w:sz w:val="15"/>
                 <w:szCs w:val="15"/>
               </w:rPr>
-              <w:t xml:space="preserve"> · MEDICAL BAY · ROUND 4</w:t>
+              <w:t xml:space="preserve"> · MEDICAL BAY</w:t>
             </w:r>
           </w:p>
           <w:p>
@@ -5720,7 +5720,7 @@
                 <w:sz w:val="15"/>
                 <w:szCs w:val="15"/>
               </w:rPr>
-              <w:t xml:space="preserve"> · WATER &amp; FILTRATION · ROUND 4</w:t>
+              <w:t xml:space="preserve"> · WATER &amp; FILTRATION</w:t>
             </w:r>
           </w:p>
           <w:p>
@@ -5992,7 +5992,7 @@
                 <w:sz w:val="15"/>
                 <w:szCs w:val="15"/>
               </w:rPr>
-              <w:t xml:space="preserve"> · TRANSPORT &amp; TUNNELS · ROUND 4</w:t>
+              <w:t xml:space="preserve"> · TRANSPORT &amp; TUNNELS</w:t>
             </w:r>
           </w:p>
           <w:p>
@@ -6136,7 +6136,7 @@
                 <w:sz w:val="15"/>
                 <w:szCs w:val="15"/>
               </w:rPr>
-              <w:t xml:space="preserve"> · AGRICULTURE · ROUND 4</w:t>
+              <w:t xml:space="preserve"> · AGRICULTURE</w:t>
             </w:r>
           </w:p>
           <w:p>
@@ -6280,7 +6280,7 @@
                 <w:sz w:val="15"/>
                 <w:szCs w:val="15"/>
               </w:rPr>
-              <w:t xml:space="preserve"> · COMMS &amp; SENSORS · ROUND 4</w:t>
+              <w:t xml:space="preserve"> · COMMS &amp; SENSORS</w:t>
             </w:r>
           </w:p>
           <w:p>
@@ -6552,7 +6552,7 @@
                 <w:sz w:val="15"/>
                 <w:szCs w:val="15"/>
               </w:rPr>
-              <w:t xml:space="preserve"> · POWER GRID · REFERENCE CHAIN</w:t>
+              <w:t xml:space="preserve"> · POWER GRID</w:t>
             </w:r>
           </w:p>
           <w:p>
@@ -6696,7 +6696,7 @@
                 <w:sz w:val="15"/>
                 <w:szCs w:val="15"/>
               </w:rPr>
-              <w:t xml:space="preserve"> · POWER GRID · REFERENCE CHAIN</w:t>
+              <w:t xml:space="preserve"> · POWER GRID</w:t>
             </w:r>
           </w:p>
           <w:p>
@@ -6840,7 +6840,7 @@
                 <w:sz w:val="15"/>
                 <w:szCs w:val="15"/>
               </w:rPr>
-              <w:t xml:space="preserve"> · WATER &amp; FILTRATION · REFERENCE CHAIN</w:t>
+              <w:t xml:space="preserve"> · WATER &amp; FILTRATION</w:t>
             </w:r>
           </w:p>
           <w:p>
@@ -7112,7 +7112,7 @@
                 <w:sz w:val="15"/>
                 <w:szCs w:val="15"/>
               </w:rPr>
-              <w:t xml:space="preserve"> · WATER &amp; FILTRATION · REFERENCE CHAIN</w:t>
+              <w:t xml:space="preserve"> · WATER &amp; FILTRATION</w:t>
             </w:r>
           </w:p>
           <w:p>
@@ -7256,7 +7256,7 @@
                 <w:sz w:val="15"/>
                 <w:szCs w:val="15"/>
               </w:rPr>
-              <w:t xml:space="preserve"> · MEDICAL BAY · REFERENCE CHAIN</w:t>
+              <w:t xml:space="preserve"> · MEDICAL BAY</w:t>
             </w:r>
           </w:p>
           <w:p>
@@ -7400,7 +7400,7 @@
                 <w:sz w:val="15"/>
                 <w:szCs w:val="15"/>
               </w:rPr>
-              <w:t xml:space="preserve"> · MEDICAL BAY · REFERENCE CHAIN</w:t>
+              <w:t xml:space="preserve"> · MEDICAL BAY</w:t>
             </w:r>
           </w:p>
           <w:p>
@@ -7672,7 +7672,7 @@
                 <w:sz w:val="15"/>
                 <w:szCs w:val="15"/>
               </w:rPr>
-              <w:t xml:space="preserve"> · TRANSPORT &amp; TUNNELS · REFERENCE CHAIN</w:t>
+              <w:t xml:space="preserve"> · TRANSPORT &amp; TUNNELS</w:t>
             </w:r>
           </w:p>
           <w:p>
@@ -7816,7 +7816,7 @@
                 <w:sz w:val="15"/>
                 <w:szCs w:val="15"/>
               </w:rPr>
-              <w:t xml:space="preserve"> · TRANSPORT &amp; TUNNELS · REFERENCE CHAIN</w:t>
+              <w:t xml:space="preserve"> · TRANSPORT &amp; TUNNELS</w:t>
             </w:r>
           </w:p>
           <w:p>
@@ -7960,7 +7960,7 @@
                 <w:sz w:val="15"/>
                 <w:szCs w:val="15"/>
               </w:rPr>
-              <w:t xml:space="preserve"> · AGRICULTURE · REFERENCE CHAIN</w:t>
+              <w:t xml:space="preserve"> · AGRICULTURE</w:t>
             </w:r>
           </w:p>
           <w:p>
@@ -8114,7 +8114,7 @@
                 <w:sz w:val="15"/>
                 <w:szCs w:val="15"/>
               </w:rPr>
-              <w:t xml:space="preserve"> · AGRICULTURE · REFERENCE CHAIN</w:t>
+              <w:t xml:space="preserve"> · AGRICULTURE</w:t>
             </w:r>
           </w:p>
           <w:p>
@@ -8258,7 +8258,7 @@
                 <w:sz w:val="15"/>
                 <w:szCs w:val="15"/>
               </w:rPr>
-              <w:t xml:space="preserve"> · COMMS &amp; SENSORS · REFERENCE CHAIN</w:t>
+              <w:t xml:space="preserve"> · COMMS &amp; SENSORS</w:t>
             </w:r>
           </w:p>
           <w:p>
@@ -8402,7 +8402,7 @@
                 <w:sz w:val="15"/>
                 <w:szCs w:val="15"/>
               </w:rPr>
-              <w:t xml:space="preserve"> · COMMS &amp; SENSORS · REFERENCE CHAIN</w:t>
+              <w:t xml:space="preserve"> · COMMS &amp; SENSORS</w:t>
             </w:r>
           </w:p>
           <w:p>
@@ -8674,7 +8674,7 @@
                 <w:sz w:val="15"/>
                 <w:szCs w:val="15"/>
               </w:rPr>
-              <w:t xml:space="preserve"> · POWER GRID · LATE SHIFT</w:t>
+              <w:t xml:space="preserve"> · POWER GRID</w:t>
             </w:r>
           </w:p>
           <w:p>
@@ -8818,7 +8818,7 @@
                 <w:sz w:val="15"/>
                 <w:szCs w:val="15"/>
               </w:rPr>
-              <w:t xml:space="preserve"> · POWER GRID · LATE SHIFT</w:t>
+              <w:t xml:space="preserve"> · POWER GRID</w:t>
             </w:r>
           </w:p>
           <w:p>
@@ -8978,7 +8978,7 @@
                 <w:sz w:val="15"/>
                 <w:szCs w:val="15"/>
               </w:rPr>
-              <w:t xml:space="preserve"> · WATER &amp; FILTRATION · LATE SHIFT</w:t>
+              <w:t xml:space="preserve"> · WATER &amp; FILTRATION</w:t>
             </w:r>
           </w:p>
           <w:p>
@@ -9250,7 +9250,7 @@
                 <w:sz w:val="15"/>
                 <w:szCs w:val="15"/>
               </w:rPr>
-              <w:t xml:space="preserve"> · WATER &amp; FILTRATION · LATE SHIFT</w:t>
+              <w:t xml:space="preserve"> · WATER &amp; FILTRATION</w:t>
             </w:r>
           </w:p>
           <w:p>
@@ -9410,7 +9410,7 @@
                 <w:sz w:val="15"/>
                 <w:szCs w:val="15"/>
               </w:rPr>
-              <w:t xml:space="preserve"> · MEDICAL BAY · LATE SHIFT</w:t>
+              <w:t xml:space="preserve"> · MEDICAL BAY</w:t>
             </w:r>
           </w:p>
           <w:p>
@@ -9554,7 +9554,7 @@
                 <w:sz w:val="15"/>
                 <w:szCs w:val="15"/>
               </w:rPr>
-              <w:t xml:space="preserve"> · MEDICAL BAY · LATE SHIFT</w:t>
+              <w:t xml:space="preserve"> · MEDICAL BAY</w:t>
             </w:r>
           </w:p>
           <w:p>
@@ -9842,7 +9842,7 @@
                 <w:sz w:val="15"/>
                 <w:szCs w:val="15"/>
               </w:rPr>
-              <w:t xml:space="preserve"> · TRANSPORT &amp; TUNNELS · LATE SHIFT</w:t>
+              <w:t xml:space="preserve"> · TRANSPORT &amp; TUNNELS</w:t>
             </w:r>
           </w:p>
           <w:p>
@@ -9986,7 +9986,7 @@
                 <w:sz w:val="15"/>
                 <w:szCs w:val="15"/>
               </w:rPr>
-              <w:t xml:space="preserve"> · TRANSPORT &amp; TUNNELS · LATE SHIFT</w:t>
+              <w:t xml:space="preserve"> · TRANSPORT &amp; TUNNELS</w:t>
             </w:r>
           </w:p>
           <w:p>
@@ -10146,7 +10146,7 @@
                 <w:sz w:val="15"/>
                 <w:szCs w:val="15"/>
               </w:rPr>
-              <w:t xml:space="preserve"> · AGRICULTURE · LATE SHIFT</w:t>
+              <w:t xml:space="preserve"> · AGRICULTURE</w:t>
             </w:r>
           </w:p>
           <w:p>
@@ -10418,7 +10418,7 @@
                 <w:sz w:val="15"/>
                 <w:szCs w:val="15"/>
               </w:rPr>
-              <w:t xml:space="preserve"> · AGRICULTURE · LATE SHIFT</w:t>
+              <w:t xml:space="preserve"> · AGRICULTURE</w:t>
             </w:r>
           </w:p>
           <w:p>
@@ -10578,7 +10578,7 @@
                 <w:sz w:val="15"/>
                 <w:szCs w:val="15"/>
               </w:rPr>
-              <w:t xml:space="preserve"> · COMMS &amp; SENSORS · LATE SHIFT</w:t>
+              <w:t xml:space="preserve"> · COMMS &amp; SENSORS</w:t>
             </w:r>
           </w:p>
           <w:p>
@@ -10722,7 +10722,7 @@
                 <w:sz w:val="15"/>
                 <w:szCs w:val="15"/>
               </w:rPr>
-              <w:t xml:space="preserve"> · COMMS &amp; SENSORS · LATE SHIFT</w:t>
+              <w:t xml:space="preserve"> · COMMS &amp; SENSORS</w:t>
             </w:r>
           </w:p>
           <w:p>
